--- a/docs/Solución OE1_Requerimientos.docx
+++ b/docs/Solución OE1_Requerimientos.docx
@@ -1940,14 +1940,7 @@
                 <w:sz w:val="20"/>
                 <w:szCs w:val="20"/>
               </w:rPr>
-              <w:t xml:space="preserve">Cada nivel desarrolla de manera explícita una o más facetas del pensamiento computacional. Ninguna mecánica se incorpora si no </w:t>
-            </w:r>
-            <w:r>
-              <w:rPr>
-                <w:sz w:val="20"/>
-                <w:szCs w:val="20"/>
-              </w:rPr>
-              <w:t>puede asociarse a una faceta identificable.</w:t>
+              <w:t>Cada nivel desarrolla de manera explícita una o más facetas del pensamiento computacional. Ninguna mecánica se incorpora si no puede asociarse a una faceta identificable.</w:t>
             </w:r>
           </w:p>
         </w:tc>
@@ -2302,14 +2295,7 @@
                 <w:sz w:val="20"/>
                 <w:szCs w:val="20"/>
               </w:rPr>
-              <w:t xml:space="preserve">El NPC guía formula preguntas y descompone el objetivo, pero no entrega la solución. Interviene al abrir el nivel, para formular y descomponer el objetivo, y al cerrarlo, para nombrar la habilidad </w:t>
-            </w:r>
-            <w:r>
-              <w:rPr>
-                <w:sz w:val="20"/>
-                <w:szCs w:val="20"/>
-              </w:rPr>
-              <w:t>ejercitada. Durante el juego escribe la instrucción de cada tarea al empezarla, la repite cuando el estudiante pide ayuda y formula una pista tras tres intentos fallidos consecutivos en una misma tarea; además habla en las escenas narrativas que enlazan las fases del Nivel 2 y en la que sigue a la primera prueba fallida de la balsa del Nivel 3.</w:t>
+              <w:t>El NPC guía formula preguntas y descompone el objetivo, pero no entrega la solución. Interviene al abrir el nivel, para formular y descomponer el objetivo, y al cerrarlo, para nombrar la habilidad ejercitada. Durante el juego escribe la instrucción de cada tarea al empezarla, la repite cuando el estudiante pide ayuda y formula una pista tras tres intentos fallidos consecutivos en una misma tarea; además habla en las escenas narrativas que enlazan las fases del Nivel 2 y en la que sigue a la primera prueba fallida de la balsa del Nivel 3.</w:t>
             </w:r>
           </w:p>
         </w:tc>
@@ -2774,14 +2760,7 @@
                 <w:sz w:val="20"/>
                 <w:szCs w:val="20"/>
               </w:rPr>
-              <w:t xml:space="preserve">Plataforma de </w:t>
-            </w:r>
-            <w:r>
-              <w:rPr>
-                <w:sz w:val="20"/>
-                <w:szCs w:val="20"/>
-              </w:rPr>
-              <w:t>desarrollo</w:t>
+              <w:t>Plataforma de desarrollo</w:t>
             </w:r>
           </w:p>
         </w:tc>
@@ -2926,14 +2905,7 @@
                 <w:sz w:val="20"/>
                 <w:szCs w:val="20"/>
               </w:rPr>
-              <w:t xml:space="preserve">Distribución </w:t>
-            </w:r>
-            <w:r>
-              <w:rPr>
-                <w:sz w:val="20"/>
-                <w:szCs w:val="20"/>
-              </w:rPr>
-              <w:t>autocontenida</w:t>
+              <w:t>Distribución autocontenida</w:t>
             </w:r>
           </w:p>
         </w:tc>
@@ -3027,14 +2999,7 @@
                 <w:sz w:val="20"/>
                 <w:szCs w:val="20"/>
               </w:rPr>
-              <w:t xml:space="preserve">Cada nivel se implementa en escenas y en un módulo de código propios —el Nivel 2, en una </w:t>
-            </w:r>
-            <w:r>
-              <w:rPr>
-                <w:sz w:val="20"/>
-                <w:szCs w:val="20"/>
-              </w:rPr>
-              <w:t>escena por fase—, con componentes reutilizables y sin referencias a otro nivel, de modo que agregar o retirar un nivel no afecte a los demás.</w:t>
+              <w:t>Cada nivel se implementa en escenas y en un módulo de código propios —el Nivel 2, en una escena por fase—, con componentes reutilizables y sin referencias a otro nivel, de modo que agregar o retirar un nivel no afecte a los demás.</w:t>
             </w:r>
           </w:p>
         </w:tc>
@@ -3295,7 +3260,23 @@
                 <w:sz w:val="20"/>
                 <w:szCs w:val="20"/>
               </w:rPr>
-              <w:t>Golden Path garantizado</w:t>
+              <w:t xml:space="preserve">Golden </w:t>
+            </w:r>
+            <w:proofErr w:type="spellStart"/>
+            <w:r>
+              <w:rPr>
+                <w:sz w:val="20"/>
+                <w:szCs w:val="20"/>
+              </w:rPr>
+              <w:t>Path</w:t>
+            </w:r>
+            <w:proofErr w:type="spellEnd"/>
+            <w:r>
+              <w:rPr>
+                <w:sz w:val="20"/>
+                <w:szCs w:val="20"/>
+              </w:rPr>
+              <w:t xml:space="preserve"> garantizado</w:t>
             </w:r>
           </w:p>
         </w:tc>
@@ -3734,14 +3715,7 @@
                 <w:sz w:val="20"/>
                 <w:szCs w:val="20"/>
               </w:rPr>
-              <w:t xml:space="preserve">Los tres niveles pertenecen a una misma historia continua: una familia prehistórica que descubre el fuego, </w:t>
-            </w:r>
-            <w:r>
-              <w:rPr>
-                <w:sz w:val="20"/>
-                <w:szCs w:val="20"/>
-              </w:rPr>
-              <w:t>luego la rueda y finalmente construye una balsa para cruzar el río hacia la civilización.</w:t>
+              <w:t>Los tres niveles pertenecen a una misma historia continua: una familia prehistórica que descubre el fuego, luego la rueda y finalmente construye una balsa para cruzar el río hacia la civilización.</w:t>
             </w:r>
           </w:p>
         </w:tc>
@@ -3812,14 +3786,7 @@
                 <w:sz w:val="20"/>
                 <w:szCs w:val="20"/>
               </w:rPr>
-              <w:t xml:space="preserve">Cada nivel es protagonizado por un miembro distinto de la familia (padre en el fuego, hija en la rueda, madre en el río), </w:t>
-            </w:r>
-            <w:r>
-              <w:rPr>
-                <w:sz w:val="20"/>
-                <w:szCs w:val="20"/>
-              </w:rPr>
-              <w:t>reforzando la idea de que la solución es colectiva.</w:t>
+              <w:t>Cada nivel es protagonizado por un miembro distinto de la familia (padre en el fuego, hija en la rueda, madre en el río), reforzando la idea de que la solución es colectiva.</w:t>
             </w:r>
           </w:p>
         </w:tc>
@@ -3961,14 +3928,7 @@
                 <w:sz w:val="20"/>
                 <w:szCs w:val="20"/>
               </w:rPr>
-              <w:t xml:space="preserve">Estética 2D uniforme entre niveles: misma paleta, mismo estilo de </w:t>
-            </w:r>
-            <w:r>
-              <w:rPr>
-                <w:sz w:val="20"/>
-                <w:szCs w:val="20"/>
-              </w:rPr>
-              <w:t>personajes y misma tipografía de interfaz.</w:t>
+              <w:t>Estética 2D uniforme entre niveles: misma paleta, mismo estilo de personajes y misma tipografía de interfaz.</w:t>
             </w:r>
           </w:p>
         </w:tc>
@@ -4107,10 +4067,7 @@
         <w:jc w:val="both"/>
       </w:pPr>
       <w:r>
-        <w:t xml:space="preserve">El </w:t>
-      </w:r>
-      <w:r>
-        <w:t>prototipo es un sistema autónomo, sin dependencias de servicios externos ni de otros sistemas de información de la institución. Funciona como recurso didáctico complementario dentro del aula: el docente lo ejecuta en los equipos de la sala de sistemas y el estudiante lo utiliza de forma individual durante una sesión de clase.</w:t>
+        <w:t>El prototipo es un sistema autónomo, sin dependencias de servicios externos ni de otros sistemas de información de la institución. Funciona como recurso didáctico complementario dentro del aula: el docente lo ejecuta en los equipos de la sala de sistemas y el estudiante lo utiliza de forma individual durante una sesión de clase.</w:t>
       </w:r>
     </w:p>
     <w:p>
@@ -4646,14 +4603,7 @@
                 <w:sz w:val="20"/>
                 <w:szCs w:val="20"/>
               </w:rPr>
-              <w:t xml:space="preserve">Progreso y </w:t>
-            </w:r>
-            <w:r>
-              <w:rPr>
-                <w:sz w:val="20"/>
-                <w:szCs w:val="20"/>
-              </w:rPr>
-              <w:t>registro</w:t>
+              <w:t>Progreso y registro</w:t>
             </w:r>
           </w:p>
         </w:tc>
@@ -4856,14 +4806,7 @@
                 <w:sz w:val="20"/>
                 <w:szCs w:val="20"/>
               </w:rPr>
-              <w:t xml:space="preserve">Niños y niñas de 9 a 11 años, grado cuarto. Lectura </w:t>
-            </w:r>
-            <w:r>
-              <w:rPr>
-                <w:sz w:val="20"/>
-                <w:szCs w:val="20"/>
-              </w:rPr>
-              <w:t>funcional, experiencia previa con dispositivos digitales, sin formación en programación.</w:t>
+              <w:t>Niños y niñas de 9 a 11 años, grado cuarto. Lectura funcional, experiencia previa con dispositivos digitales, sin formación en programación.</w:t>
             </w:r>
           </w:p>
         </w:tc>
@@ -5139,7 +5082,15 @@
         <w:jc w:val="both"/>
       </w:pPr>
       <w:r>
-        <w:t>Uso de personajes derivados de los diseños de la Familia Anonaky, con la autorización escrita de sus autores (confirmada el 30/08/2026) y el reconocimiento de su autoría en los créditos (CT-09, RNF-23).</w:t>
+        <w:t xml:space="preserve">Uso de personajes derivados de los diseños de la Familia </w:t>
+      </w:r>
+      <w:proofErr w:type="spellStart"/>
+      <w:r>
+        <w:t>Anonaky</w:t>
+      </w:r>
+      <w:proofErr w:type="spellEnd"/>
+      <w:r>
+        <w:t>, con la autorización escrita de sus autores (confirmada el 30/08/2026) y el reconocimiento de su autoría en los créditos (CT-09, RNF-23).</w:t>
       </w:r>
     </w:p>
     <w:p>
@@ -5206,10 +5157,7 @@
         <w:jc w:val="both"/>
       </w:pPr>
       <w:r>
-        <w:t xml:space="preserve">El prototipo no requiere conexión a </w:t>
-      </w:r>
-      <w:r>
-        <w:t>internet para su ejecución.</w:t>
+        <w:t>El prototipo no requiere conexión a internet para su ejecución.</w:t>
       </w:r>
     </w:p>
     <w:p>
@@ -5565,14 +5513,7 @@
                 <w:sz w:val="20"/>
                 <w:szCs w:val="20"/>
               </w:rPr>
-              <w:t xml:space="preserve">El sistema debe </w:t>
-            </w:r>
-            <w:r>
-              <w:rPr>
-                <w:sz w:val="20"/>
-                <w:szCs w:val="20"/>
-              </w:rPr>
-              <w:t>permitir crear un perfil ingresando únicamente un nombre o alias, y seleccionar un perfil existente al iniciar la sesión. No se solicitará ningún otro dato personal.</w:t>
+              <w:t>El sistema debe permitir crear un perfil ingresando únicamente un nombre o alias, y seleccionar un perfil existente al iniciar la sesión. No se solicitará ningún otro dato personal.</w:t>
             </w:r>
           </w:p>
         </w:tc>
@@ -5854,14 +5795,23 @@
                 <w:sz w:val="20"/>
                 <w:szCs w:val="20"/>
               </w:rPr>
-              <w:t xml:space="preserve">El sistema debe reproducir las escenas de introducción, transición y cierre de cada nivel sobre una ilustración fija que la cámara </w:t>
-            </w:r>
-            <w:r>
-              <w:rPr>
-                <w:sz w:val="20"/>
-                <w:szCs w:val="20"/>
-              </w:rPr>
-              <w:t>recorre con paneos y acercamientos, con los personajes y los objetos animados sobre ella y cuadros de diálogo secuenciales, sin recurrir a video.</w:t>
+              <w:t xml:space="preserve">El sistema debe reproducir las escenas de introducción, transición y cierre de cada nivel sobre una ilustración fija que la cámara recorre con </w:t>
+            </w:r>
+            <w:proofErr w:type="spellStart"/>
+            <w:r>
+              <w:rPr>
+                <w:sz w:val="20"/>
+                <w:szCs w:val="20"/>
+              </w:rPr>
+              <w:t>paneos</w:t>
+            </w:r>
+            <w:proofErr w:type="spellEnd"/>
+            <w:r>
+              <w:rPr>
+                <w:sz w:val="20"/>
+                <w:szCs w:val="20"/>
+              </w:rPr>
+              <w:t xml:space="preserve"> y acercamientos, con los personajes y los objetos animados sobre ella y cuadros de diálogo secuenciales, sin recurrir a video.</w:t>
             </w:r>
           </w:p>
         </w:tc>
@@ -6241,14 +6191,7 @@
                 <w:sz w:val="20"/>
                 <w:szCs w:val="20"/>
               </w:rPr>
-              <w:t xml:space="preserve">El sistema debe permitir cerrar la </w:t>
-            </w:r>
-            <w:r>
-              <w:rPr>
-                <w:sz w:val="20"/>
-                <w:szCs w:val="20"/>
-              </w:rPr>
-              <w:t>aplicación desde el menú principal, guardando previamente el estado del perfil activo.</w:t>
+              <w:t>El sistema debe permitir cerrar la aplicación desde el menú principal, guardando previamente el estado del perfil activo.</w:t>
             </w:r>
           </w:p>
         </w:tc>
@@ -6502,14 +6445,7 @@
                 <w:sz w:val="20"/>
                 <w:szCs w:val="20"/>
               </w:rPr>
-              <w:t xml:space="preserve">Al iniciar cada nivel, el NPC guía debe </w:t>
-            </w:r>
-            <w:r>
-              <w:rPr>
-                <w:sz w:val="20"/>
-                <w:szCs w:val="20"/>
-              </w:rPr>
-              <w:t>enunciar el objetivo y descomponerlo en las tareas que lo componen, mediante diálogo que plantea el problema con preguntas orientadoras o con indicaciones paso a paso, sin entregar la solución.</w:t>
+              <w:t>Al iniciar cada nivel, el NPC guía debe enunciar el objetivo y descomponerlo en las tareas que lo componen, mediante diálogo que plantea el problema con preguntas orientadoras o con indicaciones paso a paso, sin entregar la solución.</w:t>
             </w:r>
           </w:p>
         </w:tc>
@@ -6603,21 +6539,7 @@
                 <w:sz w:val="20"/>
                 <w:szCs w:val="20"/>
               </w:rPr>
-              <w:t xml:space="preserve">Ante </w:t>
-            </w:r>
-            <w:r>
-              <w:rPr>
-                <w:sz w:val="20"/>
-                <w:szCs w:val="20"/>
-              </w:rPr>
-              <w:t>cada acción del jugador, el sistema debe responder en menos de un segundo con una consecuencia visible y un mensaje narrativo que describa lo ocurrido, sin calificar la acción como error ni interrumpir la partida. Cuando la acción pone en marcha un recorrido paso a paso —la ejecución de la secuencia en el laberinto del Nivel 2—, la respuesta inmediata es ese recorrido y el mensaje aparece al terminarlo. La única acción que interrumpe la fase es la primera prueba fallida de la balsa del Nivel 3: tras el hund</w:t>
-            </w:r>
-            <w:r>
-              <w:rPr>
-                <w:sz w:val="20"/>
-                <w:szCs w:val="20"/>
-              </w:rPr>
-              <w:t>imiento se reproduce la escena narrativa 3.2 y el estudiante vuelve a la fase con lo bien colocado en su sitio.</w:t>
+              <w:t>Ante cada acción del jugador, el sistema debe responder en menos de un segundo con una consecuencia visible y un mensaje narrativo que describa lo ocurrido, sin calificar la acción como error ni interrumpir la partida. Cuando la acción pone en marcha un recorrido paso a paso —la ejecución de la secuencia en el laberinto del Nivel 2—, la respuesta inmediata es ese recorrido y el mensaje aparece al terminarlo. La única acción que interrumpe la fase es la primera prueba fallida de la balsa del Nivel 3: tras el hundimiento se reproduce la escena narrativa 3.2 y el estudiante vuelve a la fase con lo bien colocado en su sitio.</w:t>
             </w:r>
           </w:p>
         </w:tc>
@@ -6864,17 +6786,7 @@
           <w:sz w:val="24"/>
           <w:szCs w:val="24"/>
         </w:rPr>
-        <w:t xml:space="preserve">3.3 Módulo C — Nivel 1 «La Oscuridad» (iteración y </w:t>
-      </w:r>
-      <w:r>
-        <w:rPr>
-          <w:b/>
-          <w:bCs/>
-          <w:color w:val="000000"/>
-          <w:sz w:val="24"/>
-          <w:szCs w:val="24"/>
-        </w:rPr>
-        <w:t>depuración)</w:t>
+        <w:t>3.3 Módulo C — Nivel 1 «La Oscuridad» (iteración y depuración)</w:t>
       </w:r>
       <w:bookmarkEnd w:id="13"/>
     </w:p>
@@ -7087,14 +6999,7 @@
                 <w:sz w:val="20"/>
                 <w:szCs w:val="20"/>
               </w:rPr>
-              <w:t xml:space="preserve">El sistema debe presentar el reto en dos momentos. Primero, las hojas secas, el sílex y el pedernal aparecen regados por el suelo de la cueva y el jugador los reúne, arrastrándolos con clic sostenido, dentro de un </w:t>
-            </w:r>
-            <w:r>
-              <w:rPr>
-                <w:sz w:val="20"/>
-                <w:szCs w:val="20"/>
-              </w:rPr>
-              <w:t xml:space="preserve">círculo en el centro de la pantalla, sin otro control del reto a la vista: solo «Pista» y la pausa. Reunidas todas las piezas, el sistema debe presentar un panel de encendido con cinco elementos: un control deslizante de fuerza del golpe, un control deslizante de cercanía de las </w:t>
+              <w:t xml:space="preserve">El sistema debe presentar el reto en dos momentos. Primero, las hojas secas, el sílex y el pedernal aparecen regados por el suelo de la cueva y el jugador los reúne, arrastrándolos con clic sostenido, dentro de un círculo en el centro de la pantalla, sin otro control del reto a la vista: solo «Pista» y la pausa. Reunidas todas las piezas, el sistema debe presentar un panel de encendido con cinco elementos: un control deslizante de fuerza del golpe, un control deslizante de cercanía de las </w:t>
             </w:r>
             <w:r>
               <w:rPr>
@@ -7174,14 +7079,7 @@
                 <w:sz w:val="20"/>
                 <w:szCs w:val="20"/>
               </w:rPr>
-              <w:t xml:space="preserve">Controles de fuerza y cercanía como </w:t>
-            </w:r>
-            <w:r>
-              <w:rPr>
-                <w:sz w:val="20"/>
-                <w:szCs w:val="20"/>
-              </w:rPr>
-              <w:t>hipótesis</w:t>
+              <w:t>Controles de fuerza y cercanía como hipótesis</w:t>
             </w:r>
           </w:p>
         </w:tc>
@@ -7763,14 +7661,7 @@
                 <w:sz w:val="20"/>
                 <w:szCs w:val="20"/>
               </w:rPr>
-              <w:t xml:space="preserve">El escenario de la mecánica debe </w:t>
-            </w:r>
-            <w:r>
-              <w:rPr>
-                <w:sz w:val="20"/>
-                <w:szCs w:val="20"/>
-              </w:rPr>
-              <w:t>pasar de la penumbra, con un leve resplandor sobre el montón de hojas, a su iluminación máxima de forma gradual: la luz sube con cada golpe efectivo y alcanza su máximo al soplar, como refuerzo visual del avance.</w:t>
+              <w:t>El escenario de la mecánica debe pasar de la penumbra, con un leve resplandor sobre el montón de hojas, a su iluminación máxima de forma gradual: la luz sube con cada golpe efectivo y alcanza su máximo al soplar, como refuerzo visual del avance.</w:t>
             </w:r>
           </w:p>
         </w:tc>
@@ -8110,14 +8001,7 @@
                 <w:sz w:val="20"/>
                 <w:szCs w:val="20"/>
               </w:rPr>
-              <w:t xml:space="preserve">Selección de objetos por </w:t>
-            </w:r>
-            <w:r>
-              <w:rPr>
-                <w:sz w:val="20"/>
-                <w:szCs w:val="20"/>
-              </w:rPr>
-              <w:t>patrón</w:t>
+              <w:t>Selección de objetos por patrón</w:t>
             </w:r>
           </w:p>
         </w:tc>
@@ -8430,14 +8314,7 @@
                 <w:sz w:val="20"/>
                 <w:szCs w:val="20"/>
               </w:rPr>
-              <w:t xml:space="preserve">El botón de empujar debe habilitarse únicamente cuando la caja esté colocada sobre los troncos alineados. Al accionarlo, el sistema debe confirmar la fase y pasar a </w:t>
-            </w:r>
-            <w:r>
-              <w:rPr>
-                <w:sz w:val="20"/>
-                <w:szCs w:val="20"/>
-              </w:rPr>
-              <w:t>la escena narrativa del patrón, que reproduce la animación de la caja desplazándose sobre los troncos, confirmando el patrón descubierto.</w:t>
+              <w:t>El botón de empujar debe habilitarse únicamente cuando la caja esté colocada sobre los troncos alineados. Al accionarlo, el sistema debe confirmar la fase y pasar a la escena narrativa del patrón, que reproduce la animación de la caja desplazándose sobre los troncos, confirmando el patrón descubierto.</w:t>
             </w:r>
           </w:p>
         </w:tc>
@@ -8727,14 +8604,7 @@
                 <w:sz w:val="20"/>
                 <w:szCs w:val="20"/>
               </w:rPr>
-              <w:t xml:space="preserve">El sistema debe </w:t>
-            </w:r>
-            <w:r>
-              <w:rPr>
-                <w:sz w:val="20"/>
-                <w:szCs w:val="20"/>
-              </w:rPr>
-              <w:t>validar el orden del ensamblaje (perforar ruedas, insertar el eje, colocar la tabla, colocar la caja, amarrar la caja con la cuerda) e impedir pasos fuera de secuencia mediante retroalimentación que indique qué falta antes.</w:t>
+              <w:t>El sistema debe validar el orden del ensamblaje (perforar ruedas, insertar el eje, colocar la tabla, colocar la caja, amarrar la caja con la cuerda) e impedir pasos fuera de secuencia mediante retroalimentación que indique qué falta antes.</w:t>
             </w:r>
           </w:p>
         </w:tc>
@@ -9025,14 +8895,7 @@
                 <w:sz w:val="20"/>
                 <w:szCs w:val="20"/>
               </w:rPr>
-              <w:t xml:space="preserve">Al accionar el botón de ejecutar, el sistema debe recorrer la secuencia de bloques paso a paso, resaltando el bloque en ejecución y moviendo la carretilla en </w:t>
-            </w:r>
-            <w:r>
-              <w:rPr>
-                <w:sz w:val="20"/>
-                <w:szCs w:val="20"/>
-              </w:rPr>
-              <w:t>consecuencia.</w:t>
+              <w:t>Al accionar el botón de ejecutar, el sistema debe recorrer la secuencia de bloques paso a paso, resaltando el bloque en ejecución y moviendo la carretilla en consecuencia.</w:t>
             </w:r>
           </w:p>
         </w:tc>
@@ -9275,17 +9138,7 @@
           <w:sz w:val="24"/>
           <w:szCs w:val="24"/>
         </w:rPr>
-        <w:t xml:space="preserve">3.5 Módulo E — Nivel 3 «El Río» </w:t>
-      </w:r>
-      <w:r>
-        <w:rPr>
-          <w:b/>
-          <w:bCs/>
-          <w:color w:val="000000"/>
-          <w:sz w:val="24"/>
-          <w:szCs w:val="24"/>
-        </w:rPr>
-        <w:t>(descomposición y depuración)</w:t>
+        <w:t>3.5 Módulo E — Nivel 3 «El Río» (descomposición y depuración)</w:t>
       </w:r>
       <w:bookmarkEnd w:id="15"/>
     </w:p>
@@ -9592,14 +9445,7 @@
                 <w:sz w:val="20"/>
                 <w:szCs w:val="20"/>
               </w:rPr>
-              <w:t xml:space="preserve">El sistema debe mostrar de forma permanente la descomposición del objetivo en tareas (recoger troncos, encontrar </w:t>
-            </w:r>
-            <w:r>
-              <w:rPr>
-                <w:sz w:val="20"/>
-                <w:szCs w:val="20"/>
-              </w:rPr>
-              <w:t>sogas, ensamblar la balsa, colocar el mástil y la vela) y marcar cada una al completarse.</w:t>
+              <w:t>El sistema debe mostrar de forma permanente la descomposición del objetivo en tareas (recoger troncos, encontrar sogas, ensamblar la balsa, colocar el mástil y la vela) y marcar cada una al completarse.</w:t>
             </w:r>
           </w:p>
         </w:tc>
@@ -9693,7 +9539,23 @@
                 <w:sz w:val="20"/>
                 <w:szCs w:val="20"/>
               </w:rPr>
-              <w:t>Cuando el personaje se aproxime a un objeto recolectable, el sistema debe mostrar un botón de recoger que permita incorporarlo al inventario.</w:t>
+              <w:t xml:space="preserve">Cuando el personaje se aproxime a un objeto </w:t>
+            </w:r>
+            <w:proofErr w:type="spellStart"/>
+            <w:r>
+              <w:rPr>
+                <w:sz w:val="20"/>
+                <w:szCs w:val="20"/>
+              </w:rPr>
+              <w:t>recolectable</w:t>
+            </w:r>
+            <w:proofErr w:type="spellEnd"/>
+            <w:r>
+              <w:rPr>
+                <w:sz w:val="20"/>
+                <w:szCs w:val="20"/>
+              </w:rPr>
+              <w:t>, el sistema debe mostrar un botón de recoger que permita incorporarlo al inventario.</w:t>
             </w:r>
           </w:p>
         </w:tc>
@@ -9882,14 +9744,7 @@
                 <w:sz w:val="20"/>
                 <w:szCs w:val="20"/>
               </w:rPr>
-              <w:t xml:space="preserve">El sistema debe señalizar visiblemente la zona de construcción junto al río y abrir el panel de ensamblaje cuando el </w:t>
-            </w:r>
-            <w:r>
-              <w:rPr>
-                <w:sz w:val="20"/>
-                <w:szCs w:val="20"/>
-              </w:rPr>
-              <w:t>personaje ingrese en ella con los materiales requeridos.</w:t>
+              <w:t>El sistema debe señalizar visiblemente la zona de construcción junto al río y abrir el panel de ensamblaje cuando el personaje ingrese en ella con los materiales requeridos.</w:t>
             </w:r>
           </w:p>
         </w:tc>
@@ -10081,14 +9936,7 @@
                 <w:sz w:val="20"/>
                 <w:szCs w:val="20"/>
               </w:rPr>
-              <w:t xml:space="preserve">Al confirmar correctamente una fase, el </w:t>
-            </w:r>
-            <w:r>
-              <w:rPr>
-                <w:sz w:val="20"/>
-                <w:szCs w:val="20"/>
-              </w:rPr>
-              <w:t>sistema debe reproducir una animación breve de completado y consolidar el resultado, que no se pierde en intentos posteriores.</w:t>
+              <w:t>Al confirmar correctamente una fase, el sistema debe reproducir una animación breve de completado y consolidar el resultado, que no se pierde en intentos posteriores.</w:t>
             </w:r>
           </w:p>
         </w:tc>
@@ -10182,14 +10030,7 @@
                 <w:sz w:val="20"/>
                 <w:szCs w:val="20"/>
               </w:rPr>
-              <w:t xml:space="preserve">El botón de probar balsa debe validar el ensamblaje; ante un error, el sistema </w:t>
-            </w:r>
-            <w:r>
-              <w:rPr>
-                <w:sz w:val="20"/>
-                <w:szCs w:val="20"/>
-              </w:rPr>
-              <w:t>debe reproducir la animación de hundimiento, resaltar el espacio incorrecto y acompañar el resaltado con un mensaje explícito que indique qué revisar.</w:t>
+              <w:t>El botón de probar balsa debe validar el ensamblaje; ante un error, el sistema debe reproducir la animación de hundimiento, resaltar el espacio incorrecto y acompañar el resaltado con un mensaje explícito que indique qué revisar.</w:t>
             </w:r>
           </w:p>
         </w:tc>
@@ -11458,8 +11299,17 @@
                 <w:sz w:val="20"/>
                 <w:szCs w:val="20"/>
               </w:rPr>
-              <w:t>Tiempo transcurrido entre el inicio de la fase jugable y su completación</w:t>
-            </w:r>
+              <w:t xml:space="preserve">Tiempo transcurrido entre el inicio de la fase jugable y su </w:t>
+            </w:r>
+            <w:proofErr w:type="spellStart"/>
+            <w:r>
+              <w:rPr>
+                <w:sz w:val="20"/>
+                <w:szCs w:val="20"/>
+              </w:rPr>
+              <w:t>completación</w:t>
+            </w:r>
+            <w:proofErr w:type="spellEnd"/>
           </w:p>
         </w:tc>
         <w:tc>
@@ -11796,14 +11646,7 @@
                 <w:sz w:val="20"/>
                 <w:szCs w:val="20"/>
               </w:rPr>
-              <w:t xml:space="preserve">El vocabulario y la longitud de las frases deben corresponder al nivel lector de grado cuarto: oraciones de máximo veinte </w:t>
-            </w:r>
-            <w:r>
-              <w:rPr>
-                <w:sz w:val="20"/>
-                <w:szCs w:val="20"/>
-              </w:rPr>
-              <w:t>palabras y ausencia de tecnicismos no explicados.</w:t>
+              <w:t>El vocabulario y la longitud de las frases deben corresponder al nivel lector de grado cuarto: oraciones de máximo veinte palabras y ausencia de tecnicismos no explicados.</w:t>
             </w:r>
           </w:p>
         </w:tc>
@@ -11871,22 +11714,14 @@
               <w:rPr>
                 <w:sz w:val="20"/>
                 <w:szCs w:val="20"/>
-                <w:lang w:val="en-US"/>
-              </w:rPr>
-            </w:pPr>
-            <w:r>
-              <w:rPr>
-                <w:sz w:val="20"/>
-                <w:szCs w:val="20"/>
-              </w:rPr>
-              <w:t xml:space="preserve">La interacción debe limitarse a clic y clic sostenido. La única entrada de teclado es la </w:t>
-            </w:r>
-            <w:r>
-              <w:rPr>
-                <w:sz w:val="20"/>
-                <w:szCs w:val="20"/>
-              </w:rPr>
-              <w:t>escritura del nombre o alias al crear un perfil (RF-02).</w:t>
+              </w:rPr>
+            </w:pPr>
+            <w:r>
+              <w:rPr>
+                <w:sz w:val="20"/>
+                <w:szCs w:val="20"/>
+              </w:rPr>
+              <w:t>La interacción debe limitarse a clic y clic sostenido. La única entrada de teclado es la escritura del nombre o alias al crear un perfil (RF-02).</w:t>
             </w:r>
           </w:p>
         </w:tc>
@@ -11961,14 +11796,7 @@
                 <w:sz w:val="20"/>
                 <w:szCs w:val="20"/>
               </w:rPr>
-              <w:t>El sistema no debe presentar más de una tarea activa simultánea en pantalla. Una lista de tareas que marque lo hecho y señale la siguiente (RF-36) no vulnera esta restricción: la limitación recae sobre la tarea activa, no sobre cuántas se muestran. El prototipo se ejecuta a pantalla completa y adapta su interfaz a la resolución del equipo: ningún control, texto ni objeto que la tarea nombre queda fuera de la pantalla, bajo otro elemento o bajo el cuadro de diálogo, y las ilustraciones cubren la pantalla sin</w:t>
-            </w:r>
-            <w:r>
-              <w:rPr>
-                <w:sz w:val="20"/>
-                <w:szCs w:val="20"/>
-              </w:rPr>
-              <w:t xml:space="preserve"> deformarse.</w:t>
+              <w:t>El sistema no debe presentar más de una tarea activa simultánea en pantalla. Una lista de tareas que marque lo hecho y señale la siguiente (RF-36) no vulnera esta restricción: la limitación recae sobre la tarea activa, no sobre cuántas se muestran. El prototipo se ejecuta a pantalla completa y adapta su interfaz a la resolución del equipo: ningún control, texto ni objeto que la tarea nombre queda fuera de la pantalla, bajo otro elemento o bajo el cuadro de diálogo, y las ilustraciones cubren la pantalla sin deformarse.</w:t>
             </w:r>
           </w:p>
         </w:tc>
@@ -12317,14 +12145,7 @@
                 <w:sz w:val="20"/>
                 <w:szCs w:val="20"/>
               </w:rPr>
-              <w:t xml:space="preserve">El tamaño total del ejecutable y sus recursos no debe </w:t>
-            </w:r>
-            <w:r>
-              <w:rPr>
-                <w:sz w:val="20"/>
-                <w:szCs w:val="20"/>
-              </w:rPr>
-              <w:t>superar los 500 MB.</w:t>
+              <w:t>El tamaño total del ejecutable y sus recursos no debe superar los 500 MB.</w:t>
             </w:r>
           </w:p>
         </w:tc>
@@ -12528,14 +12349,7 @@
                 <w:sz w:val="20"/>
                 <w:szCs w:val="20"/>
               </w:rPr>
-              <w:t xml:space="preserve">El prototipo debe ejecutarse en Windows 10 o superior de 64 bits, sin requerir </w:t>
-            </w:r>
-            <w:r>
-              <w:rPr>
-                <w:sz w:val="20"/>
-                <w:szCs w:val="20"/>
-              </w:rPr>
-              <w:t>instalación ni privilegios de administrador.</w:t>
+              <w:t>El prototipo debe ejecutarse en Windows 10 o superior de 64 bits, sin requerir instalación ni privilegios de administrador.</w:t>
             </w:r>
           </w:p>
         </w:tc>
@@ -12661,17 +12475,7 @@
           <w:sz w:val="24"/>
           <w:szCs w:val="24"/>
         </w:rPr>
-        <w:t xml:space="preserve">4.4 </w:t>
-      </w:r>
-      <w:r>
-        <w:rPr>
-          <w:b/>
-          <w:bCs/>
-          <w:color w:val="000000"/>
-          <w:sz w:val="24"/>
-          <w:szCs w:val="24"/>
-        </w:rPr>
-        <w:t>Seguridad y protección de datos</w:t>
+        <w:t>4.4 Seguridad y protección de datos</w:t>
       </w:r>
       <w:bookmarkEnd w:id="22"/>
     </w:p>
@@ -12961,14 +12765,7 @@
                 <w:sz w:val="20"/>
                 <w:szCs w:val="20"/>
               </w:rPr>
-              <w:t xml:space="preserve">El sistema debe ofrecer un </w:t>
-            </w:r>
-            <w:r>
-              <w:rPr>
-                <w:sz w:val="20"/>
-                <w:szCs w:val="20"/>
-              </w:rPr>
-              <w:t>mecanismo accesible de eliminación definitiva de los datos de un estudiante.</w:t>
+              <w:t>El sistema debe ofrecer un mecanismo accesible de eliminación definitiva de los datos de un estudiante.</w:t>
             </w:r>
           </w:p>
         </w:tc>
@@ -13242,14 +13039,7 @@
                 <w:sz w:val="20"/>
                 <w:szCs w:val="20"/>
               </w:rPr>
-              <w:t xml:space="preserve">La ruta </w:t>
-            </w:r>
-            <w:r>
-              <w:rPr>
-                <w:sz w:val="20"/>
-                <w:szCs w:val="20"/>
-              </w:rPr>
-              <w:t>principal de cada nivel debe poder completarse de principio a fin sin bloqueos, cierres inesperados ni estados irrecuperables.</w:t>
+              <w:t>La ruta principal de cada nivel debe poder completarse de principio a fin sin bloqueos, cierres inesperados ni estados irrecuperables.</w:t>
             </w:r>
           </w:p>
         </w:tc>
@@ -13324,14 +13114,7 @@
                 <w:sz w:val="20"/>
                 <w:szCs w:val="20"/>
               </w:rPr>
-              <w:t xml:space="preserve">Ante un cierre inesperado, el sistema debe </w:t>
-            </w:r>
-            <w:r>
-              <w:rPr>
-                <w:sz w:val="20"/>
-                <w:szCs w:val="20"/>
-              </w:rPr>
-              <w:t>recuperar el progreso hasta la última fase confirmada.</w:t>
+              <w:t>Ante un cierre inesperado, el sistema debe recuperar el progreso hasta la última fase confirmada.</w:t>
             </w:r>
           </w:p>
         </w:tc>
@@ -13568,7 +13351,23 @@
                 <w:sz w:val="20"/>
                 <w:szCs w:val="20"/>
               </w:rPr>
-              <w:t>Revisión del historial de commits.</w:t>
+              <w:t xml:space="preserve">Revisión del historial de </w:t>
+            </w:r>
+            <w:proofErr w:type="spellStart"/>
+            <w:r>
+              <w:rPr>
+                <w:sz w:val="20"/>
+                <w:szCs w:val="20"/>
+              </w:rPr>
+              <w:t>commits</w:t>
+            </w:r>
+            <w:proofErr w:type="spellEnd"/>
+            <w:r>
+              <w:rPr>
+                <w:sz w:val="20"/>
+                <w:szCs w:val="20"/>
+              </w:rPr>
+              <w:t>.</w:t>
             </w:r>
           </w:p>
         </w:tc>
@@ -13813,14 +13612,7 @@
                 <w:sz w:val="20"/>
                 <w:szCs w:val="20"/>
               </w:rPr>
-              <w:t xml:space="preserve">La información señalizada por color debe estar acompañada de un segundo indicador (icono, texto o forma), de modo que sea </w:t>
-            </w:r>
-            <w:r>
-              <w:rPr>
-                <w:sz w:val="20"/>
-                <w:szCs w:val="20"/>
-              </w:rPr>
-              <w:t>comprensible para jugadores con dificultades de percepción cromática.</w:t>
+              <w:t>La información señalizada por color debe estar acompañada de un segundo indicador (icono, texto o forma), de modo que sea comprensible para jugadores con dificultades de percepción cromática.</w:t>
             </w:r>
           </w:p>
         </w:tc>
@@ -14037,14 +13829,7 @@
                 <w:sz w:val="20"/>
                 <w:szCs w:val="20"/>
               </w:rPr>
-              <w:t xml:space="preserve">El contenido debe estar libre de violencia </w:t>
-            </w:r>
-            <w:r>
-              <w:rPr>
-                <w:sz w:val="20"/>
-                <w:szCs w:val="20"/>
-              </w:rPr>
-              <w:t>explícita, publicidad, compras integradas y enlaces externos.</w:t>
+              <w:t>El contenido debe estar libre de violencia explícita, publicidad, compras integradas y enlaces externos.</w:t>
             </w:r>
           </w:p>
         </w:tc>
@@ -14184,13 +13969,7 @@
         <w:rPr>
           <w:color w:val="000000"/>
         </w:rPr>
-        <w:t xml:space="preserve">El KPI del primer objetivo específico establece que el 100 % de los requerimientos definidos debe estar alineado con principios del pensamiento </w:t>
-      </w:r>
-      <w:r>
-        <w:rPr>
-          <w:color w:val="000000"/>
-        </w:rPr>
-        <w:t>computacional. La siguiente matriz documenta esa alineación: cada faceta se vincula con el nivel donde se ejercita y los requerimientos que la implementan; los casos de uso que la ejecutan se trazan en la matriz 3.1 del documento de diseño (Solucion_OE2_Diseno_final).</w:t>
+        <w:t>El KPI del primer objetivo específico establece que el 100 % de los requerimientos definidos debe estar alineado con principios del pensamiento computacional. La siguiente matriz documenta esa alineación: cada faceta se vincula con el nivel donde se ejercita y los requerimientos que la implementan; los casos de uso que la ejecutan se trazan en la matriz 3.1 del documento de diseño (Solucion_OE2_Diseno_final).</w:t>
       </w:r>
     </w:p>
     <w:p>
@@ -14749,11 +14528,15 @@
           <w:p>
             <w:pPr>
               <w:spacing w:after="20"/>
-            </w:pPr>
-            <w:r>
-              <w:rPr>
-                <w:sz w:val="20"/>
-                <w:szCs w:val="20"/>
+              <w:rPr>
+                <w:lang w:val="en-US"/>
+              </w:rPr>
+            </w:pPr>
+            <w:r>
+              <w:rPr>
+                <w:sz w:val="20"/>
+                <w:szCs w:val="20"/>
+                <w:lang w:val="en-US"/>
               </w:rPr>
               <w:t>RF-29, RF-30, RF-31, RF-32, RF-34</w:t>
             </w:r>
@@ -14851,11 +14634,15 @@
           <w:p>
             <w:pPr>
               <w:spacing w:after="20"/>
-            </w:pPr>
-            <w:r>
-              <w:rPr>
-                <w:sz w:val="20"/>
-                <w:szCs w:val="20"/>
+              <w:rPr>
+                <w:lang w:val="en-US"/>
+              </w:rPr>
+            </w:pPr>
+            <w:r>
+              <w:rPr>
+                <w:sz w:val="20"/>
+                <w:szCs w:val="20"/>
+                <w:lang w:val="en-US"/>
               </w:rPr>
               <w:t>RF-16, RF-17, RF-18, RF-33, RF-34, RF-42, RF-43, RF-44</w:t>
             </w:r>
@@ -15274,7 +15061,23 @@
                 <w:sz w:val="20"/>
                 <w:szCs w:val="20"/>
               </w:rPr>
-              <w:t>Santiago Valdiri García</w:t>
+              <w:t xml:space="preserve">Santiago </w:t>
+            </w:r>
+            <w:proofErr w:type="spellStart"/>
+            <w:r>
+              <w:rPr>
+                <w:sz w:val="20"/>
+                <w:szCs w:val="20"/>
+              </w:rPr>
+              <w:t>Valdiri</w:t>
+            </w:r>
+            <w:proofErr w:type="spellEnd"/>
+            <w:r>
+              <w:rPr>
+                <w:sz w:val="20"/>
+                <w:szCs w:val="20"/>
+              </w:rPr>
+              <w:t xml:space="preserve"> García</w:t>
             </w:r>
           </w:p>
         </w:tc>
@@ -15303,13 +15106,21 @@
             <w:tcW w:w="5387" w:type="dxa"/>
           </w:tcPr>
           <w:p>
-            <w:r>
-              <w:rPr>
-                <w:sz w:val="20"/>
-                <w:szCs w:val="20"/>
-                <w:lang w:val="en-US"/>
-              </w:rPr>
-              <w:t>Re-enumeración de RF</w:t>
+            <w:proofErr w:type="spellStart"/>
+            <w:r>
+              <w:rPr>
+                <w:sz w:val="20"/>
+                <w:szCs w:val="20"/>
+              </w:rPr>
+              <w:t>Re-enumeración</w:t>
+            </w:r>
+            <w:proofErr w:type="spellEnd"/>
+            <w:r>
+              <w:rPr>
+                <w:sz w:val="20"/>
+                <w:szCs w:val="20"/>
+              </w:rPr>
+              <w:t xml:space="preserve"> de RF</w:t>
             </w:r>
             <w:r>
               <w:br/>
@@ -15318,7 +15129,6 @@
               <w:rPr>
                 <w:sz w:val="20"/>
                 <w:szCs w:val="20"/>
-                <w:lang w:val="en-US"/>
               </w:rPr>
               <w:t>Redacción RF-09, RF-16, RF-13, RF-40, RF-45. RF-35</w:t>
             </w:r>
@@ -15382,7 +15192,23 @@
                 <w:sz w:val="20"/>
                 <w:szCs w:val="20"/>
               </w:rPr>
-              <w:t>Santiago Valdiri García</w:t>
+              <w:t xml:space="preserve">Santiago </w:t>
+            </w:r>
+            <w:proofErr w:type="spellStart"/>
+            <w:r>
+              <w:rPr>
+                <w:sz w:val="20"/>
+                <w:szCs w:val="20"/>
+              </w:rPr>
+              <w:t>Valdiri</w:t>
+            </w:r>
+            <w:proofErr w:type="spellEnd"/>
+            <w:r>
+              <w:rPr>
+                <w:sz w:val="20"/>
+                <w:szCs w:val="20"/>
+              </w:rPr>
+              <w:t xml:space="preserve"> García</w:t>
             </w:r>
           </w:p>
           <w:p>
@@ -15435,7 +15261,23 @@
                 <w:sz w:val="20"/>
                 <w:szCs w:val="20"/>
               </w:rPr>
-              <w:t>Resolución de inconsistencias entre documentos fuente: RF-19 deja de recondicionar «Soplar» a la posición; RF-31 fija la lectura relativa de los bloques del laberinto; RF-40 limpia la referencia incrustada; RNF-03 aclara que la restricción recae sobre la tarea activa; RNF-09 admite el progreso de avance y se ajusta la nota 5 de 3.6.1; 3.6.1 desambigua las confirmaciones de fase del Nivel 3.</w:t>
+              <w:t xml:space="preserve">Resolución de inconsistencias entre documentos fuente: RF-19 deja de </w:t>
+            </w:r>
+            <w:proofErr w:type="spellStart"/>
+            <w:r>
+              <w:rPr>
+                <w:sz w:val="20"/>
+                <w:szCs w:val="20"/>
+              </w:rPr>
+              <w:t>recondicionar</w:t>
+            </w:r>
+            <w:proofErr w:type="spellEnd"/>
+            <w:r>
+              <w:rPr>
+                <w:sz w:val="20"/>
+                <w:szCs w:val="20"/>
+              </w:rPr>
+              <w:t xml:space="preserve"> «Soplar» a la posición; RF-31 fija la lectura relativa de los bloques del laberinto; RF-40 limpia la referencia incrustada; RNF-03 aclara que la restricción recae sobre la tarea activa; RNF-09 admite el progreso de avance y se ajusta la nota 5 de 3.6.1; 3.6.1 desambigua las confirmaciones de fase del Nivel 3.</w:t>
             </w:r>
           </w:p>
         </w:tc>
@@ -15455,7 +15297,23 @@
                 <w:sz w:val="20"/>
                 <w:szCs w:val="20"/>
               </w:rPr>
-              <w:t>Santiago Benavides Rey / Santiago Valdiri García</w:t>
+              <w:t xml:space="preserve">Santiago Benavides Rey / Santiago </w:t>
+            </w:r>
+            <w:proofErr w:type="spellStart"/>
+            <w:r>
+              <w:rPr>
+                <w:sz w:val="20"/>
+                <w:szCs w:val="20"/>
+              </w:rPr>
+              <w:t>Valdiri</w:t>
+            </w:r>
+            <w:proofErr w:type="spellEnd"/>
+            <w:r>
+              <w:rPr>
+                <w:sz w:val="20"/>
+                <w:szCs w:val="20"/>
+              </w:rPr>
+              <w:t xml:space="preserve"> García</w:t>
             </w:r>
           </w:p>
         </w:tc>
@@ -15500,14 +15358,23 @@
                 <w:sz w:val="20"/>
                 <w:szCs w:val="20"/>
               </w:rPr>
-              <w:t>Alineación con el prototipo; cierra INC-47, INC-49, INC-50, INC-54 a INC-57, INC-59 a INC-62, INC-67, INC-70, INC-74, INC-75, INC-78, INC-80, INC-81, INC-86 a INC-89, INC-91, INC-93, INC-98 a INC-100 e INC-103. Lineamientos: CP-06 (cuándo interviene el guía), CT-04, CT-06 y CT-09 (recursos gráficos y sonoros). §2.2 remite al capítulo 3; §2.3 (docente y equipo evaluador; las pruebas nombran lo que verifican); §2.4 (uso autorizado de la Familia Anonaky). RF-01 (Progreso del equipo), RF-05 (ilustración recorri</w:t>
-            </w:r>
-            <w:r>
-              <w:rPr>
-                <w:sz w:val="20"/>
-                <w:szCs w:val="20"/>
-              </w:rPr>
-              <w:t xml:space="preserve">da por la cámara), RF-07 (rótulos del mockup 6), RF-10, RF-11 (la escena 3.2 interrumpe la fase), RF-14 a RF-16 (reunir y encender con fuerza y </w:t>
+              <w:t xml:space="preserve">Alineación con el prototipo; cierra INC-47, INC-49, INC-50, INC-54 a INC-57, INC-59 a INC-62, INC-67, INC-70, INC-74, INC-75, INC-78, INC-80, INC-81, INC-86 a INC-89, INC-91, INC-93, INC-98 a INC-100 e INC-103. Lineamientos: CP-06 (cuándo interviene el guía), CT-04, CT-06 y CT-09 (recursos gráficos y sonoros). 2.2 remite al capítulo 3; 2.3 (docente y equipo evaluador; las pruebas nombran lo que verifican); 2.4 (uso autorizado de la Familia </w:t>
+            </w:r>
+            <w:proofErr w:type="spellStart"/>
+            <w:r>
+              <w:rPr>
+                <w:sz w:val="20"/>
+                <w:szCs w:val="20"/>
+              </w:rPr>
+              <w:t>Anonaky</w:t>
+            </w:r>
+            <w:proofErr w:type="spellEnd"/>
+            <w:r>
+              <w:rPr>
+                <w:sz w:val="20"/>
+                <w:szCs w:val="20"/>
+              </w:rPr>
+              <w:t xml:space="preserve">). RF-01 (Progreso del equipo), RF-05 (ilustración recorrida por la cámara), RF-07 (rótulos del mockup 6), RF-10, RF-11 (la escena 3.2 interrumpe la fase), RF-14 a RF-16 (reunir y encender con fuerza y </w:t>
             </w:r>
             <w:r>
               <w:rPr>
@@ -15515,14 +15382,7 @@
                 <w:szCs w:val="20"/>
               </w:rPr>
               <w:lastRenderedPageBreak/>
-              <w:t>cercanía; «Soplar» a la vista), RF-21 (la luz sube con cada golpe efectivo), RF-25 (la caja se lleva con el clic sostenido), RF-26 (el rodado en la escena 2.2), RF-27 a RF-31 (cuerda, mazo, arbustos, bloques con cuenta y giro a los dos lados), RF-35 (cruceta con clic sostenido), RF-38 (ocho materiales en cuatro casillas) y RF-46 (indicadores del perfil elegido). RNF</w:t>
-            </w:r>
-            <w:r>
-              <w:rPr>
-                <w:sz w:val="20"/>
-                <w:szCs w:val="20"/>
-              </w:rPr>
-              <w:t>-02, RNF-03, RNF-16 y RNF-23. §3.6.1: indicadores de los tres niveles y notas 2, 4 y 6. Matriz 5.1.</w:t>
+              <w:t>cercanía; «Soplar» a la vista), RF-21 (la luz sube con cada golpe efectivo), RF-25 (la caja se lleva con el clic sostenido), RF-26 (el rodado en la escena 2.2), RF-27 a RF-31 (cuerda, mazo, arbustos, bloques con cuenta y giro a los dos lados), RF-35 (cruceta con clic sostenido), RF-38 (ocho materiales en cuatro casillas) y RF-46 (indicadores del perfil elegido). RNF-02, RNF-03, RNF-16 y RNF-23. 3.6.1: indicadores de los tres niveles y notas 2, 4 y 6. Matriz 5.1.</w:t>
             </w:r>
           </w:p>
         </w:tc>
@@ -15544,6 +15404,36 @@
               </w:rPr>
               <w:lastRenderedPageBreak/>
               <w:t>Santiago Benavides Rey</w:t>
+            </w:r>
+            <w:r>
+              <w:rPr>
+                <w:sz w:val="20"/>
+                <w:szCs w:val="20"/>
+              </w:rPr>
+              <w:t xml:space="preserve"> </w:t>
+            </w:r>
+            <w:r>
+              <w:rPr>
+                <w:sz w:val="20"/>
+                <w:szCs w:val="20"/>
+              </w:rPr>
+              <w:t xml:space="preserve">/ Santiago </w:t>
+            </w:r>
+            <w:proofErr w:type="spellStart"/>
+            <w:r>
+              <w:rPr>
+                <w:sz w:val="20"/>
+                <w:szCs w:val="20"/>
+              </w:rPr>
+              <w:t>Valdiri</w:t>
+            </w:r>
+            <w:proofErr w:type="spellEnd"/>
+            <w:r>
+              <w:rPr>
+                <w:sz w:val="20"/>
+                <w:szCs w:val="20"/>
+              </w:rPr>
+              <w:t xml:space="preserve"> García</w:t>
             </w:r>
           </w:p>
         </w:tc>
@@ -15588,14 +15478,14 @@
                 <w:sz w:val="20"/>
                 <w:szCs w:val="20"/>
               </w:rPr>
-              <w:t xml:space="preserve">Decisión de Santiago que se implementa en el juego; cierra INC-115. §3.6.1, intentos del Nivel 2 en la fase 2: soltar una pieza o el mazo </w:t>
-            </w:r>
-            <w:r>
-              <w:rPr>
-                <w:sz w:val="20"/>
-                <w:szCs w:val="20"/>
-              </w:rPr>
-              <w:t>lejos de su destino no cuenta.</w:t>
+              <w:t>C</w:t>
+            </w:r>
+            <w:r>
+              <w:rPr>
+                <w:sz w:val="20"/>
+                <w:szCs w:val="20"/>
+              </w:rPr>
+              <w:t>ierra INC-115. 3.6.1, intentos del Nivel 2 en la fase 2: soltar una pieza o el mazo lejos de su destino no cuenta.</w:t>
             </w:r>
           </w:p>
         </w:tc>
@@ -15616,6 +15506,36 @@
                 <w:szCs w:val="20"/>
               </w:rPr>
               <w:t>Santiago Benavides Rey</w:t>
+            </w:r>
+            <w:r>
+              <w:rPr>
+                <w:sz w:val="20"/>
+                <w:szCs w:val="20"/>
+              </w:rPr>
+              <w:t xml:space="preserve"> </w:t>
+            </w:r>
+            <w:r>
+              <w:rPr>
+                <w:sz w:val="20"/>
+                <w:szCs w:val="20"/>
+              </w:rPr>
+              <w:t xml:space="preserve">/ Santiago </w:t>
+            </w:r>
+            <w:proofErr w:type="spellStart"/>
+            <w:r>
+              <w:rPr>
+                <w:sz w:val="20"/>
+                <w:szCs w:val="20"/>
+              </w:rPr>
+              <w:t>Valdiri</w:t>
+            </w:r>
+            <w:proofErr w:type="spellEnd"/>
+            <w:r>
+              <w:rPr>
+                <w:sz w:val="20"/>
+                <w:szCs w:val="20"/>
+              </w:rPr>
+              <w:t xml:space="preserve"> García</w:t>
             </w:r>
           </w:p>
         </w:tc>

--- a/docs/Solución OE1_Requerimientos.docx
+++ b/docs/Solución OE1_Requerimientos.docx
@@ -911,7 +911,7 @@
               <w:rPr>
                 <w:noProof/>
               </w:rPr>
-              <w:t>9</w:t>
+              <w:t>10</w:t>
             </w:r>
             <w:r>
               <w:rPr>
@@ -2295,7 +2295,21 @@
                 <w:sz w:val="20"/>
                 <w:szCs w:val="20"/>
               </w:rPr>
-              <w:t>El NPC guía formula preguntas y descompone el objetivo, pero no entrega la solución. Interviene al abrir el nivel, para formular y descomponer el objetivo, y al cerrarlo, para nombrar la habilidad ejercitada. Durante el juego escribe la instrucción de cada tarea al empezarla, la repite cuando el estudiante pide ayuda y formula una pista tras tres intentos fallidos consecutivos en una misma tarea; además habla en las escenas narrativas que enlazan las fases del Nivel 2 y en la que sigue a la primera prueba fallida de la balsa del Nivel 3.</w:t>
+              <w:t xml:space="preserve">El NPC guía formula preguntas y descompone el objetivo, pero no entrega la solución. Interviene al abrir el nivel, para formular y descomponer el objetivo, y al cerrarlo, para nombrar la habilidad ejercitada. Durante el juego escribe la instrucción de cada tarea al empezarla, la repite cuando el estudiante pide ayuda y formula una pista tras tres intentos fallidos consecutivos en una misma tarea; además habla en las escenas narrativas que enlazan las fases del Nivel 2 y en la que sigue a la primera prueba fallida de la balsa </w:t>
+            </w:r>
+            <w:r>
+              <w:rPr>
+                <w:sz w:val="20"/>
+                <w:szCs w:val="20"/>
+              </w:rPr>
+              <w:t xml:space="preserve">en la fase de mástil y vela </w:t>
+            </w:r>
+            <w:r>
+              <w:rPr>
+                <w:sz w:val="20"/>
+                <w:szCs w:val="20"/>
+              </w:rPr>
+              <w:t>del Nivel 3.</w:t>
             </w:r>
           </w:p>
         </w:tc>
@@ -3260,23 +3274,7 @@
                 <w:sz w:val="20"/>
                 <w:szCs w:val="20"/>
               </w:rPr>
-              <w:t xml:space="preserve">Golden </w:t>
-            </w:r>
-            <w:proofErr w:type="spellStart"/>
-            <w:r>
-              <w:rPr>
-                <w:sz w:val="20"/>
-                <w:szCs w:val="20"/>
-              </w:rPr>
-              <w:t>Path</w:t>
-            </w:r>
-            <w:proofErr w:type="spellEnd"/>
-            <w:r>
-              <w:rPr>
-                <w:sz w:val="20"/>
-                <w:szCs w:val="20"/>
-              </w:rPr>
-              <w:t xml:space="preserve"> garantizado</w:t>
+              <w:t>Golden Path garantizado</w:t>
             </w:r>
           </w:p>
         </w:tc>
@@ -5082,15 +5080,7 @@
         <w:jc w:val="both"/>
       </w:pPr>
       <w:r>
-        <w:t xml:space="preserve">Uso de personajes derivados de los diseños de la Familia </w:t>
-      </w:r>
-      <w:proofErr w:type="spellStart"/>
-      <w:r>
-        <w:t>Anonaky</w:t>
-      </w:r>
-      <w:proofErr w:type="spellEnd"/>
-      <w:r>
-        <w:t>, con la autorización escrita de sus autores (confirmada el 30/08/2026) y el reconocimiento de su autoría en los créditos (CT-09, RNF-23).</w:t>
+        <w:t>Uso de personajes derivados de los diseños de la Familia Anonaky, con la autorización escrita de sus autores (confirmada el 30/08/2026) y el reconocimiento de su autoría en los créditos (CT-09, RNF-23).</w:t>
       </w:r>
     </w:p>
     <w:p>
@@ -5795,23 +5785,7 @@
                 <w:sz w:val="20"/>
                 <w:szCs w:val="20"/>
               </w:rPr>
-              <w:t xml:space="preserve">El sistema debe reproducir las escenas de introducción, transición y cierre de cada nivel sobre una ilustración fija que la cámara recorre con </w:t>
-            </w:r>
-            <w:proofErr w:type="spellStart"/>
-            <w:r>
-              <w:rPr>
-                <w:sz w:val="20"/>
-                <w:szCs w:val="20"/>
-              </w:rPr>
-              <w:t>paneos</w:t>
-            </w:r>
-            <w:proofErr w:type="spellEnd"/>
-            <w:r>
-              <w:rPr>
-                <w:sz w:val="20"/>
-                <w:szCs w:val="20"/>
-              </w:rPr>
-              <w:t xml:space="preserve"> y acercamientos, con los personajes y los objetos animados sobre ella y cuadros de diálogo secuenciales, sin recurrir a video.</w:t>
+              <w:t>El sistema debe reproducir las escenas de introducción, transición y cierre de cada nivel sobre una ilustración fija que la cámara recorre con paneos y acercamientos, con los personajes y los objetos animados sobre ella y cuadros de diálogo secuenciales, sin recurrir a video.</w:t>
             </w:r>
           </w:p>
         </w:tc>
@@ -6539,7 +6513,21 @@
                 <w:sz w:val="20"/>
                 <w:szCs w:val="20"/>
               </w:rPr>
-              <w:t>Ante cada acción del jugador, el sistema debe responder en menos de un segundo con una consecuencia visible y un mensaje narrativo que describa lo ocurrido, sin calificar la acción como error ni interrumpir la partida. Cuando la acción pone en marcha un recorrido paso a paso —la ejecución de la secuencia en el laberinto del Nivel 2—, la respuesta inmediata es ese recorrido y el mensaje aparece al terminarlo. La única acción que interrumpe la fase es la primera prueba fallida de la balsa del Nivel 3: tras el hundimiento se reproduce la escena narrativa 3.2 y el estudiante vuelve a la fase con lo bien colocado en su sitio.</w:t>
+              <w:t xml:space="preserve">Ante cada acción del jugador, el sistema debe responder en menos de un segundo con una consecuencia visible y un mensaje narrativo que describa lo ocurrido, sin calificar la acción como error ni interrumpir la partida. Cuando la acción pone en marcha un recorrido paso a paso —la ejecución de la secuencia en el laberinto del Nivel 2—, la respuesta inmediata es ese recorrido y el mensaje aparece al terminarlo. La única acción que interrumpe la fase es la primera prueba fallida de la balsa </w:t>
+            </w:r>
+            <w:r>
+              <w:rPr>
+                <w:sz w:val="20"/>
+                <w:szCs w:val="20"/>
+              </w:rPr>
+              <w:t xml:space="preserve">en la fase de mástil y vela </w:t>
+            </w:r>
+            <w:r>
+              <w:rPr>
+                <w:sz w:val="20"/>
+                <w:szCs w:val="20"/>
+              </w:rPr>
+              <w:t>del Nivel 3: tras el hundimiento se reproduce la escena narrativa 3.2 y el estudiante vuelve a la fase con lo bien colocado en su sitio.</w:t>
             </w:r>
           </w:p>
         </w:tc>
@@ -6999,7 +6987,7 @@
                 <w:sz w:val="20"/>
                 <w:szCs w:val="20"/>
               </w:rPr>
-              <w:t xml:space="preserve">El sistema debe presentar el reto en dos momentos. Primero, las hojas secas, el sílex y el pedernal aparecen regados por el suelo de la cueva y el jugador los reúne, arrastrándolos con clic sostenido, dentro de un círculo en el centro de la pantalla, sin otro control del reto a la vista: solo «Pista» y la pausa. Reunidas todas las piezas, el sistema debe presentar un panel de encendido con cinco elementos: un control deslizante de fuerza del golpe, un control deslizante de cercanía de las </w:t>
+              <w:t xml:space="preserve">El sistema debe presentar el reto en dos momentos. Primero, las hojas secas, el sílex y el pedernal aparecen regados por el suelo de la cueva y el jugador los reúne, arrastrándolos con clic sostenido, dentro de un círculo en el centro de la pantalla, sin otro control del reto a la vista: solo «Pista» y la pausa. Reunidas todas las piezas, el sistema debe presentar un panel de encendido con cinco elementos: un control deslizante de </w:t>
             </w:r>
             <w:r>
               <w:rPr>
@@ -7007,7 +6995,7 @@
                 <w:szCs w:val="20"/>
               </w:rPr>
               <w:lastRenderedPageBreak/>
-              <w:t>piedras, un botón de golpear las piedras, el botón de soplar, deshabilitado hasta que se cumpla RF-19, y un área de registro que muestra el resultado del último intento.</w:t>
+              <w:t>fuerza del golpe, un control deslizante de cercanía de las piedras, un botón de golpear las piedras, el botón de soplar, deshabilitado hasta que se cumpla RF-19, y un área de registro que muestra el resultado del último intento.</w:t>
             </w:r>
           </w:p>
         </w:tc>
@@ -7716,6 +7704,7 @@
           <w:sz w:val="24"/>
           <w:szCs w:val="24"/>
         </w:rPr>
+        <w:lastRenderedPageBreak/>
         <w:t>3.4 Módulo D — Nivel 2 «La Rueda» (abstracción, patrones, modelado y algoritmos)</w:t>
       </w:r>
       <w:bookmarkEnd w:id="14"/>
@@ -7732,7 +7721,6 @@
           <w:sz w:val="22"/>
           <w:szCs w:val="22"/>
         </w:rPr>
-        <w:lastRenderedPageBreak/>
         <w:t>El nivel se divide en tres fases encadenadas: identificar el patrón de los objetos que ruedan, construir la carretilla y programar la ruta de regreso al refugio.</w:t>
       </w:r>
     </w:p>
@@ -8792,7 +8780,7 @@
                 <w:sz w:val="20"/>
                 <w:szCs w:val="20"/>
               </w:rPr>
-              <w:t xml:space="preserve">El sistema debe presentar la pantalla dividida entre el laberinto y un área de bloques, permitiendo arrastrar bloques de avanzar, retroceder y girar —interpretados respecto de la orientación actual de la carretilla: avanzar y retroceder la mueven adelante o atrás, según hacia dónde mire, el número de casillas que indique el bloque (de una a nueve), y girar la rota 90° hacia el </w:t>
+              <w:t xml:space="preserve">El sistema debe presentar la pantalla dividida entre el laberinto y un área de bloques, permitiendo arrastrar bloques de avanzar, retroceder y girar —interpretados respecto de la orientación </w:t>
             </w:r>
             <w:r>
               <w:rPr>
@@ -8800,7 +8788,7 @@
                 <w:szCs w:val="20"/>
               </w:rPr>
               <w:lastRenderedPageBreak/>
-              <w:t>lado que indique el bloque (izquierda o derecha) sin desplazarla— para componer una secuencia ordenada. La cuenta y el lado se ajustan sobre el bloque ya colocado en la secuencia.</w:t>
+              <w:t>actual de la carretilla: avanzar y retroceder la mueven adelante o atrás, según hacia dónde mire, el número de casillas que indique el bloque (de una a nueve), y girar la rota 90° hacia el lado que indique el bloque (izquierda o derecha) sin desplazarla— para componer una secuencia ordenada. La cuenta y el lado se ajustan sobre el bloque ya colocado en la secuencia.</w:t>
             </w:r>
           </w:p>
         </w:tc>
@@ -9539,23 +9527,7 @@
                 <w:sz w:val="20"/>
                 <w:szCs w:val="20"/>
               </w:rPr>
-              <w:t xml:space="preserve">Cuando el personaje se aproxime a un objeto </w:t>
-            </w:r>
-            <w:proofErr w:type="spellStart"/>
-            <w:r>
-              <w:rPr>
-                <w:sz w:val="20"/>
-                <w:szCs w:val="20"/>
-              </w:rPr>
-              <w:t>recolectable</w:t>
-            </w:r>
-            <w:proofErr w:type="spellEnd"/>
-            <w:r>
-              <w:rPr>
-                <w:sz w:val="20"/>
-                <w:szCs w:val="20"/>
-              </w:rPr>
-              <w:t>, el sistema debe mostrar un botón de recoger que permita incorporarlo al inventario.</w:t>
+              <w:t>Cuando el personaje se aproxime a un objeto recolectable, el sistema debe mostrar un botón de recoger que permita incorporarlo al inventario.</w:t>
             </w:r>
           </w:p>
         </w:tc>
@@ -9649,7 +9621,15 @@
                 <w:sz w:val="20"/>
                 <w:szCs w:val="20"/>
               </w:rPr>
-              <w:t>El sistema debe mantener un inventario visible de cuatro casillas, una por cada clase de material —troncos, sogas, tela y mástil—, que reúne los ocho objetos dispuestos estratégicamente en el escenario: los cinco troncos comparten su casilla y la llenan uno a uno, indicando sin cifras cuántos se llevan.</w:t>
+              <w:t xml:space="preserve">El sistema debe mantener un inventario visible de cuatro casillas, una por cada clase de material —troncos, sogas, tela y mástil—, que reúne los ocho objetos dispuestos estratégicamente en el </w:t>
+            </w:r>
+            <w:r>
+              <w:rPr>
+                <w:sz w:val="20"/>
+                <w:szCs w:val="20"/>
+              </w:rPr>
+              <w:lastRenderedPageBreak/>
+              <w:t>escenario: los cinco troncos comparten su casilla y la llenan uno a uno, indicando sin cifras cuántos se llevan.</w:t>
             </w:r>
           </w:p>
         </w:tc>
@@ -9672,6 +9652,7 @@
                 <w:sz w:val="20"/>
                 <w:szCs w:val="20"/>
               </w:rPr>
+              <w:lastRenderedPageBreak/>
               <w:t>Alta</w:t>
             </w:r>
           </w:p>
@@ -9697,7 +9678,6 @@
                 <w:sz w:val="20"/>
                 <w:szCs w:val="20"/>
               </w:rPr>
-              <w:lastRenderedPageBreak/>
               <w:t>RF-39</w:t>
             </w:r>
           </w:p>
@@ -9840,6 +9820,13 @@
               </w:rPr>
               <w:t>El panel de ensamblaje debe habilitar tres fases de forma sucesiva: primero la base con los troncos, luego los amarres con las sogas y finalmente armar el mástil y la vela incluyendo ambas piezas en una sola fase. Cada fase dispone de un botón de confirmación y no se habilita la siguiente hasta que la actual sea correcta.</w:t>
             </w:r>
+            <w:r>
+              <w:rPr>
+                <w:sz w:val="20"/>
+                <w:szCs w:val="20"/>
+              </w:rPr>
+              <w:t xml:space="preserve"> En la base y el amarre se ofrece además el botón de probar balsa (RF-42), que no confirma la fase.</w:t>
+            </w:r>
           </w:p>
         </w:tc>
         <w:tc>
@@ -10031,6 +10018,13 @@
                 <w:szCs w:val="20"/>
               </w:rPr>
               <w:t>El botón de probar balsa debe validar el ensamblaje; ante un error, el sistema debe reproducir la animación de hundimiento, resaltar el espacio incorrecto y acompañar el resaltado con un mensaje explícito que indique qué revisar.</w:t>
+            </w:r>
+            <w:r>
+              <w:rPr>
+                <w:sz w:val="20"/>
+                <w:szCs w:val="20"/>
+              </w:rPr>
+              <w:t xml:space="preserve"> El botón está disponible en las tres fases; antes de la última valida solo la fase activa y la balsa, incompleta, se hunde siempre: se resaltan únicamente los espacios con un objeto mal ubicado y, si no hay ninguno, el mensaje indica que la balsa aún no está terminada.</w:t>
             </w:r>
           </w:p>
         </w:tc>
@@ -10522,6 +10516,7 @@
                 <w:sz w:val="20"/>
                 <w:szCs w:val="20"/>
               </w:rPr>
+              <w:lastRenderedPageBreak/>
               <w:t>indicadores se presentan únicamente en la consulta del docente (RF-46).</w:t>
             </w:r>
           </w:p>
@@ -10545,6 +10540,7 @@
                 <w:sz w:val="20"/>
                 <w:szCs w:val="20"/>
               </w:rPr>
+              <w:lastRenderedPageBreak/>
               <w:t>Alta</w:t>
             </w:r>
           </w:p>
@@ -10623,15 +10619,7 @@
                 <w:sz w:val="20"/>
                 <w:szCs w:val="20"/>
               </w:rPr>
-              <w:t xml:space="preserve">El sistema debe permitir consultar, desde una opción del menú principal, la lista de los perfiles registrados en el equipo y, para el perfil que se seleccione, los valores numéricos de los indicadores definidos en la tabla 3.6.1 por nivel y por fase, </w:t>
-            </w:r>
-            <w:r>
-              <w:rPr>
-                <w:sz w:val="20"/>
-                <w:szCs w:val="20"/>
-              </w:rPr>
-              <w:lastRenderedPageBreak/>
-              <w:t>sin totales, promedios ni otros agregados entre perfiles o fases.</w:t>
+              <w:t>El sistema debe permitir consultar, desde una opción del menú principal, la lista de los perfiles registrados en el equipo y, para el perfil que se seleccione, los valores numéricos de los indicadores definidos en la tabla 3.6.1 por nivel y por fase, sin totales, promedios ni otros agregados entre perfiles o fases.</w:t>
             </w:r>
           </w:p>
         </w:tc>
@@ -10654,7 +10642,6 @@
                 <w:sz w:val="20"/>
                 <w:szCs w:val="20"/>
               </w:rPr>
-              <w:lastRenderedPageBreak/>
               <w:t>Alta</w:t>
             </w:r>
           </w:p>
@@ -11106,7 +11093,7 @@
                 <w:sz w:val="20"/>
                 <w:szCs w:val="20"/>
               </w:rPr>
-              <w:t xml:space="preserve">Golpes efectivos que siguen de inmediato a un golpe no efectivo: acertar justo después de fallar implica haber cambiado la fuerza o la </w:t>
+              <w:t xml:space="preserve">Golpes efectivos que siguen de inmediato a un golpe no efectivo: </w:t>
             </w:r>
             <w:r>
               <w:rPr>
@@ -11114,7 +11101,7 @@
                 <w:szCs w:val="20"/>
               </w:rPr>
               <w:lastRenderedPageBreak/>
-              <w:t>cercanía de las piedras</w:t>
+              <w:t>acertar justo después de fallar implica haber cambiado la fuerza o la cercanía de las piedras</w:t>
             </w:r>
           </w:p>
         </w:tc>
@@ -11132,7 +11119,7 @@
                 <w:szCs w:val="20"/>
               </w:rPr>
               <w:lastRenderedPageBreak/>
-              <w:t xml:space="preserve">Fase 3: ediciones de la secuencia hechas entre una ejecución fallida y la siguiente —cada bloque enganchado, retirado o tomado de la secuencia y cada cambio de su cuenta o de su lado; reordenar un bloque cuenta como tomarlo y volver a engancharlo—, que se contabilizan al </w:t>
+              <w:t xml:space="preserve">Fase 3: ediciones de la secuencia hechas entre una ejecución fallida y la siguiente —cada bloque enganchado, retirado o tomado de la secuencia y </w:t>
             </w:r>
             <w:r>
               <w:rPr>
@@ -11140,7 +11127,7 @@
                 <w:szCs w:val="20"/>
               </w:rPr>
               <w:lastRenderedPageBreak/>
-              <w:t>ejecutar de nuevo, se alcance o no el refugio. Fases 1 y 2: acción rechazada seguida de la siguiente acción aceptada, sobre cualquier elemento; varias acciones rechazadas seguidas y la acción aceptada que las cierra cuentan como un solo error corregido</w:t>
+              <w:t>cada cambio de su cuenta o de su lado; reordenar un bloque cuenta como tomarlo y volver a engancharlo—, que se contabilizan al ejecutar de nuevo, se alcance o no el refugio. Fases 1 y 2: acción rechazada seguida de la siguiente acción aceptada, sobre cualquier elemento; varias acciones rechazadas seguidas y la acción aceptada que las cierra cuentan como un solo error corregido</w:t>
             </w:r>
           </w:p>
         </w:tc>
@@ -11299,17 +11286,8 @@
                 <w:sz w:val="20"/>
                 <w:szCs w:val="20"/>
               </w:rPr>
-              <w:t xml:space="preserve">Tiempo transcurrido entre el inicio de la fase jugable y su </w:t>
-            </w:r>
-            <w:proofErr w:type="spellStart"/>
-            <w:r>
-              <w:rPr>
-                <w:sz w:val="20"/>
-                <w:szCs w:val="20"/>
-              </w:rPr>
-              <w:t>completación</w:t>
-            </w:r>
-            <w:proofErr w:type="spellEnd"/>
+              <w:t>Tiempo transcurrido entre el inicio de la fase jugable y su completación</w:t>
+            </w:r>
           </w:p>
         </w:tc>
         <w:tc>
@@ -11416,7 +11394,11 @@
         </w:numPr>
       </w:pPr>
       <w:r>
-        <w:t>No se almacena ningún dato distinto de estos cuatro indicadores, del nombre o alias del estudiante y del progreso de avance —nivel alcanzado y fases confirmadas—. La intención del requerimiento —no recoger datos sensibles, imágenes, ubicación ni contacto— queda intacta (RNF-09).</w:t>
+        <w:t xml:space="preserve">No se almacena ningún dato distinto de estos cuatro indicadores, del nombre o alias del estudiante y del progreso de avance —nivel alcanzado y fases </w:t>
+      </w:r>
+      <w:r>
+        <w:lastRenderedPageBreak/>
+        <w:t>confirmadas—. La intención del requerimiento —no recoger datos sensibles, imágenes, ubicación ni contacto— queda intacta (RNF-09).</w:t>
       </w:r>
     </w:p>
     <w:p>
@@ -11428,11 +11410,7 @@
         </w:numPr>
       </w:pPr>
       <w:r>
-        <w:t xml:space="preserve">En el Nivel 3 la recolección de materiales no es una fase: no registra indicadores y su tiempo no se cuenta, de modo que el tiempo de resolución de la fase de base empieza al abrirse el panel de ensamblaje. Los intentos, los errores </w:t>
-      </w:r>
-      <w:r>
-        <w:lastRenderedPageBreak/>
-        <w:t>corregidos y los pasos utilizados del Nivel 3 se cuentan sobre el ensamblaje entero y no se reinician al confirmar una fase: el registro de cada fase guarda lo acumulado hasta su confirmación, y por eso los pasos utilizados valen uno, dos y tres. Solo el tiempo de resolución es propio de cada fase. Si el nivel se retoma después de cerrar el juego, las fases ya confirmadas cuentan como pasos y los demás conteos empiezan desde la fase retomada.</w:t>
+        <w:t>En el Nivel 3 la recolección de materiales no es una fase: no registra indicadores y su tiempo no se cuenta, de modo que el tiempo de resolución de la fase de base empieza al abrirse el panel de ensamblaje. Los intentos, los errores corregidos y los pasos utilizados del Nivel 3 se cuentan sobre el ensamblaje entero y no se reinician al confirmar una fase: el registro de cada fase guarda lo acumulado hasta su confirmación, y por eso los pasos utilizados valen uno, dos y tres. Solo el tiempo de resolución es propio de cada fase. Si el nivel se retoma después de cerrar el juego, las fases ya confirmadas cuentan como pasos y los demás conteos empiezan desde la fase retomada.</w:t>
       </w:r>
     </w:p>
     <w:p/>
@@ -13351,23 +13329,7 @@
                 <w:sz w:val="20"/>
                 <w:szCs w:val="20"/>
               </w:rPr>
-              <w:t xml:space="preserve">Revisión del historial de </w:t>
-            </w:r>
-            <w:proofErr w:type="spellStart"/>
-            <w:r>
-              <w:rPr>
-                <w:sz w:val="20"/>
-                <w:szCs w:val="20"/>
-              </w:rPr>
-              <w:t>commits</w:t>
-            </w:r>
-            <w:proofErr w:type="spellEnd"/>
-            <w:r>
-              <w:rPr>
-                <w:sz w:val="20"/>
-                <w:szCs w:val="20"/>
-              </w:rPr>
-              <w:t>.</w:t>
+              <w:t>Revisión del historial de commits.</w:t>
             </w:r>
           </w:p>
         </w:tc>
@@ -15061,23 +15023,7 @@
                 <w:sz w:val="20"/>
                 <w:szCs w:val="20"/>
               </w:rPr>
-              <w:t xml:space="preserve">Santiago </w:t>
-            </w:r>
-            <w:proofErr w:type="spellStart"/>
-            <w:r>
-              <w:rPr>
-                <w:sz w:val="20"/>
-                <w:szCs w:val="20"/>
-              </w:rPr>
-              <w:t>Valdiri</w:t>
-            </w:r>
-            <w:proofErr w:type="spellEnd"/>
-            <w:r>
-              <w:rPr>
-                <w:sz w:val="20"/>
-                <w:szCs w:val="20"/>
-              </w:rPr>
-              <w:t xml:space="preserve"> García</w:t>
+              <w:t>Santiago Valdiri García</w:t>
             </w:r>
           </w:p>
         </w:tc>
@@ -15106,21 +15052,12 @@
             <w:tcW w:w="5387" w:type="dxa"/>
           </w:tcPr>
           <w:p>
-            <w:proofErr w:type="spellStart"/>
-            <w:r>
-              <w:rPr>
-                <w:sz w:val="20"/>
-                <w:szCs w:val="20"/>
-              </w:rPr>
-              <w:t>Re-enumeración</w:t>
-            </w:r>
-            <w:proofErr w:type="spellEnd"/>
-            <w:r>
-              <w:rPr>
-                <w:sz w:val="20"/>
-                <w:szCs w:val="20"/>
-              </w:rPr>
-              <w:t xml:space="preserve"> de RF</w:t>
+            <w:r>
+              <w:rPr>
+                <w:sz w:val="20"/>
+                <w:szCs w:val="20"/>
+              </w:rPr>
+              <w:t>Re-enumeración de RF</w:t>
             </w:r>
             <w:r>
               <w:br/>
@@ -15192,23 +15129,7 @@
                 <w:sz w:val="20"/>
                 <w:szCs w:val="20"/>
               </w:rPr>
-              <w:t xml:space="preserve">Santiago </w:t>
-            </w:r>
-            <w:proofErr w:type="spellStart"/>
-            <w:r>
-              <w:rPr>
-                <w:sz w:val="20"/>
-                <w:szCs w:val="20"/>
-              </w:rPr>
-              <w:t>Valdiri</w:t>
-            </w:r>
-            <w:proofErr w:type="spellEnd"/>
-            <w:r>
-              <w:rPr>
-                <w:sz w:val="20"/>
-                <w:szCs w:val="20"/>
-              </w:rPr>
-              <w:t xml:space="preserve"> García</w:t>
+              <w:t>Santiago Valdiri García</w:t>
             </w:r>
           </w:p>
           <w:p>
@@ -15261,23 +15182,7 @@
                 <w:sz w:val="20"/>
                 <w:szCs w:val="20"/>
               </w:rPr>
-              <w:t xml:space="preserve">Resolución de inconsistencias entre documentos fuente: RF-19 deja de </w:t>
-            </w:r>
-            <w:proofErr w:type="spellStart"/>
-            <w:r>
-              <w:rPr>
-                <w:sz w:val="20"/>
-                <w:szCs w:val="20"/>
-              </w:rPr>
-              <w:t>recondicionar</w:t>
-            </w:r>
-            <w:proofErr w:type="spellEnd"/>
-            <w:r>
-              <w:rPr>
-                <w:sz w:val="20"/>
-                <w:szCs w:val="20"/>
-              </w:rPr>
-              <w:t xml:space="preserve"> «Soplar» a la posición; RF-31 fija la lectura relativa de los bloques del laberinto; RF-40 limpia la referencia incrustada; RNF-03 aclara que la restricción recae sobre la tarea activa; RNF-09 admite el progreso de avance y se ajusta la nota 5 de 3.6.1; 3.6.1 desambigua las confirmaciones de fase del Nivel 3.</w:t>
+              <w:t>Resolución de inconsistencias entre documentos fuente: RF-19 deja de recondicionar «Soplar» a la posición; RF-31 fija la lectura relativa de los bloques del laberinto; RF-40 limpia la referencia incrustada; RNF-03 aclara que la restricción recae sobre la tarea activa; RNF-09 admite el progreso de avance y se ajusta la nota 5 de 3.6.1; 3.6.1 desambigua las confirmaciones de fase del Nivel 3.</w:t>
             </w:r>
           </w:p>
         </w:tc>
@@ -15297,23 +15202,7 @@
                 <w:sz w:val="20"/>
                 <w:szCs w:val="20"/>
               </w:rPr>
-              <w:t xml:space="preserve">Santiago Benavides Rey / Santiago </w:t>
-            </w:r>
-            <w:proofErr w:type="spellStart"/>
-            <w:r>
-              <w:rPr>
-                <w:sz w:val="20"/>
-                <w:szCs w:val="20"/>
-              </w:rPr>
-              <w:t>Valdiri</w:t>
-            </w:r>
-            <w:proofErr w:type="spellEnd"/>
-            <w:r>
-              <w:rPr>
-                <w:sz w:val="20"/>
-                <w:szCs w:val="20"/>
-              </w:rPr>
-              <w:t xml:space="preserve"> García</w:t>
+              <w:t>Santiago Benavides Rey / Santiago Valdiri García</w:t>
             </w:r>
           </w:p>
         </w:tc>
@@ -15358,23 +15247,7 @@
                 <w:sz w:val="20"/>
                 <w:szCs w:val="20"/>
               </w:rPr>
-              <w:t xml:space="preserve">Alineación con el prototipo; cierra INC-47, INC-49, INC-50, INC-54 a INC-57, INC-59 a INC-62, INC-67, INC-70, INC-74, INC-75, INC-78, INC-80, INC-81, INC-86 a INC-89, INC-91, INC-93, INC-98 a INC-100 e INC-103. Lineamientos: CP-06 (cuándo interviene el guía), CT-04, CT-06 y CT-09 (recursos gráficos y sonoros). 2.2 remite al capítulo 3; 2.3 (docente y equipo evaluador; las pruebas nombran lo que verifican); 2.4 (uso autorizado de la Familia </w:t>
-            </w:r>
-            <w:proofErr w:type="spellStart"/>
-            <w:r>
-              <w:rPr>
-                <w:sz w:val="20"/>
-                <w:szCs w:val="20"/>
-              </w:rPr>
-              <w:t>Anonaky</w:t>
-            </w:r>
-            <w:proofErr w:type="spellEnd"/>
-            <w:r>
-              <w:rPr>
-                <w:sz w:val="20"/>
-                <w:szCs w:val="20"/>
-              </w:rPr>
-              <w:t xml:space="preserve">). RF-01 (Progreso del equipo), RF-05 (ilustración recorrida por la cámara), RF-07 (rótulos del mockup 6), RF-10, RF-11 (la escena 3.2 interrumpe la fase), RF-14 a RF-16 (reunir y encender con fuerza y </w:t>
+              <w:t xml:space="preserve">Alineación con el prototipo; cierra INC-47, INC-49, INC-50, INC-54 a INC-57, INC-59 a INC-62, INC-67, INC-70, INC-74, INC-75, INC-78, INC-80, INC-81, INC-86 a INC-89, INC-91, INC-93, INC-98 a INC-100 e INC-103. Lineamientos: CP-06 (cuándo interviene el guía), CT-04, CT-06 y CT-09 (recursos gráficos y sonoros). 2.2 remite al capítulo 3; 2.3 (docente y equipo evaluador; las pruebas nombran lo que verifican); 2.4 (uso autorizado de la Familia Anonaky). RF-01 (Progreso del equipo), RF-05 (ilustración recorrida por la cámara), RF-07 (rótulos del mockup 6), RF-10, RF-11 (la escena 3.2 interrumpe la fase), RF-14 a RF-16 (reunir y encender con fuerza y </w:t>
             </w:r>
             <w:r>
               <w:rPr>
@@ -15410,30 +15283,7 @@
                 <w:sz w:val="20"/>
                 <w:szCs w:val="20"/>
               </w:rPr>
-              <w:t xml:space="preserve"> </w:t>
-            </w:r>
-            <w:r>
-              <w:rPr>
-                <w:sz w:val="20"/>
-                <w:szCs w:val="20"/>
-              </w:rPr>
-              <w:t xml:space="preserve">/ Santiago </w:t>
-            </w:r>
-            <w:proofErr w:type="spellStart"/>
-            <w:r>
-              <w:rPr>
-                <w:sz w:val="20"/>
-                <w:szCs w:val="20"/>
-              </w:rPr>
-              <w:t>Valdiri</w:t>
-            </w:r>
-            <w:proofErr w:type="spellEnd"/>
-            <w:r>
-              <w:rPr>
-                <w:sz w:val="20"/>
-                <w:szCs w:val="20"/>
-              </w:rPr>
-              <w:t xml:space="preserve"> García</w:t>
+              <w:t xml:space="preserve"> / Santiago Valdiri García</w:t>
             </w:r>
           </w:p>
         </w:tc>
@@ -15512,30 +15362,72 @@
                 <w:sz w:val="20"/>
                 <w:szCs w:val="20"/>
               </w:rPr>
-              <w:t xml:space="preserve"> </w:t>
-            </w:r>
-            <w:r>
-              <w:rPr>
-                <w:sz w:val="20"/>
-                <w:szCs w:val="20"/>
-              </w:rPr>
-              <w:t xml:space="preserve">/ Santiago </w:t>
-            </w:r>
-            <w:proofErr w:type="spellStart"/>
-            <w:r>
-              <w:rPr>
-                <w:sz w:val="20"/>
-                <w:szCs w:val="20"/>
-              </w:rPr>
-              <w:t>Valdiri</w:t>
-            </w:r>
-            <w:proofErr w:type="spellEnd"/>
-            <w:r>
-              <w:rPr>
-                <w:sz w:val="20"/>
-                <w:szCs w:val="20"/>
-              </w:rPr>
-              <w:t xml:space="preserve"> García</w:t>
+              <w:t xml:space="preserve"> / Santiago Valdiri García</w:t>
+            </w:r>
+          </w:p>
+        </w:tc>
+      </w:tr>
+      <w:tr>
+        <w:trPr>
+          <w:jc w:val="center"/>
+        </w:trPr>
+        <w:tc>
+          <w:tcPr>
+            <w:tcW w:w="1395" w:type="dxa"/>
+          </w:tcPr>
+          <w:p>
+            <w:pPr>
+              <w:rPr>
+                <w:sz w:val="20"/>
+                <w:szCs w:val="20"/>
+              </w:rPr>
+            </w:pPr>
+            <w:r>
+              <w:rPr>
+                <w:sz w:val="20"/>
+                <w:szCs w:val="20"/>
+              </w:rPr>
+              <w:t>01/10/2026</w:t>
+            </w:r>
+          </w:p>
+        </w:tc>
+        <w:tc>
+          <w:tcPr>
+            <w:tcW w:w="5387" w:type="dxa"/>
+          </w:tcPr>
+          <w:p>
+            <w:pPr>
+              <w:rPr>
+                <w:sz w:val="20"/>
+                <w:szCs w:val="20"/>
+              </w:rPr>
+            </w:pPr>
+            <w:r>
+              <w:rPr>
+                <w:sz w:val="20"/>
+                <w:szCs w:val="20"/>
+              </w:rPr>
+              <w:t>Cierra INC-122. CP-06 y RF-11 (la escena 3.2 sigue a la primera prueba fallida en la fase de mástil y vela), RF-40 y RF-42 (el botón de probar balsa también en la base y el amarre, donde la balsa incompleta se hunde, se resalta solo lo mal ubicado y la fase no se confirma).</w:t>
+            </w:r>
+          </w:p>
+        </w:tc>
+        <w:tc>
+          <w:tcPr>
+            <w:tcW w:w="2682" w:type="dxa"/>
+          </w:tcPr>
+          <w:p>
+            <w:pPr>
+              <w:rPr>
+                <w:sz w:val="20"/>
+                <w:szCs w:val="20"/>
+              </w:rPr>
+            </w:pPr>
+            <w:r>
+              <w:rPr>
+                <w:sz w:val="20"/>
+                <w:szCs w:val="20"/>
+              </w:rPr>
+              <w:t>Santiago Benavides Rey / Santiago Valdiri García</w:t>
             </w:r>
           </w:p>
         </w:tc>

--- a/docs/Solución OE1_Requerimientos.docx
+++ b/docs/Solución OE1_Requerimientos.docx
@@ -16,10 +16,13 @@
           <w:pPr>
             <w:pStyle w:val="TDC1"/>
             <w:tabs>
-              <w:tab w:val="right" w:leader="dot" w:pos="9360"/>
+              <w:tab w:val="right" w:leader="dot" w:pos="9350"/>
             </w:tabs>
             <w:rPr>
+              <w:rFonts w:asciiTheme="minorHAnsi" w:eastAsiaTheme="minorEastAsia" w:hAnsiTheme="minorHAnsi" w:cstheme="minorBidi"/>
               <w:noProof/>
+              <w:kern w:val="2"/>
+              <w14:ligatures w14:val="standardContextual"/>
             </w:rPr>
           </w:pPr>
           <w:r>
@@ -31,9 +34,12 @@
           <w:r>
             <w:fldChar w:fldCharType="separate"/>
           </w:r>
-          <w:hyperlink w:anchor="_Toc558830678" w:history="1">
-            <w:r>
-              <w:rPr>
+          <w:hyperlink w:anchor="_Toc242810850" w:history="1">
+            <w:r>
+              <w:rPr>
+                <w:rStyle w:val="Hipervnculo"/>
+                <w:b/>
+                <w:bCs/>
                 <w:noProof/>
               </w:rPr>
               <w:t>1. LINEAMIENTOS CONCEPTUALES DEL VIDEOJUEGO EDUCATIVO</w:t>
@@ -41,41 +47,48 @@
             <w:r>
               <w:rPr>
                 <w:noProof/>
+                <w:webHidden/>
               </w:rPr>
               <w:tab/>
             </w:r>
             <w:r>
               <w:rPr>
                 <w:noProof/>
+                <w:webHidden/>
               </w:rPr>
               <w:fldChar w:fldCharType="begin"/>
             </w:r>
             <w:r>
               <w:rPr>
                 <w:noProof/>
-              </w:rPr>
-              <w:instrText>PAGEREF _Toc558830678 \h</w:instrText>
-            </w:r>
-            <w:r>
-              <w:rPr>
-                <w:noProof/>
-              </w:rPr>
-            </w:r>
-            <w:r>
-              <w:rPr>
-                <w:noProof/>
+                <w:webHidden/>
+              </w:rPr>
+              <w:instrText xml:space="preserve"> PAGEREF _Toc242810850 \h </w:instrText>
+            </w:r>
+            <w:r>
+              <w:rPr>
+                <w:noProof/>
+                <w:webHidden/>
+              </w:rPr>
+            </w:r>
+            <w:r>
+              <w:rPr>
+                <w:noProof/>
+                <w:webHidden/>
               </w:rPr>
               <w:fldChar w:fldCharType="separate"/>
             </w:r>
             <w:r>
               <w:rPr>
                 <w:noProof/>
+                <w:webHidden/>
               </w:rPr>
               <w:t>2</w:t>
             </w:r>
             <w:r>
               <w:rPr>
                 <w:noProof/>
+                <w:webHidden/>
               </w:rPr>
               <w:fldChar w:fldCharType="end"/>
             </w:r>
@@ -85,15 +98,21 @@
           <w:pPr>
             <w:pStyle w:val="TDC2"/>
             <w:tabs>
-              <w:tab w:val="right" w:leader="dot" w:pos="9360"/>
+              <w:tab w:val="right" w:leader="dot" w:pos="9350"/>
             </w:tabs>
             <w:rPr>
+              <w:rFonts w:asciiTheme="minorHAnsi" w:eastAsiaTheme="minorEastAsia" w:hAnsiTheme="minorHAnsi" w:cstheme="minorBidi"/>
               <w:noProof/>
+              <w:kern w:val="2"/>
+              <w14:ligatures w14:val="standardContextual"/>
             </w:rPr>
           </w:pPr>
-          <w:hyperlink w:anchor="_Toc217205441" w:history="1">
-            <w:r>
-              <w:rPr>
+          <w:hyperlink w:anchor="_Toc242810851" w:history="1">
+            <w:r>
+              <w:rPr>
+                <w:rStyle w:val="Hipervnculo"/>
+                <w:b/>
+                <w:bCs/>
                 <w:noProof/>
               </w:rPr>
               <w:t>1.1 Criterios pedagógicos</w:t>
@@ -101,41 +120,48 @@
             <w:r>
               <w:rPr>
                 <w:noProof/>
+                <w:webHidden/>
               </w:rPr>
               <w:tab/>
             </w:r>
             <w:r>
               <w:rPr>
                 <w:noProof/>
+                <w:webHidden/>
               </w:rPr>
               <w:fldChar w:fldCharType="begin"/>
             </w:r>
             <w:r>
               <w:rPr>
                 <w:noProof/>
-              </w:rPr>
-              <w:instrText>PAGEREF _Toc217205441 \h</w:instrText>
-            </w:r>
-            <w:r>
-              <w:rPr>
-                <w:noProof/>
-              </w:rPr>
-            </w:r>
-            <w:r>
-              <w:rPr>
-                <w:noProof/>
+                <w:webHidden/>
+              </w:rPr>
+              <w:instrText xml:space="preserve"> PAGEREF _Toc242810851 \h </w:instrText>
+            </w:r>
+            <w:r>
+              <w:rPr>
+                <w:noProof/>
+                <w:webHidden/>
+              </w:rPr>
+            </w:r>
+            <w:r>
+              <w:rPr>
+                <w:noProof/>
+                <w:webHidden/>
               </w:rPr>
               <w:fldChar w:fldCharType="separate"/>
             </w:r>
             <w:r>
               <w:rPr>
                 <w:noProof/>
+                <w:webHidden/>
               </w:rPr>
               <w:t>2</w:t>
             </w:r>
             <w:r>
               <w:rPr>
                 <w:noProof/>
+                <w:webHidden/>
               </w:rPr>
               <w:fldChar w:fldCharType="end"/>
             </w:r>
@@ -145,15 +171,21 @@
           <w:pPr>
             <w:pStyle w:val="TDC2"/>
             <w:tabs>
-              <w:tab w:val="right" w:leader="dot" w:pos="9360"/>
+              <w:tab w:val="right" w:leader="dot" w:pos="9350"/>
             </w:tabs>
             <w:rPr>
+              <w:rFonts w:asciiTheme="minorHAnsi" w:eastAsiaTheme="minorEastAsia" w:hAnsiTheme="minorHAnsi" w:cstheme="minorBidi"/>
               <w:noProof/>
+              <w:kern w:val="2"/>
+              <w14:ligatures w14:val="standardContextual"/>
             </w:rPr>
           </w:pPr>
-          <w:hyperlink w:anchor="_Toc470188763" w:history="1">
-            <w:r>
-              <w:rPr>
+          <w:hyperlink w:anchor="_Toc242810852" w:history="1">
+            <w:r>
+              <w:rPr>
+                <w:rStyle w:val="Hipervnculo"/>
+                <w:b/>
+                <w:bCs/>
                 <w:noProof/>
               </w:rPr>
               <w:t>1.2 Criterios técnicos</w:t>
@@ -161,41 +193,48 @@
             <w:r>
               <w:rPr>
                 <w:noProof/>
+                <w:webHidden/>
               </w:rPr>
               <w:tab/>
             </w:r>
             <w:r>
               <w:rPr>
                 <w:noProof/>
+                <w:webHidden/>
               </w:rPr>
               <w:fldChar w:fldCharType="begin"/>
             </w:r>
             <w:r>
               <w:rPr>
                 <w:noProof/>
-              </w:rPr>
-              <w:instrText>PAGEREF _Toc470188763 \h</w:instrText>
-            </w:r>
-            <w:r>
-              <w:rPr>
-                <w:noProof/>
-              </w:rPr>
-            </w:r>
-            <w:r>
-              <w:rPr>
-                <w:noProof/>
+                <w:webHidden/>
+              </w:rPr>
+              <w:instrText xml:space="preserve"> PAGEREF _Toc242810852 \h </w:instrText>
+            </w:r>
+            <w:r>
+              <w:rPr>
+                <w:noProof/>
+                <w:webHidden/>
+              </w:rPr>
+            </w:r>
+            <w:r>
+              <w:rPr>
+                <w:noProof/>
+                <w:webHidden/>
               </w:rPr>
               <w:fldChar w:fldCharType="separate"/>
             </w:r>
             <w:r>
               <w:rPr>
                 <w:noProof/>
+                <w:webHidden/>
               </w:rPr>
               <w:t>3</w:t>
             </w:r>
             <w:r>
               <w:rPr>
                 <w:noProof/>
+                <w:webHidden/>
               </w:rPr>
               <w:fldChar w:fldCharType="end"/>
             </w:r>
@@ -205,15 +244,21 @@
           <w:pPr>
             <w:pStyle w:val="TDC2"/>
             <w:tabs>
-              <w:tab w:val="right" w:leader="dot" w:pos="9360"/>
+              <w:tab w:val="right" w:leader="dot" w:pos="9350"/>
             </w:tabs>
             <w:rPr>
+              <w:rFonts w:asciiTheme="minorHAnsi" w:eastAsiaTheme="minorEastAsia" w:hAnsiTheme="minorHAnsi" w:cstheme="minorBidi"/>
               <w:noProof/>
+              <w:kern w:val="2"/>
+              <w14:ligatures w14:val="standardContextual"/>
             </w:rPr>
           </w:pPr>
-          <w:hyperlink w:anchor="_Toc1263458833" w:history="1">
-            <w:r>
-              <w:rPr>
+          <w:hyperlink w:anchor="_Toc242810853" w:history="1">
+            <w:r>
+              <w:rPr>
+                <w:rStyle w:val="Hipervnculo"/>
+                <w:b/>
+                <w:bCs/>
                 <w:noProof/>
               </w:rPr>
               <w:t>1.3 Criterios narrativos y de diseño</w:t>
@@ -221,41 +266,48 @@
             <w:r>
               <w:rPr>
                 <w:noProof/>
+                <w:webHidden/>
               </w:rPr>
               <w:tab/>
             </w:r>
             <w:r>
               <w:rPr>
                 <w:noProof/>
+                <w:webHidden/>
               </w:rPr>
               <w:fldChar w:fldCharType="begin"/>
             </w:r>
             <w:r>
               <w:rPr>
                 <w:noProof/>
-              </w:rPr>
-              <w:instrText>PAGEREF _Toc1263458833 \h</w:instrText>
-            </w:r>
-            <w:r>
-              <w:rPr>
-                <w:noProof/>
-              </w:rPr>
-            </w:r>
-            <w:r>
-              <w:rPr>
-                <w:noProof/>
+                <w:webHidden/>
+              </w:rPr>
+              <w:instrText xml:space="preserve"> PAGEREF _Toc242810853 \h </w:instrText>
+            </w:r>
+            <w:r>
+              <w:rPr>
+                <w:noProof/>
+                <w:webHidden/>
+              </w:rPr>
+            </w:r>
+            <w:r>
+              <w:rPr>
+                <w:noProof/>
+                <w:webHidden/>
               </w:rPr>
               <w:fldChar w:fldCharType="separate"/>
             </w:r>
             <w:r>
               <w:rPr>
                 <w:noProof/>
+                <w:webHidden/>
               </w:rPr>
               <w:t>4</w:t>
             </w:r>
             <w:r>
               <w:rPr>
                 <w:noProof/>
+                <w:webHidden/>
               </w:rPr>
               <w:fldChar w:fldCharType="end"/>
             </w:r>
@@ -265,15 +317,21 @@
           <w:pPr>
             <w:pStyle w:val="TDC1"/>
             <w:tabs>
-              <w:tab w:val="right" w:leader="dot" w:pos="9360"/>
+              <w:tab w:val="right" w:leader="dot" w:pos="9350"/>
             </w:tabs>
             <w:rPr>
+              <w:rFonts w:asciiTheme="minorHAnsi" w:eastAsiaTheme="minorEastAsia" w:hAnsiTheme="minorHAnsi" w:cstheme="minorBidi"/>
               <w:noProof/>
+              <w:kern w:val="2"/>
+              <w14:ligatures w14:val="standardContextual"/>
             </w:rPr>
           </w:pPr>
-          <w:hyperlink w:anchor="_Toc208723279" w:history="1">
-            <w:r>
-              <w:rPr>
+          <w:hyperlink w:anchor="_Toc242810854" w:history="1">
+            <w:r>
+              <w:rPr>
+                <w:rStyle w:val="Hipervnculo"/>
+                <w:b/>
+                <w:bCs/>
                 <w:noProof/>
               </w:rPr>
               <w:t>2. DESCRIPCIÓN GENERAL DEL PRODUCTO</w:t>
@@ -281,41 +339,48 @@
             <w:r>
               <w:rPr>
                 <w:noProof/>
+                <w:webHidden/>
               </w:rPr>
               <w:tab/>
             </w:r>
             <w:r>
               <w:rPr>
                 <w:noProof/>
+                <w:webHidden/>
               </w:rPr>
               <w:fldChar w:fldCharType="begin"/>
             </w:r>
             <w:r>
               <w:rPr>
                 <w:noProof/>
-              </w:rPr>
-              <w:instrText>PAGEREF _Toc208723279 \h</w:instrText>
-            </w:r>
-            <w:r>
-              <w:rPr>
-                <w:noProof/>
-              </w:rPr>
-            </w:r>
-            <w:r>
-              <w:rPr>
-                <w:noProof/>
+                <w:webHidden/>
+              </w:rPr>
+              <w:instrText xml:space="preserve"> PAGEREF _Toc242810854 \h </w:instrText>
+            </w:r>
+            <w:r>
+              <w:rPr>
+                <w:noProof/>
+                <w:webHidden/>
+              </w:rPr>
+            </w:r>
+            <w:r>
+              <w:rPr>
+                <w:noProof/>
+                <w:webHidden/>
               </w:rPr>
               <w:fldChar w:fldCharType="separate"/>
             </w:r>
             <w:r>
               <w:rPr>
                 <w:noProof/>
+                <w:webHidden/>
               </w:rPr>
               <w:t>5</w:t>
             </w:r>
             <w:r>
               <w:rPr>
                 <w:noProof/>
+                <w:webHidden/>
               </w:rPr>
               <w:fldChar w:fldCharType="end"/>
             </w:r>
@@ -325,15 +390,21 @@
           <w:pPr>
             <w:pStyle w:val="TDC2"/>
             <w:tabs>
-              <w:tab w:val="right" w:leader="dot" w:pos="9360"/>
+              <w:tab w:val="right" w:leader="dot" w:pos="9350"/>
             </w:tabs>
             <w:rPr>
+              <w:rFonts w:asciiTheme="minorHAnsi" w:eastAsiaTheme="minorEastAsia" w:hAnsiTheme="minorHAnsi" w:cstheme="minorBidi"/>
               <w:noProof/>
+              <w:kern w:val="2"/>
+              <w14:ligatures w14:val="standardContextual"/>
             </w:rPr>
           </w:pPr>
-          <w:hyperlink w:anchor="_Toc1493696212" w:history="1">
-            <w:r>
-              <w:rPr>
+          <w:hyperlink w:anchor="_Toc242810855" w:history="1">
+            <w:r>
+              <w:rPr>
+                <w:rStyle w:val="Hipervnculo"/>
+                <w:b/>
+                <w:bCs/>
                 <w:noProof/>
               </w:rPr>
               <w:t>2.1 Perspectiva del producto</w:t>
@@ -341,41 +412,48 @@
             <w:r>
               <w:rPr>
                 <w:noProof/>
+                <w:webHidden/>
               </w:rPr>
               <w:tab/>
             </w:r>
             <w:r>
               <w:rPr>
                 <w:noProof/>
+                <w:webHidden/>
               </w:rPr>
               <w:fldChar w:fldCharType="begin"/>
             </w:r>
             <w:r>
               <w:rPr>
                 <w:noProof/>
-              </w:rPr>
-              <w:instrText>PAGEREF _Toc1493696212 \h</w:instrText>
-            </w:r>
-            <w:r>
-              <w:rPr>
-                <w:noProof/>
-              </w:rPr>
-            </w:r>
-            <w:r>
-              <w:rPr>
-                <w:noProof/>
+                <w:webHidden/>
+              </w:rPr>
+              <w:instrText xml:space="preserve"> PAGEREF _Toc242810855 \h </w:instrText>
+            </w:r>
+            <w:r>
+              <w:rPr>
+                <w:noProof/>
+                <w:webHidden/>
+              </w:rPr>
+            </w:r>
+            <w:r>
+              <w:rPr>
+                <w:noProof/>
+                <w:webHidden/>
               </w:rPr>
               <w:fldChar w:fldCharType="separate"/>
             </w:r>
             <w:r>
               <w:rPr>
                 <w:noProof/>
+                <w:webHidden/>
               </w:rPr>
               <w:t>5</w:t>
             </w:r>
             <w:r>
               <w:rPr>
                 <w:noProof/>
+                <w:webHidden/>
               </w:rPr>
               <w:fldChar w:fldCharType="end"/>
             </w:r>
@@ -385,15 +463,21 @@
           <w:pPr>
             <w:pStyle w:val="TDC2"/>
             <w:tabs>
-              <w:tab w:val="right" w:leader="dot" w:pos="9360"/>
+              <w:tab w:val="right" w:leader="dot" w:pos="9350"/>
             </w:tabs>
             <w:rPr>
+              <w:rFonts w:asciiTheme="minorHAnsi" w:eastAsiaTheme="minorEastAsia" w:hAnsiTheme="minorHAnsi" w:cstheme="minorBidi"/>
               <w:noProof/>
+              <w:kern w:val="2"/>
+              <w14:ligatures w14:val="standardContextual"/>
             </w:rPr>
           </w:pPr>
-          <w:hyperlink w:anchor="_Toc1543707835" w:history="1">
-            <w:r>
-              <w:rPr>
+          <w:hyperlink w:anchor="_Toc242810856" w:history="1">
+            <w:r>
+              <w:rPr>
+                <w:rStyle w:val="Hipervnculo"/>
+                <w:b/>
+                <w:bCs/>
                 <w:noProof/>
               </w:rPr>
               <w:t>2.2 Estructura funcional</w:t>
@@ -401,41 +485,48 @@
             <w:r>
               <w:rPr>
                 <w:noProof/>
+                <w:webHidden/>
               </w:rPr>
               <w:tab/>
             </w:r>
             <w:r>
               <w:rPr>
                 <w:noProof/>
+                <w:webHidden/>
               </w:rPr>
               <w:fldChar w:fldCharType="begin"/>
             </w:r>
             <w:r>
               <w:rPr>
                 <w:noProof/>
-              </w:rPr>
-              <w:instrText>PAGEREF _Toc1543707835 \h</w:instrText>
-            </w:r>
-            <w:r>
-              <w:rPr>
-                <w:noProof/>
-              </w:rPr>
-            </w:r>
-            <w:r>
-              <w:rPr>
-                <w:noProof/>
+                <w:webHidden/>
+              </w:rPr>
+              <w:instrText xml:space="preserve"> PAGEREF _Toc242810856 \h </w:instrText>
+            </w:r>
+            <w:r>
+              <w:rPr>
+                <w:noProof/>
+                <w:webHidden/>
+              </w:rPr>
+            </w:r>
+            <w:r>
+              <w:rPr>
+                <w:noProof/>
+                <w:webHidden/>
               </w:rPr>
               <w:fldChar w:fldCharType="separate"/>
             </w:r>
             <w:r>
               <w:rPr>
                 <w:noProof/>
+                <w:webHidden/>
               </w:rPr>
               <w:t>5</w:t>
             </w:r>
             <w:r>
               <w:rPr>
                 <w:noProof/>
+                <w:webHidden/>
               </w:rPr>
               <w:fldChar w:fldCharType="end"/>
             </w:r>
@@ -445,15 +536,21 @@
           <w:pPr>
             <w:pStyle w:val="TDC2"/>
             <w:tabs>
-              <w:tab w:val="right" w:leader="dot" w:pos="9360"/>
+              <w:tab w:val="right" w:leader="dot" w:pos="9350"/>
             </w:tabs>
             <w:rPr>
+              <w:rFonts w:asciiTheme="minorHAnsi" w:eastAsiaTheme="minorEastAsia" w:hAnsiTheme="minorHAnsi" w:cstheme="minorBidi"/>
               <w:noProof/>
+              <w:kern w:val="2"/>
+              <w14:ligatures w14:val="standardContextual"/>
             </w:rPr>
           </w:pPr>
-          <w:hyperlink w:anchor="_Toc1605593581" w:history="1">
-            <w:r>
-              <w:rPr>
+          <w:hyperlink w:anchor="_Toc242810857" w:history="1">
+            <w:r>
+              <w:rPr>
+                <w:rStyle w:val="Hipervnculo"/>
+                <w:b/>
+                <w:bCs/>
                 <w:noProof/>
               </w:rPr>
               <w:t>2.3 Características de los usuarios</w:t>
@@ -461,41 +558,48 @@
             <w:r>
               <w:rPr>
                 <w:noProof/>
+                <w:webHidden/>
               </w:rPr>
               <w:tab/>
             </w:r>
             <w:r>
               <w:rPr>
                 <w:noProof/>
+                <w:webHidden/>
               </w:rPr>
               <w:fldChar w:fldCharType="begin"/>
             </w:r>
             <w:r>
               <w:rPr>
                 <w:noProof/>
-              </w:rPr>
-              <w:instrText>PAGEREF _Toc1605593581 \h</w:instrText>
-            </w:r>
-            <w:r>
-              <w:rPr>
-                <w:noProof/>
-              </w:rPr>
-            </w:r>
-            <w:r>
-              <w:rPr>
-                <w:noProof/>
+                <w:webHidden/>
+              </w:rPr>
+              <w:instrText xml:space="preserve"> PAGEREF _Toc242810857 \h </w:instrText>
+            </w:r>
+            <w:r>
+              <w:rPr>
+                <w:noProof/>
+                <w:webHidden/>
+              </w:rPr>
+            </w:r>
+            <w:r>
+              <w:rPr>
+                <w:noProof/>
+                <w:webHidden/>
               </w:rPr>
               <w:fldChar w:fldCharType="separate"/>
             </w:r>
             <w:r>
               <w:rPr>
                 <w:noProof/>
+                <w:webHidden/>
               </w:rPr>
               <w:t>5</w:t>
             </w:r>
             <w:r>
               <w:rPr>
                 <w:noProof/>
+                <w:webHidden/>
               </w:rPr>
               <w:fldChar w:fldCharType="end"/>
             </w:r>
@@ -505,15 +609,21 @@
           <w:pPr>
             <w:pStyle w:val="TDC2"/>
             <w:tabs>
-              <w:tab w:val="right" w:leader="dot" w:pos="9360"/>
+              <w:tab w:val="right" w:leader="dot" w:pos="9350"/>
             </w:tabs>
             <w:rPr>
+              <w:rFonts w:asciiTheme="minorHAnsi" w:eastAsiaTheme="minorEastAsia" w:hAnsiTheme="minorHAnsi" w:cstheme="minorBidi"/>
               <w:noProof/>
+              <w:kern w:val="2"/>
+              <w14:ligatures w14:val="standardContextual"/>
             </w:rPr>
           </w:pPr>
-          <w:hyperlink w:anchor="_Toc1596261135" w:history="1">
-            <w:r>
-              <w:rPr>
+          <w:hyperlink w:anchor="_Toc242810858" w:history="1">
+            <w:r>
+              <w:rPr>
+                <w:rStyle w:val="Hipervnculo"/>
+                <w:b/>
+                <w:bCs/>
                 <w:noProof/>
               </w:rPr>
               <w:t>2.4 Restricciones</w:t>
@@ -521,41 +631,48 @@
             <w:r>
               <w:rPr>
                 <w:noProof/>
+                <w:webHidden/>
               </w:rPr>
               <w:tab/>
             </w:r>
             <w:r>
               <w:rPr>
                 <w:noProof/>
+                <w:webHidden/>
               </w:rPr>
               <w:fldChar w:fldCharType="begin"/>
             </w:r>
             <w:r>
               <w:rPr>
                 <w:noProof/>
-              </w:rPr>
-              <w:instrText>PAGEREF _Toc1596261135 \h</w:instrText>
-            </w:r>
-            <w:r>
-              <w:rPr>
-                <w:noProof/>
-              </w:rPr>
-            </w:r>
-            <w:r>
-              <w:rPr>
-                <w:noProof/>
+                <w:webHidden/>
+              </w:rPr>
+              <w:instrText xml:space="preserve"> PAGEREF _Toc242810858 \h </w:instrText>
+            </w:r>
+            <w:r>
+              <w:rPr>
+                <w:noProof/>
+                <w:webHidden/>
+              </w:rPr>
+            </w:r>
+            <w:r>
+              <w:rPr>
+                <w:noProof/>
+                <w:webHidden/>
               </w:rPr>
               <w:fldChar w:fldCharType="separate"/>
             </w:r>
             <w:r>
               <w:rPr>
                 <w:noProof/>
+                <w:webHidden/>
               </w:rPr>
               <w:t>6</w:t>
             </w:r>
             <w:r>
               <w:rPr>
                 <w:noProof/>
+                <w:webHidden/>
               </w:rPr>
               <w:fldChar w:fldCharType="end"/>
             </w:r>
@@ -565,15 +682,21 @@
           <w:pPr>
             <w:pStyle w:val="TDC2"/>
             <w:tabs>
-              <w:tab w:val="right" w:leader="dot" w:pos="9360"/>
+              <w:tab w:val="right" w:leader="dot" w:pos="9350"/>
             </w:tabs>
             <w:rPr>
+              <w:rFonts w:asciiTheme="minorHAnsi" w:eastAsiaTheme="minorEastAsia" w:hAnsiTheme="minorHAnsi" w:cstheme="minorBidi"/>
               <w:noProof/>
+              <w:kern w:val="2"/>
+              <w14:ligatures w14:val="standardContextual"/>
             </w:rPr>
           </w:pPr>
-          <w:hyperlink w:anchor="_Toc1196334218" w:history="1">
-            <w:r>
-              <w:rPr>
+          <w:hyperlink w:anchor="_Toc242810859" w:history="1">
+            <w:r>
+              <w:rPr>
+                <w:rStyle w:val="Hipervnculo"/>
+                <w:b/>
+                <w:bCs/>
                 <w:noProof/>
               </w:rPr>
               <w:t>2.5 Suposiciones y dependencias</w:t>
@@ -581,41 +704,48 @@
             <w:r>
               <w:rPr>
                 <w:noProof/>
+                <w:webHidden/>
               </w:rPr>
               <w:tab/>
             </w:r>
             <w:r>
               <w:rPr>
                 <w:noProof/>
+                <w:webHidden/>
               </w:rPr>
               <w:fldChar w:fldCharType="begin"/>
             </w:r>
             <w:r>
               <w:rPr>
                 <w:noProof/>
-              </w:rPr>
-              <w:instrText>PAGEREF _Toc1196334218 \h</w:instrText>
-            </w:r>
-            <w:r>
-              <w:rPr>
-                <w:noProof/>
-              </w:rPr>
-            </w:r>
-            <w:r>
-              <w:rPr>
-                <w:noProof/>
+                <w:webHidden/>
+              </w:rPr>
+              <w:instrText xml:space="preserve"> PAGEREF _Toc242810859 \h </w:instrText>
+            </w:r>
+            <w:r>
+              <w:rPr>
+                <w:noProof/>
+                <w:webHidden/>
+              </w:rPr>
+            </w:r>
+            <w:r>
+              <w:rPr>
+                <w:noProof/>
+                <w:webHidden/>
               </w:rPr>
               <w:fldChar w:fldCharType="separate"/>
             </w:r>
             <w:r>
               <w:rPr>
                 <w:noProof/>
+                <w:webHidden/>
               </w:rPr>
               <w:t>6</w:t>
             </w:r>
             <w:r>
               <w:rPr>
                 <w:noProof/>
+                <w:webHidden/>
               </w:rPr>
               <w:fldChar w:fldCharType="end"/>
             </w:r>
@@ -625,15 +755,21 @@
           <w:pPr>
             <w:pStyle w:val="TDC1"/>
             <w:tabs>
-              <w:tab w:val="right" w:leader="dot" w:pos="9360"/>
+              <w:tab w:val="right" w:leader="dot" w:pos="9350"/>
             </w:tabs>
             <w:rPr>
+              <w:rFonts w:asciiTheme="minorHAnsi" w:eastAsiaTheme="minorEastAsia" w:hAnsiTheme="minorHAnsi" w:cstheme="minorBidi"/>
               <w:noProof/>
+              <w:kern w:val="2"/>
+              <w14:ligatures w14:val="standardContextual"/>
             </w:rPr>
           </w:pPr>
-          <w:hyperlink w:anchor="_Toc691453624" w:history="1">
-            <w:r>
-              <w:rPr>
+          <w:hyperlink w:anchor="_Toc242810860" w:history="1">
+            <w:r>
+              <w:rPr>
+                <w:rStyle w:val="Hipervnculo"/>
+                <w:b/>
+                <w:bCs/>
                 <w:noProof/>
               </w:rPr>
               <w:t>3. REQUERIMIENTOS FUNCIONALES</w:t>
@@ -641,41 +777,48 @@
             <w:r>
               <w:rPr>
                 <w:noProof/>
+                <w:webHidden/>
               </w:rPr>
               <w:tab/>
             </w:r>
             <w:r>
               <w:rPr>
                 <w:noProof/>
+                <w:webHidden/>
               </w:rPr>
               <w:fldChar w:fldCharType="begin"/>
             </w:r>
             <w:r>
               <w:rPr>
                 <w:noProof/>
-              </w:rPr>
-              <w:instrText>PAGEREF _Toc691453624 \h</w:instrText>
-            </w:r>
-            <w:r>
-              <w:rPr>
-                <w:noProof/>
-              </w:rPr>
-            </w:r>
-            <w:r>
-              <w:rPr>
-                <w:noProof/>
+                <w:webHidden/>
+              </w:rPr>
+              <w:instrText xml:space="preserve"> PAGEREF _Toc242810860 \h </w:instrText>
+            </w:r>
+            <w:r>
+              <w:rPr>
+                <w:noProof/>
+                <w:webHidden/>
+              </w:rPr>
+            </w:r>
+            <w:r>
+              <w:rPr>
+                <w:noProof/>
+                <w:webHidden/>
               </w:rPr>
               <w:fldChar w:fldCharType="separate"/>
             </w:r>
             <w:r>
               <w:rPr>
                 <w:noProof/>
+                <w:webHidden/>
               </w:rPr>
               <w:t>7</w:t>
             </w:r>
             <w:r>
               <w:rPr>
                 <w:noProof/>
+                <w:webHidden/>
               </w:rPr>
               <w:fldChar w:fldCharType="end"/>
             </w:r>
@@ -685,15 +828,21 @@
           <w:pPr>
             <w:pStyle w:val="TDC2"/>
             <w:tabs>
-              <w:tab w:val="right" w:leader="dot" w:pos="9360"/>
+              <w:tab w:val="right" w:leader="dot" w:pos="9350"/>
             </w:tabs>
             <w:rPr>
+              <w:rFonts w:asciiTheme="minorHAnsi" w:eastAsiaTheme="minorEastAsia" w:hAnsiTheme="minorHAnsi" w:cstheme="minorBidi"/>
               <w:noProof/>
+              <w:kern w:val="2"/>
+              <w14:ligatures w14:val="standardContextual"/>
             </w:rPr>
           </w:pPr>
-          <w:hyperlink w:anchor="_Toc2056192640" w:history="1">
-            <w:r>
-              <w:rPr>
+          <w:hyperlink w:anchor="_Toc242810861" w:history="1">
+            <w:r>
+              <w:rPr>
+                <w:rStyle w:val="Hipervnculo"/>
+                <w:b/>
+                <w:bCs/>
                 <w:noProof/>
               </w:rPr>
               <w:t>3.1 Módulo A — Sistema y navegación</w:t>
@@ -701,41 +850,48 @@
             <w:r>
               <w:rPr>
                 <w:noProof/>
+                <w:webHidden/>
               </w:rPr>
               <w:tab/>
             </w:r>
             <w:r>
               <w:rPr>
                 <w:noProof/>
+                <w:webHidden/>
               </w:rPr>
               <w:fldChar w:fldCharType="begin"/>
             </w:r>
             <w:r>
               <w:rPr>
                 <w:noProof/>
-              </w:rPr>
-              <w:instrText>PAGEREF _Toc2056192640 \h</w:instrText>
-            </w:r>
-            <w:r>
-              <w:rPr>
-                <w:noProof/>
-              </w:rPr>
-            </w:r>
-            <w:r>
-              <w:rPr>
-                <w:noProof/>
+                <w:webHidden/>
+              </w:rPr>
+              <w:instrText xml:space="preserve"> PAGEREF _Toc242810861 \h </w:instrText>
+            </w:r>
+            <w:r>
+              <w:rPr>
+                <w:noProof/>
+                <w:webHidden/>
+              </w:rPr>
+            </w:r>
+            <w:r>
+              <w:rPr>
+                <w:noProof/>
+                <w:webHidden/>
               </w:rPr>
               <w:fldChar w:fldCharType="separate"/>
             </w:r>
             <w:r>
               <w:rPr>
                 <w:noProof/>
+                <w:webHidden/>
               </w:rPr>
               <w:t>7</w:t>
             </w:r>
             <w:r>
               <w:rPr>
                 <w:noProof/>
+                <w:webHidden/>
               </w:rPr>
               <w:fldChar w:fldCharType="end"/>
             </w:r>
@@ -745,15 +901,21 @@
           <w:pPr>
             <w:pStyle w:val="TDC2"/>
             <w:tabs>
-              <w:tab w:val="right" w:leader="dot" w:pos="9360"/>
+              <w:tab w:val="right" w:leader="dot" w:pos="9350"/>
             </w:tabs>
             <w:rPr>
+              <w:rFonts w:asciiTheme="minorHAnsi" w:eastAsiaTheme="minorEastAsia" w:hAnsiTheme="minorHAnsi" w:cstheme="minorBidi"/>
               <w:noProof/>
+              <w:kern w:val="2"/>
+              <w14:ligatures w14:val="standardContextual"/>
             </w:rPr>
           </w:pPr>
-          <w:hyperlink w:anchor="_Toc1196345011" w:history="1">
-            <w:r>
-              <w:rPr>
+          <w:hyperlink w:anchor="_Toc242810862" w:history="1">
+            <w:r>
+              <w:rPr>
+                <w:rStyle w:val="Hipervnculo"/>
+                <w:b/>
+                <w:bCs/>
                 <w:noProof/>
               </w:rPr>
               <w:t>3.2 Módulo B — Andamiaje pedagógico</w:t>
@@ -761,41 +923,48 @@
             <w:r>
               <w:rPr>
                 <w:noProof/>
+                <w:webHidden/>
               </w:rPr>
               <w:tab/>
             </w:r>
             <w:r>
               <w:rPr>
                 <w:noProof/>
+                <w:webHidden/>
               </w:rPr>
               <w:fldChar w:fldCharType="begin"/>
             </w:r>
             <w:r>
               <w:rPr>
                 <w:noProof/>
-              </w:rPr>
-              <w:instrText>PAGEREF _Toc1196345011 \h</w:instrText>
-            </w:r>
-            <w:r>
-              <w:rPr>
-                <w:noProof/>
-              </w:rPr>
-            </w:r>
-            <w:r>
-              <w:rPr>
-                <w:noProof/>
+                <w:webHidden/>
+              </w:rPr>
+              <w:instrText xml:space="preserve"> PAGEREF _Toc242810862 \h </w:instrText>
+            </w:r>
+            <w:r>
+              <w:rPr>
+                <w:noProof/>
+                <w:webHidden/>
+              </w:rPr>
+            </w:r>
+            <w:r>
+              <w:rPr>
+                <w:noProof/>
+                <w:webHidden/>
               </w:rPr>
               <w:fldChar w:fldCharType="separate"/>
             </w:r>
             <w:r>
               <w:rPr>
                 <w:noProof/>
+                <w:webHidden/>
               </w:rPr>
               <w:t>8</w:t>
             </w:r>
             <w:r>
               <w:rPr>
                 <w:noProof/>
+                <w:webHidden/>
               </w:rPr>
               <w:fldChar w:fldCharType="end"/>
             </w:r>
@@ -805,15 +974,21 @@
           <w:pPr>
             <w:pStyle w:val="TDC2"/>
             <w:tabs>
-              <w:tab w:val="right" w:leader="dot" w:pos="9360"/>
+              <w:tab w:val="right" w:leader="dot" w:pos="9350"/>
             </w:tabs>
             <w:rPr>
+              <w:rFonts w:asciiTheme="minorHAnsi" w:eastAsiaTheme="minorEastAsia" w:hAnsiTheme="minorHAnsi" w:cstheme="minorBidi"/>
               <w:noProof/>
+              <w:kern w:val="2"/>
+              <w14:ligatures w14:val="standardContextual"/>
             </w:rPr>
           </w:pPr>
-          <w:hyperlink w:anchor="_Toc989716145" w:history="1">
-            <w:r>
-              <w:rPr>
+          <w:hyperlink w:anchor="_Toc242810863" w:history="1">
+            <w:r>
+              <w:rPr>
+                <w:rStyle w:val="Hipervnculo"/>
+                <w:b/>
+                <w:bCs/>
                 <w:noProof/>
               </w:rPr>
               <w:t>3.3 Módulo C — Nivel 1 «La Oscuridad» (iteración y depuración)</w:t>
@@ -821,41 +996,48 @@
             <w:r>
               <w:rPr>
                 <w:noProof/>
+                <w:webHidden/>
               </w:rPr>
               <w:tab/>
             </w:r>
             <w:r>
               <w:rPr>
                 <w:noProof/>
+                <w:webHidden/>
               </w:rPr>
               <w:fldChar w:fldCharType="begin"/>
             </w:r>
             <w:r>
               <w:rPr>
                 <w:noProof/>
-              </w:rPr>
-              <w:instrText>PAGEREF _Toc989716145 \h</w:instrText>
-            </w:r>
-            <w:r>
-              <w:rPr>
-                <w:noProof/>
-              </w:rPr>
-            </w:r>
-            <w:r>
-              <w:rPr>
-                <w:noProof/>
+                <w:webHidden/>
+              </w:rPr>
+              <w:instrText xml:space="preserve"> PAGEREF _Toc242810863 \h </w:instrText>
+            </w:r>
+            <w:r>
+              <w:rPr>
+                <w:noProof/>
+                <w:webHidden/>
+              </w:rPr>
+            </w:r>
+            <w:r>
+              <w:rPr>
+                <w:noProof/>
+                <w:webHidden/>
               </w:rPr>
               <w:fldChar w:fldCharType="separate"/>
             </w:r>
             <w:r>
               <w:rPr>
                 <w:noProof/>
+                <w:webHidden/>
               </w:rPr>
               <w:t>8</w:t>
             </w:r>
             <w:r>
               <w:rPr>
                 <w:noProof/>
+                <w:webHidden/>
               </w:rPr>
               <w:fldChar w:fldCharType="end"/>
             </w:r>
@@ -865,15 +1047,21 @@
           <w:pPr>
             <w:pStyle w:val="TDC2"/>
             <w:tabs>
-              <w:tab w:val="right" w:leader="dot" w:pos="9360"/>
+              <w:tab w:val="right" w:leader="dot" w:pos="9350"/>
             </w:tabs>
             <w:rPr>
+              <w:rFonts w:asciiTheme="minorHAnsi" w:eastAsiaTheme="minorEastAsia" w:hAnsiTheme="minorHAnsi" w:cstheme="minorBidi"/>
               <w:noProof/>
+              <w:kern w:val="2"/>
+              <w14:ligatures w14:val="standardContextual"/>
             </w:rPr>
           </w:pPr>
-          <w:hyperlink w:anchor="_Toc503150721" w:history="1">
-            <w:r>
-              <w:rPr>
+          <w:hyperlink w:anchor="_Toc242810864" w:history="1">
+            <w:r>
+              <w:rPr>
+                <w:rStyle w:val="Hipervnculo"/>
+                <w:b/>
+                <w:bCs/>
                 <w:noProof/>
               </w:rPr>
               <w:t>3.4 Módulo D — Nivel 2 «La Rueda» (abstracción, patrones, modelado y algoritmos)</w:t>
@@ -881,41 +1069,48 @@
             <w:r>
               <w:rPr>
                 <w:noProof/>
+                <w:webHidden/>
               </w:rPr>
               <w:tab/>
             </w:r>
             <w:r>
               <w:rPr>
                 <w:noProof/>
+                <w:webHidden/>
               </w:rPr>
               <w:fldChar w:fldCharType="begin"/>
             </w:r>
             <w:r>
               <w:rPr>
                 <w:noProof/>
-              </w:rPr>
-              <w:instrText>PAGEREF _Toc503150721 \h</w:instrText>
-            </w:r>
-            <w:r>
-              <w:rPr>
-                <w:noProof/>
-              </w:rPr>
-            </w:r>
-            <w:r>
-              <w:rPr>
-                <w:noProof/>
+                <w:webHidden/>
+              </w:rPr>
+              <w:instrText xml:space="preserve"> PAGEREF _Toc242810864 \h </w:instrText>
+            </w:r>
+            <w:r>
+              <w:rPr>
+                <w:noProof/>
+                <w:webHidden/>
+              </w:rPr>
+            </w:r>
+            <w:r>
+              <w:rPr>
+                <w:noProof/>
+                <w:webHidden/>
               </w:rPr>
               <w:fldChar w:fldCharType="separate"/>
             </w:r>
             <w:r>
               <w:rPr>
                 <w:noProof/>
+                <w:webHidden/>
               </w:rPr>
               <w:t>10</w:t>
             </w:r>
             <w:r>
               <w:rPr>
                 <w:noProof/>
+                <w:webHidden/>
               </w:rPr>
               <w:fldChar w:fldCharType="end"/>
             </w:r>
@@ -925,15 +1120,21 @@
           <w:pPr>
             <w:pStyle w:val="TDC2"/>
             <w:tabs>
-              <w:tab w:val="right" w:leader="dot" w:pos="9360"/>
+              <w:tab w:val="right" w:leader="dot" w:pos="9350"/>
             </w:tabs>
             <w:rPr>
+              <w:rFonts w:asciiTheme="minorHAnsi" w:eastAsiaTheme="minorEastAsia" w:hAnsiTheme="minorHAnsi" w:cstheme="minorBidi"/>
               <w:noProof/>
+              <w:kern w:val="2"/>
+              <w14:ligatures w14:val="standardContextual"/>
             </w:rPr>
           </w:pPr>
-          <w:hyperlink w:anchor="_Toc1262831196" w:history="1">
-            <w:r>
-              <w:rPr>
+          <w:hyperlink w:anchor="_Toc242810865" w:history="1">
+            <w:r>
+              <w:rPr>
+                <w:rStyle w:val="Hipervnculo"/>
+                <w:b/>
+                <w:bCs/>
                 <w:noProof/>
               </w:rPr>
               <w:t>3.5 Módulo E — Nivel 3 «El Río» (descomposición y depuración)</w:t>
@@ -941,41 +1142,48 @@
             <w:r>
               <w:rPr>
                 <w:noProof/>
+                <w:webHidden/>
               </w:rPr>
               <w:tab/>
             </w:r>
             <w:r>
               <w:rPr>
                 <w:noProof/>
+                <w:webHidden/>
               </w:rPr>
               <w:fldChar w:fldCharType="begin"/>
             </w:r>
             <w:r>
               <w:rPr>
                 <w:noProof/>
-              </w:rPr>
-              <w:instrText>PAGEREF _Toc1262831196 \h</w:instrText>
-            </w:r>
-            <w:r>
-              <w:rPr>
-                <w:noProof/>
-              </w:rPr>
-            </w:r>
-            <w:r>
-              <w:rPr>
-                <w:noProof/>
+                <w:webHidden/>
+              </w:rPr>
+              <w:instrText xml:space="preserve"> PAGEREF _Toc242810865 \h </w:instrText>
+            </w:r>
+            <w:r>
+              <w:rPr>
+                <w:noProof/>
+                <w:webHidden/>
+              </w:rPr>
+            </w:r>
+            <w:r>
+              <w:rPr>
+                <w:noProof/>
+                <w:webHidden/>
               </w:rPr>
               <w:fldChar w:fldCharType="separate"/>
             </w:r>
             <w:r>
               <w:rPr>
                 <w:noProof/>
+                <w:webHidden/>
               </w:rPr>
               <w:t>11</w:t>
             </w:r>
             <w:r>
               <w:rPr>
                 <w:noProof/>
+                <w:webHidden/>
               </w:rPr>
               <w:fldChar w:fldCharType="end"/>
             </w:r>
@@ -985,15 +1193,21 @@
           <w:pPr>
             <w:pStyle w:val="TDC2"/>
             <w:tabs>
-              <w:tab w:val="right" w:leader="dot" w:pos="9360"/>
+              <w:tab w:val="right" w:leader="dot" w:pos="9350"/>
             </w:tabs>
             <w:rPr>
+              <w:rFonts w:asciiTheme="minorHAnsi" w:eastAsiaTheme="minorEastAsia" w:hAnsiTheme="minorHAnsi" w:cstheme="minorBidi"/>
               <w:noProof/>
+              <w:kern w:val="2"/>
+              <w14:ligatures w14:val="standardContextual"/>
             </w:rPr>
           </w:pPr>
-          <w:hyperlink w:anchor="_Toc573739630" w:history="1">
-            <w:r>
-              <w:rPr>
+          <w:hyperlink w:anchor="_Toc242810866" w:history="1">
+            <w:r>
+              <w:rPr>
+                <w:rStyle w:val="Hipervnculo"/>
+                <w:b/>
+                <w:bCs/>
                 <w:noProof/>
               </w:rPr>
               <w:t>3.6 Módulo F — Progreso y registro</w:t>
@@ -1001,41 +1215,48 @@
             <w:r>
               <w:rPr>
                 <w:noProof/>
+                <w:webHidden/>
               </w:rPr>
               <w:tab/>
             </w:r>
             <w:r>
               <w:rPr>
                 <w:noProof/>
+                <w:webHidden/>
               </w:rPr>
               <w:fldChar w:fldCharType="begin"/>
             </w:r>
             <w:r>
               <w:rPr>
                 <w:noProof/>
-              </w:rPr>
-              <w:instrText>PAGEREF _Toc573739630 \h</w:instrText>
-            </w:r>
-            <w:r>
-              <w:rPr>
-                <w:noProof/>
-              </w:rPr>
-            </w:r>
-            <w:r>
-              <w:rPr>
-                <w:noProof/>
+                <w:webHidden/>
+              </w:rPr>
+              <w:instrText xml:space="preserve"> PAGEREF _Toc242810866 \h </w:instrText>
+            </w:r>
+            <w:r>
+              <w:rPr>
+                <w:noProof/>
+                <w:webHidden/>
+              </w:rPr>
+            </w:r>
+            <w:r>
+              <w:rPr>
+                <w:noProof/>
+                <w:webHidden/>
               </w:rPr>
               <w:fldChar w:fldCharType="separate"/>
             </w:r>
             <w:r>
               <w:rPr>
                 <w:noProof/>
+                <w:webHidden/>
               </w:rPr>
               <w:t>12</w:t>
             </w:r>
             <w:r>
               <w:rPr>
                 <w:noProof/>
+                <w:webHidden/>
               </w:rPr>
               <w:fldChar w:fldCharType="end"/>
             </w:r>
@@ -1045,15 +1266,21 @@
           <w:pPr>
             <w:pStyle w:val="TDC2"/>
             <w:tabs>
-              <w:tab w:val="right" w:leader="dot" w:pos="9360"/>
+              <w:tab w:val="right" w:leader="dot" w:pos="9350"/>
             </w:tabs>
             <w:rPr>
+              <w:rFonts w:asciiTheme="minorHAnsi" w:eastAsiaTheme="minorEastAsia" w:hAnsiTheme="minorHAnsi" w:cstheme="minorBidi"/>
               <w:noProof/>
+              <w:kern w:val="2"/>
+              <w14:ligatures w14:val="standardContextual"/>
             </w:rPr>
           </w:pPr>
-          <w:hyperlink w:anchor="_Toc455197675" w:history="1">
-            <w:r>
-              <w:rPr>
+          <w:hyperlink w:anchor="_Toc242810867" w:history="1">
+            <w:r>
+              <w:rPr>
+                <w:rStyle w:val="Hipervnculo"/>
+                <w:b/>
+                <w:bCs/>
                 <w:noProof/>
               </w:rPr>
               <w:t>3.6.1 — Definición operativa de los indicadores</w:t>
@@ -1061,41 +1288,48 @@
             <w:r>
               <w:rPr>
                 <w:noProof/>
+                <w:webHidden/>
               </w:rPr>
               <w:tab/>
             </w:r>
             <w:r>
               <w:rPr>
                 <w:noProof/>
+                <w:webHidden/>
               </w:rPr>
               <w:fldChar w:fldCharType="begin"/>
             </w:r>
             <w:r>
               <w:rPr>
                 <w:noProof/>
-              </w:rPr>
-              <w:instrText>PAGEREF _Toc455197675 \h</w:instrText>
-            </w:r>
-            <w:r>
-              <w:rPr>
-                <w:noProof/>
-              </w:rPr>
-            </w:r>
-            <w:r>
-              <w:rPr>
-                <w:noProof/>
+                <w:webHidden/>
+              </w:rPr>
+              <w:instrText xml:space="preserve"> PAGEREF _Toc242810867 \h </w:instrText>
+            </w:r>
+            <w:r>
+              <w:rPr>
+                <w:noProof/>
+                <w:webHidden/>
+              </w:rPr>
+            </w:r>
+            <w:r>
+              <w:rPr>
+                <w:noProof/>
+                <w:webHidden/>
               </w:rPr>
               <w:fldChar w:fldCharType="separate"/>
             </w:r>
             <w:r>
               <w:rPr>
                 <w:noProof/>
+                <w:webHidden/>
               </w:rPr>
               <w:t>13</w:t>
             </w:r>
             <w:r>
               <w:rPr>
                 <w:noProof/>
+                <w:webHidden/>
               </w:rPr>
               <w:fldChar w:fldCharType="end"/>
             </w:r>
@@ -1105,15 +1339,21 @@
           <w:pPr>
             <w:pStyle w:val="TDC1"/>
             <w:tabs>
-              <w:tab w:val="right" w:leader="dot" w:pos="9360"/>
+              <w:tab w:val="right" w:leader="dot" w:pos="9350"/>
             </w:tabs>
             <w:rPr>
+              <w:rFonts w:asciiTheme="minorHAnsi" w:eastAsiaTheme="minorEastAsia" w:hAnsiTheme="minorHAnsi" w:cstheme="minorBidi"/>
               <w:noProof/>
+              <w:kern w:val="2"/>
+              <w14:ligatures w14:val="standardContextual"/>
             </w:rPr>
           </w:pPr>
-          <w:hyperlink w:anchor="_Toc518319451" w:history="1">
-            <w:r>
-              <w:rPr>
+          <w:hyperlink w:anchor="_Toc242810868" w:history="1">
+            <w:r>
+              <w:rPr>
+                <w:rStyle w:val="Hipervnculo"/>
+                <w:b/>
+                <w:bCs/>
                 <w:noProof/>
               </w:rPr>
               <w:t>4. REQUERIMIENTOS NO FUNCIONALES</w:t>
@@ -1121,41 +1361,48 @@
             <w:r>
               <w:rPr>
                 <w:noProof/>
+                <w:webHidden/>
               </w:rPr>
               <w:tab/>
             </w:r>
             <w:r>
               <w:rPr>
                 <w:noProof/>
+                <w:webHidden/>
               </w:rPr>
               <w:fldChar w:fldCharType="begin"/>
             </w:r>
             <w:r>
               <w:rPr>
                 <w:noProof/>
-              </w:rPr>
-              <w:instrText>PAGEREF _Toc518319451 \h</w:instrText>
-            </w:r>
-            <w:r>
-              <w:rPr>
-                <w:noProof/>
-              </w:rPr>
-            </w:r>
-            <w:r>
-              <w:rPr>
-                <w:noProof/>
+                <w:webHidden/>
+              </w:rPr>
+              <w:instrText xml:space="preserve"> PAGEREF _Toc242810868 \h </w:instrText>
+            </w:r>
+            <w:r>
+              <w:rPr>
+                <w:noProof/>
+                <w:webHidden/>
+              </w:rPr>
+            </w:r>
+            <w:r>
+              <w:rPr>
+                <w:noProof/>
+                <w:webHidden/>
               </w:rPr>
               <w:fldChar w:fldCharType="separate"/>
             </w:r>
             <w:r>
               <w:rPr>
                 <w:noProof/>
+                <w:webHidden/>
               </w:rPr>
               <w:t>16</w:t>
             </w:r>
             <w:r>
               <w:rPr>
                 <w:noProof/>
+                <w:webHidden/>
               </w:rPr>
               <w:fldChar w:fldCharType="end"/>
             </w:r>
@@ -1165,15 +1412,21 @@
           <w:pPr>
             <w:pStyle w:val="TDC2"/>
             <w:tabs>
-              <w:tab w:val="right" w:leader="dot" w:pos="9360"/>
+              <w:tab w:val="right" w:leader="dot" w:pos="9350"/>
             </w:tabs>
             <w:rPr>
+              <w:rFonts w:asciiTheme="minorHAnsi" w:eastAsiaTheme="minorEastAsia" w:hAnsiTheme="minorHAnsi" w:cstheme="minorBidi"/>
               <w:noProof/>
+              <w:kern w:val="2"/>
+              <w14:ligatures w14:val="standardContextual"/>
             </w:rPr>
           </w:pPr>
-          <w:hyperlink w:anchor="_Toc491847919" w:history="1">
-            <w:r>
-              <w:rPr>
+          <w:hyperlink w:anchor="_Toc242810869" w:history="1">
+            <w:r>
+              <w:rPr>
+                <w:rStyle w:val="Hipervnculo"/>
+                <w:b/>
+                <w:bCs/>
                 <w:noProof/>
               </w:rPr>
               <w:t>4.1 Usabilidad</w:t>
@@ -1181,41 +1434,48 @@
             <w:r>
               <w:rPr>
                 <w:noProof/>
+                <w:webHidden/>
               </w:rPr>
               <w:tab/>
             </w:r>
             <w:r>
               <w:rPr>
                 <w:noProof/>
+                <w:webHidden/>
               </w:rPr>
               <w:fldChar w:fldCharType="begin"/>
             </w:r>
             <w:r>
               <w:rPr>
                 <w:noProof/>
-              </w:rPr>
-              <w:instrText>PAGEREF _Toc491847919 \h</w:instrText>
-            </w:r>
-            <w:r>
-              <w:rPr>
-                <w:noProof/>
-              </w:rPr>
-            </w:r>
-            <w:r>
-              <w:rPr>
-                <w:noProof/>
+                <w:webHidden/>
+              </w:rPr>
+              <w:instrText xml:space="preserve"> PAGEREF _Toc242810869 \h </w:instrText>
+            </w:r>
+            <w:r>
+              <w:rPr>
+                <w:noProof/>
+                <w:webHidden/>
+              </w:rPr>
+            </w:r>
+            <w:r>
+              <w:rPr>
+                <w:noProof/>
+                <w:webHidden/>
               </w:rPr>
               <w:fldChar w:fldCharType="separate"/>
             </w:r>
             <w:r>
               <w:rPr>
                 <w:noProof/>
+                <w:webHidden/>
               </w:rPr>
               <w:t>16</w:t>
             </w:r>
             <w:r>
               <w:rPr>
                 <w:noProof/>
+                <w:webHidden/>
               </w:rPr>
               <w:fldChar w:fldCharType="end"/>
             </w:r>
@@ -1225,15 +1485,21 @@
           <w:pPr>
             <w:pStyle w:val="TDC2"/>
             <w:tabs>
-              <w:tab w:val="right" w:leader="dot" w:pos="9360"/>
+              <w:tab w:val="right" w:leader="dot" w:pos="9350"/>
             </w:tabs>
             <w:rPr>
+              <w:rFonts w:asciiTheme="minorHAnsi" w:eastAsiaTheme="minorEastAsia" w:hAnsiTheme="minorHAnsi" w:cstheme="minorBidi"/>
               <w:noProof/>
+              <w:kern w:val="2"/>
+              <w14:ligatures w14:val="standardContextual"/>
             </w:rPr>
           </w:pPr>
-          <w:hyperlink w:anchor="_Toc406581599" w:history="1">
-            <w:r>
-              <w:rPr>
+          <w:hyperlink w:anchor="_Toc242810870" w:history="1">
+            <w:r>
+              <w:rPr>
+                <w:rStyle w:val="Hipervnculo"/>
+                <w:b/>
+                <w:bCs/>
                 <w:noProof/>
               </w:rPr>
               <w:t>4.2 Rendimiento y eficiencia</w:t>
@@ -1241,41 +1507,48 @@
             <w:r>
               <w:rPr>
                 <w:noProof/>
+                <w:webHidden/>
               </w:rPr>
               <w:tab/>
             </w:r>
             <w:r>
               <w:rPr>
                 <w:noProof/>
+                <w:webHidden/>
               </w:rPr>
               <w:fldChar w:fldCharType="begin"/>
             </w:r>
             <w:r>
               <w:rPr>
                 <w:noProof/>
-              </w:rPr>
-              <w:instrText>PAGEREF _Toc406581599 \h</w:instrText>
-            </w:r>
-            <w:r>
-              <w:rPr>
-                <w:noProof/>
-              </w:rPr>
-            </w:r>
-            <w:r>
-              <w:rPr>
-                <w:noProof/>
+                <w:webHidden/>
+              </w:rPr>
+              <w:instrText xml:space="preserve"> PAGEREF _Toc242810870 \h </w:instrText>
+            </w:r>
+            <w:r>
+              <w:rPr>
+                <w:noProof/>
+                <w:webHidden/>
+              </w:rPr>
+            </w:r>
+            <w:r>
+              <w:rPr>
+                <w:noProof/>
+                <w:webHidden/>
               </w:rPr>
               <w:fldChar w:fldCharType="separate"/>
             </w:r>
             <w:r>
               <w:rPr>
                 <w:noProof/>
+                <w:webHidden/>
               </w:rPr>
               <w:t>16</w:t>
             </w:r>
             <w:r>
               <w:rPr>
                 <w:noProof/>
+                <w:webHidden/>
               </w:rPr>
               <w:fldChar w:fldCharType="end"/>
             </w:r>
@@ -1285,15 +1558,21 @@
           <w:pPr>
             <w:pStyle w:val="TDC2"/>
             <w:tabs>
-              <w:tab w:val="right" w:leader="dot" w:pos="9360"/>
+              <w:tab w:val="right" w:leader="dot" w:pos="9350"/>
             </w:tabs>
             <w:rPr>
+              <w:rFonts w:asciiTheme="minorHAnsi" w:eastAsiaTheme="minorEastAsia" w:hAnsiTheme="minorHAnsi" w:cstheme="minorBidi"/>
               <w:noProof/>
+              <w:kern w:val="2"/>
+              <w14:ligatures w14:val="standardContextual"/>
             </w:rPr>
           </w:pPr>
-          <w:hyperlink w:anchor="_Toc1006845958" w:history="1">
-            <w:r>
-              <w:rPr>
+          <w:hyperlink w:anchor="_Toc242810871" w:history="1">
+            <w:r>
+              <w:rPr>
+                <w:rStyle w:val="Hipervnculo"/>
+                <w:b/>
+                <w:bCs/>
                 <w:noProof/>
               </w:rPr>
               <w:t>4.3 Compatibilidad y portabilidad</w:t>
@@ -1301,41 +1580,48 @@
             <w:r>
               <w:rPr>
                 <w:noProof/>
+                <w:webHidden/>
               </w:rPr>
               <w:tab/>
             </w:r>
             <w:r>
               <w:rPr>
                 <w:noProof/>
+                <w:webHidden/>
               </w:rPr>
               <w:fldChar w:fldCharType="begin"/>
             </w:r>
             <w:r>
               <w:rPr>
                 <w:noProof/>
-              </w:rPr>
-              <w:instrText>PAGEREF _Toc1006845958 \h</w:instrText>
-            </w:r>
-            <w:r>
-              <w:rPr>
-                <w:noProof/>
-              </w:rPr>
-            </w:r>
-            <w:r>
-              <w:rPr>
-                <w:noProof/>
+                <w:webHidden/>
+              </w:rPr>
+              <w:instrText xml:space="preserve"> PAGEREF _Toc242810871 \h </w:instrText>
+            </w:r>
+            <w:r>
+              <w:rPr>
+                <w:noProof/>
+                <w:webHidden/>
+              </w:rPr>
+            </w:r>
+            <w:r>
+              <w:rPr>
+                <w:noProof/>
+                <w:webHidden/>
               </w:rPr>
               <w:fldChar w:fldCharType="separate"/>
             </w:r>
             <w:r>
               <w:rPr>
                 <w:noProof/>
+                <w:webHidden/>
               </w:rPr>
               <w:t>17</w:t>
             </w:r>
             <w:r>
               <w:rPr>
                 <w:noProof/>
+                <w:webHidden/>
               </w:rPr>
               <w:fldChar w:fldCharType="end"/>
             </w:r>
@@ -1345,15 +1631,21 @@
           <w:pPr>
             <w:pStyle w:val="TDC2"/>
             <w:tabs>
-              <w:tab w:val="right" w:leader="dot" w:pos="9360"/>
+              <w:tab w:val="right" w:leader="dot" w:pos="9350"/>
             </w:tabs>
             <w:rPr>
+              <w:rFonts w:asciiTheme="minorHAnsi" w:eastAsiaTheme="minorEastAsia" w:hAnsiTheme="minorHAnsi" w:cstheme="minorBidi"/>
               <w:noProof/>
+              <w:kern w:val="2"/>
+              <w14:ligatures w14:val="standardContextual"/>
             </w:rPr>
           </w:pPr>
-          <w:hyperlink w:anchor="_Toc464173616" w:history="1">
-            <w:r>
-              <w:rPr>
+          <w:hyperlink w:anchor="_Toc242810872" w:history="1">
+            <w:r>
+              <w:rPr>
+                <w:rStyle w:val="Hipervnculo"/>
+                <w:b/>
+                <w:bCs/>
                 <w:noProof/>
               </w:rPr>
               <w:t>4.4 Seguridad y protección de datos</w:t>
@@ -1361,41 +1653,48 @@
             <w:r>
               <w:rPr>
                 <w:noProof/>
+                <w:webHidden/>
               </w:rPr>
               <w:tab/>
             </w:r>
             <w:r>
               <w:rPr>
                 <w:noProof/>
+                <w:webHidden/>
               </w:rPr>
               <w:fldChar w:fldCharType="begin"/>
             </w:r>
             <w:r>
               <w:rPr>
                 <w:noProof/>
-              </w:rPr>
-              <w:instrText>PAGEREF _Toc464173616 \h</w:instrText>
-            </w:r>
-            <w:r>
-              <w:rPr>
-                <w:noProof/>
-              </w:rPr>
-            </w:r>
-            <w:r>
-              <w:rPr>
-                <w:noProof/>
+                <w:webHidden/>
+              </w:rPr>
+              <w:instrText xml:space="preserve"> PAGEREF _Toc242810872 \h </w:instrText>
+            </w:r>
+            <w:r>
+              <w:rPr>
+                <w:noProof/>
+                <w:webHidden/>
+              </w:rPr>
+            </w:r>
+            <w:r>
+              <w:rPr>
+                <w:noProof/>
+                <w:webHidden/>
               </w:rPr>
               <w:fldChar w:fldCharType="separate"/>
             </w:r>
             <w:r>
               <w:rPr>
                 <w:noProof/>
+                <w:webHidden/>
               </w:rPr>
               <w:t>17</w:t>
             </w:r>
             <w:r>
               <w:rPr>
                 <w:noProof/>
+                <w:webHidden/>
               </w:rPr>
               <w:fldChar w:fldCharType="end"/>
             </w:r>
@@ -1405,15 +1704,21 @@
           <w:pPr>
             <w:pStyle w:val="TDC2"/>
             <w:tabs>
-              <w:tab w:val="right" w:leader="dot" w:pos="9360"/>
+              <w:tab w:val="right" w:leader="dot" w:pos="9350"/>
             </w:tabs>
             <w:rPr>
+              <w:rFonts w:asciiTheme="minorHAnsi" w:eastAsiaTheme="minorEastAsia" w:hAnsiTheme="minorHAnsi" w:cstheme="minorBidi"/>
               <w:noProof/>
+              <w:kern w:val="2"/>
+              <w14:ligatures w14:val="standardContextual"/>
             </w:rPr>
           </w:pPr>
-          <w:hyperlink w:anchor="_Toc327833789" w:history="1">
-            <w:r>
-              <w:rPr>
+          <w:hyperlink w:anchor="_Toc242810873" w:history="1">
+            <w:r>
+              <w:rPr>
+                <w:rStyle w:val="Hipervnculo"/>
+                <w:b/>
+                <w:bCs/>
                 <w:noProof/>
               </w:rPr>
               <w:t>4.5 Confiabilidad y mantenibilidad</w:t>
@@ -1421,41 +1726,48 @@
             <w:r>
               <w:rPr>
                 <w:noProof/>
+                <w:webHidden/>
               </w:rPr>
               <w:tab/>
             </w:r>
             <w:r>
               <w:rPr>
                 <w:noProof/>
+                <w:webHidden/>
               </w:rPr>
               <w:fldChar w:fldCharType="begin"/>
             </w:r>
             <w:r>
               <w:rPr>
                 <w:noProof/>
-              </w:rPr>
-              <w:instrText>PAGEREF _Toc327833789 \h</w:instrText>
-            </w:r>
-            <w:r>
-              <w:rPr>
-                <w:noProof/>
-              </w:rPr>
-            </w:r>
-            <w:r>
-              <w:rPr>
-                <w:noProof/>
+                <w:webHidden/>
+              </w:rPr>
+              <w:instrText xml:space="preserve"> PAGEREF _Toc242810873 \h </w:instrText>
+            </w:r>
+            <w:r>
+              <w:rPr>
+                <w:noProof/>
+                <w:webHidden/>
+              </w:rPr>
+            </w:r>
+            <w:r>
+              <w:rPr>
+                <w:noProof/>
+                <w:webHidden/>
               </w:rPr>
               <w:fldChar w:fldCharType="separate"/>
             </w:r>
             <w:r>
               <w:rPr>
                 <w:noProof/>
+                <w:webHidden/>
               </w:rPr>
               <w:t>17</w:t>
             </w:r>
             <w:r>
               <w:rPr>
                 <w:noProof/>
+                <w:webHidden/>
               </w:rPr>
               <w:fldChar w:fldCharType="end"/>
             </w:r>
@@ -1465,15 +1777,21 @@
           <w:pPr>
             <w:pStyle w:val="TDC2"/>
             <w:tabs>
-              <w:tab w:val="right" w:leader="dot" w:pos="9360"/>
+              <w:tab w:val="right" w:leader="dot" w:pos="9350"/>
             </w:tabs>
             <w:rPr>
+              <w:rFonts w:asciiTheme="minorHAnsi" w:eastAsiaTheme="minorEastAsia" w:hAnsiTheme="minorHAnsi" w:cstheme="minorBidi"/>
               <w:noProof/>
+              <w:kern w:val="2"/>
+              <w14:ligatures w14:val="standardContextual"/>
             </w:rPr>
           </w:pPr>
-          <w:hyperlink w:anchor="_Toc1556330992" w:history="1">
-            <w:r>
-              <w:rPr>
+          <w:hyperlink w:anchor="_Toc242810874" w:history="1">
+            <w:r>
+              <w:rPr>
+                <w:rStyle w:val="Hipervnculo"/>
+                <w:b/>
+                <w:bCs/>
                 <w:noProof/>
               </w:rPr>
               <w:t>4.6 Accesibilidad y contenido</w:t>
@@ -1481,41 +1799,48 @@
             <w:r>
               <w:rPr>
                 <w:noProof/>
+                <w:webHidden/>
               </w:rPr>
               <w:tab/>
             </w:r>
             <w:r>
               <w:rPr>
                 <w:noProof/>
+                <w:webHidden/>
               </w:rPr>
               <w:fldChar w:fldCharType="begin"/>
             </w:r>
             <w:r>
               <w:rPr>
                 <w:noProof/>
-              </w:rPr>
-              <w:instrText>PAGEREF _Toc1556330992 \h</w:instrText>
-            </w:r>
-            <w:r>
-              <w:rPr>
-                <w:noProof/>
-              </w:rPr>
-            </w:r>
-            <w:r>
-              <w:rPr>
-                <w:noProof/>
+                <w:webHidden/>
+              </w:rPr>
+              <w:instrText xml:space="preserve"> PAGEREF _Toc242810874 \h </w:instrText>
+            </w:r>
+            <w:r>
+              <w:rPr>
+                <w:noProof/>
+                <w:webHidden/>
+              </w:rPr>
+            </w:r>
+            <w:r>
+              <w:rPr>
+                <w:noProof/>
+                <w:webHidden/>
               </w:rPr>
               <w:fldChar w:fldCharType="separate"/>
             </w:r>
             <w:r>
               <w:rPr>
                 <w:noProof/>
+                <w:webHidden/>
               </w:rPr>
               <w:t>18</w:t>
             </w:r>
             <w:r>
               <w:rPr>
                 <w:noProof/>
+                <w:webHidden/>
               </w:rPr>
               <w:fldChar w:fldCharType="end"/>
             </w:r>
@@ -1525,15 +1850,21 @@
           <w:pPr>
             <w:pStyle w:val="TDC1"/>
             <w:tabs>
-              <w:tab w:val="right" w:leader="dot" w:pos="9360"/>
+              <w:tab w:val="right" w:leader="dot" w:pos="9350"/>
             </w:tabs>
             <w:rPr>
+              <w:rFonts w:asciiTheme="minorHAnsi" w:eastAsiaTheme="minorEastAsia" w:hAnsiTheme="minorHAnsi" w:cstheme="minorBidi"/>
               <w:noProof/>
+              <w:kern w:val="2"/>
+              <w14:ligatures w14:val="standardContextual"/>
             </w:rPr>
           </w:pPr>
-          <w:hyperlink w:anchor="_Toc1959719400" w:history="1">
-            <w:r>
-              <w:rPr>
+          <w:hyperlink w:anchor="_Toc242810875" w:history="1">
+            <w:r>
+              <w:rPr>
+                <w:rStyle w:val="Hipervnculo"/>
+                <w:b/>
+                <w:bCs/>
                 <w:noProof/>
               </w:rPr>
               <w:t>5. MATRIZ DE TRAZABILIDAD</w:t>
@@ -1541,41 +1872,48 @@
             <w:r>
               <w:rPr>
                 <w:noProof/>
+                <w:webHidden/>
               </w:rPr>
               <w:tab/>
             </w:r>
             <w:r>
               <w:rPr>
                 <w:noProof/>
+                <w:webHidden/>
               </w:rPr>
               <w:fldChar w:fldCharType="begin"/>
             </w:r>
             <w:r>
               <w:rPr>
                 <w:noProof/>
-              </w:rPr>
-              <w:instrText>PAGEREF _Toc1959719400 \h</w:instrText>
-            </w:r>
-            <w:r>
-              <w:rPr>
-                <w:noProof/>
-              </w:rPr>
-            </w:r>
-            <w:r>
-              <w:rPr>
-                <w:noProof/>
+                <w:webHidden/>
+              </w:rPr>
+              <w:instrText xml:space="preserve"> PAGEREF _Toc242810875 \h </w:instrText>
+            </w:r>
+            <w:r>
+              <w:rPr>
+                <w:noProof/>
+                <w:webHidden/>
+              </w:rPr>
+            </w:r>
+            <w:r>
+              <w:rPr>
+                <w:noProof/>
+                <w:webHidden/>
               </w:rPr>
               <w:fldChar w:fldCharType="separate"/>
             </w:r>
             <w:r>
               <w:rPr>
                 <w:noProof/>
+                <w:webHidden/>
               </w:rPr>
               <w:t>18</w:t>
             </w:r>
             <w:r>
               <w:rPr>
                 <w:noProof/>
+                <w:webHidden/>
               </w:rPr>
               <w:fldChar w:fldCharType="end"/>
             </w:r>
@@ -1585,15 +1923,21 @@
           <w:pPr>
             <w:pStyle w:val="TDC2"/>
             <w:tabs>
-              <w:tab w:val="right" w:leader="dot" w:pos="9360"/>
+              <w:tab w:val="right" w:leader="dot" w:pos="9350"/>
             </w:tabs>
             <w:rPr>
+              <w:rFonts w:asciiTheme="minorHAnsi" w:eastAsiaTheme="minorEastAsia" w:hAnsiTheme="minorHAnsi" w:cstheme="minorBidi"/>
               <w:noProof/>
+              <w:kern w:val="2"/>
+              <w14:ligatures w14:val="standardContextual"/>
             </w:rPr>
           </w:pPr>
-          <w:hyperlink w:anchor="_Toc1563158070" w:history="1">
-            <w:r>
-              <w:rPr>
+          <w:hyperlink w:anchor="_Toc242810876" w:history="1">
+            <w:r>
+              <w:rPr>
+                <w:rStyle w:val="Hipervnculo"/>
+                <w:b/>
+                <w:bCs/>
                 <w:noProof/>
               </w:rPr>
               <w:t>5.1 Trazabilidad entre facetas del pensamiento computacional y requerimientos</w:t>
@@ -1601,41 +1945,48 @@
             <w:r>
               <w:rPr>
                 <w:noProof/>
+                <w:webHidden/>
               </w:rPr>
               <w:tab/>
             </w:r>
             <w:r>
               <w:rPr>
                 <w:noProof/>
+                <w:webHidden/>
               </w:rPr>
               <w:fldChar w:fldCharType="begin"/>
             </w:r>
             <w:r>
               <w:rPr>
                 <w:noProof/>
-              </w:rPr>
-              <w:instrText>PAGEREF _Toc1563158070 \h</w:instrText>
-            </w:r>
-            <w:r>
-              <w:rPr>
-                <w:noProof/>
-              </w:rPr>
-            </w:r>
-            <w:r>
-              <w:rPr>
-                <w:noProof/>
+                <w:webHidden/>
+              </w:rPr>
+              <w:instrText xml:space="preserve"> PAGEREF _Toc242810876 \h </w:instrText>
+            </w:r>
+            <w:r>
+              <w:rPr>
+                <w:noProof/>
+                <w:webHidden/>
+              </w:rPr>
+            </w:r>
+            <w:r>
+              <w:rPr>
+                <w:noProof/>
+                <w:webHidden/>
               </w:rPr>
               <w:fldChar w:fldCharType="separate"/>
             </w:r>
             <w:r>
               <w:rPr>
                 <w:noProof/>
+                <w:webHidden/>
               </w:rPr>
               <w:t>19</w:t>
             </w:r>
             <w:r>
               <w:rPr>
                 <w:noProof/>
+                <w:webHidden/>
               </w:rPr>
               <w:fldChar w:fldCharType="end"/>
             </w:r>
@@ -1645,15 +1996,21 @@
           <w:pPr>
             <w:pStyle w:val="TDC1"/>
             <w:tabs>
-              <w:tab w:val="right" w:leader="dot" w:pos="9360"/>
+              <w:tab w:val="right" w:leader="dot" w:pos="9350"/>
             </w:tabs>
             <w:rPr>
+              <w:rFonts w:asciiTheme="minorHAnsi" w:eastAsiaTheme="minorEastAsia" w:hAnsiTheme="minorHAnsi" w:cstheme="minorBidi"/>
               <w:noProof/>
+              <w:kern w:val="2"/>
+              <w14:ligatures w14:val="standardContextual"/>
             </w:rPr>
           </w:pPr>
-          <w:hyperlink w:anchor="_Toc2030309543" w:history="1">
-            <w:r>
-              <w:rPr>
+          <w:hyperlink w:anchor="_Toc242810877" w:history="1">
+            <w:r>
+              <w:rPr>
+                <w:rStyle w:val="Hipervnculo"/>
+                <w:b/>
+                <w:bCs/>
                 <w:noProof/>
               </w:rPr>
               <w:t>6. CONTROL DE CAMBIOS</w:t>
@@ -1661,41 +2018,48 @@
             <w:r>
               <w:rPr>
                 <w:noProof/>
+                <w:webHidden/>
               </w:rPr>
               <w:tab/>
             </w:r>
             <w:r>
               <w:rPr>
                 <w:noProof/>
+                <w:webHidden/>
               </w:rPr>
               <w:fldChar w:fldCharType="begin"/>
             </w:r>
             <w:r>
               <w:rPr>
                 <w:noProof/>
-              </w:rPr>
-              <w:instrText>PAGEREF _Toc2030309543 \h</w:instrText>
-            </w:r>
-            <w:r>
-              <w:rPr>
-                <w:noProof/>
-              </w:rPr>
-            </w:r>
-            <w:r>
-              <w:rPr>
-                <w:noProof/>
+                <w:webHidden/>
+              </w:rPr>
+              <w:instrText xml:space="preserve"> PAGEREF _Toc242810877 \h </w:instrText>
+            </w:r>
+            <w:r>
+              <w:rPr>
+                <w:noProof/>
+                <w:webHidden/>
+              </w:rPr>
+            </w:r>
+            <w:r>
+              <w:rPr>
+                <w:noProof/>
+                <w:webHidden/>
               </w:rPr>
               <w:fldChar w:fldCharType="separate"/>
             </w:r>
             <w:r>
               <w:rPr>
                 <w:noProof/>
+                <w:webHidden/>
               </w:rPr>
               <w:t>19</w:t>
             </w:r>
             <w:r>
               <w:rPr>
                 <w:noProof/>
+                <w:webHidden/>
               </w:rPr>
               <w:fldChar w:fldCharType="end"/>
             </w:r>
@@ -1725,7 +2089,7 @@
           <w:szCs w:val="28"/>
         </w:rPr>
       </w:pPr>
-      <w:bookmarkStart w:id="0" w:name="_Toc558830678"/>
+      <w:bookmarkStart w:id="0" w:name="_Toc242810850"/>
       <w:r>
         <w:rPr>
           <w:b/>
@@ -1760,7 +2124,7 @@
           <w:szCs w:val="24"/>
         </w:rPr>
       </w:pPr>
-      <w:bookmarkStart w:id="1" w:name="_Toc217205441"/>
+      <w:bookmarkStart w:id="1" w:name="_Toc242810851"/>
       <w:r>
         <w:rPr>
           <w:b/>
@@ -2451,7 +2815,21 @@
                 <w:sz w:val="20"/>
                 <w:szCs w:val="20"/>
               </w:rPr>
-              <w:t>Una tarea visible a la vez, instrucciones de máximo dos líneas, vocabulario correspondiente al nivel lector de grado cuarto y refuerzo icónico de todo texto instruccional.</w:t>
+              <w:t xml:space="preserve">Una tarea visible a la vez, instrucciones de máximo dos líneas, vocabulario correspondiente al nivel lector de grado </w:t>
+            </w:r>
+            <w:r>
+              <w:rPr>
+                <w:sz w:val="20"/>
+                <w:szCs w:val="20"/>
+              </w:rPr>
+              <w:t>quin</w:t>
+            </w:r>
+            <w:r>
+              <w:rPr>
+                <w:sz w:val="20"/>
+                <w:szCs w:val="20"/>
+              </w:rPr>
+              <w:t>to y refuerzo icónico de todo texto instruccional.</w:t>
             </w:r>
           </w:p>
         </w:tc>
@@ -2617,7 +2995,7 @@
           <w:szCs w:val="24"/>
         </w:rPr>
       </w:pPr>
-      <w:bookmarkStart w:id="2" w:name="_Toc470188763"/>
+      <w:bookmarkStart w:id="2" w:name="_Toc242810852"/>
       <w:r>
         <w:rPr>
           <w:b/>
@@ -3533,7 +3911,7 @@
           <w:szCs w:val="24"/>
         </w:rPr>
       </w:pPr>
-      <w:bookmarkStart w:id="3" w:name="_Toc1263458833"/>
+      <w:bookmarkStart w:id="3" w:name="_Toc242810853"/>
       <w:r>
         <w:rPr>
           <w:b/>
@@ -4020,7 +4398,7 @@
           <w:szCs w:val="28"/>
         </w:rPr>
       </w:pPr>
-      <w:bookmarkStart w:id="4" w:name="_Toc208723279"/>
+      <w:bookmarkStart w:id="4" w:name="_Toc242810854"/>
       <w:r>
         <w:rPr>
           <w:b/>
@@ -4046,7 +4424,7 @@
           <w:szCs w:val="24"/>
         </w:rPr>
       </w:pPr>
-      <w:bookmarkStart w:id="5" w:name="_Toc1493696212"/>
+      <w:bookmarkStart w:id="5" w:name="_Toc242810855"/>
       <w:r>
         <w:rPr>
           <w:b/>
@@ -4080,7 +4458,7 @@
           <w:szCs w:val="24"/>
         </w:rPr>
       </w:pPr>
-      <w:bookmarkStart w:id="6" w:name="_Toc1543707835"/>
+      <w:bookmarkStart w:id="6" w:name="_Toc242810856"/>
       <w:r>
         <w:rPr>
           <w:b/>
@@ -4647,7 +5025,7 @@
           <w:szCs w:val="24"/>
         </w:rPr>
       </w:pPr>
-      <w:bookmarkStart w:id="7" w:name="_Toc1605593581"/>
+      <w:bookmarkStart w:id="7" w:name="_Toc242810857"/>
       <w:r>
         <w:rPr>
           <w:b/>
@@ -4804,7 +5182,21 @@
                 <w:sz w:val="20"/>
                 <w:szCs w:val="20"/>
               </w:rPr>
-              <w:t>Niños y niñas de 9 a 11 años, grado cuarto. Lectura funcional, experiencia previa con dispositivos digitales, sin formación en programación.</w:t>
+              <w:t xml:space="preserve">Niños y niñas de 9 a 11 años, grado </w:t>
+            </w:r>
+            <w:r>
+              <w:rPr>
+                <w:sz w:val="20"/>
+                <w:szCs w:val="20"/>
+              </w:rPr>
+              <w:t>quin</w:t>
+            </w:r>
+            <w:r>
+              <w:rPr>
+                <w:sz w:val="20"/>
+                <w:szCs w:val="20"/>
+              </w:rPr>
+              <w:t>to. Lectura funcional, experiencia previa con dispositivos digitales, sin formación en programación.</w:t>
             </w:r>
           </w:p>
         </w:tc>
@@ -5000,7 +5392,7 @@
           <w:szCs w:val="24"/>
         </w:rPr>
       </w:pPr>
-      <w:bookmarkStart w:id="8" w:name="_Toc1596261135"/>
+      <w:bookmarkStart w:id="8" w:name="_Toc242810858"/>
       <w:r>
         <w:rPr>
           <w:b/>
@@ -5095,7 +5487,7 @@
           <w:szCs w:val="24"/>
         </w:rPr>
       </w:pPr>
-      <w:bookmarkStart w:id="9" w:name="_Toc1196334218"/>
+      <w:bookmarkStart w:id="9" w:name="_Toc242810859"/>
       <w:r>
         <w:rPr>
           <w:b/>
@@ -5167,7 +5559,7 @@
           <w:szCs w:val="28"/>
         </w:rPr>
       </w:pPr>
-      <w:bookmarkStart w:id="10" w:name="_Toc691453624"/>
+      <w:bookmarkStart w:id="10" w:name="_Toc242810860"/>
       <w:r>
         <w:rPr>
           <w:b/>
@@ -5202,7 +5594,7 @@
           <w:szCs w:val="24"/>
         </w:rPr>
       </w:pPr>
-      <w:bookmarkStart w:id="11" w:name="_Toc2056192640"/>
+      <w:bookmarkStart w:id="11" w:name="_Toc242810861"/>
       <w:r>
         <w:rPr>
           <w:b/>
@@ -6211,7 +6603,7 @@
           <w:szCs w:val="24"/>
         </w:rPr>
       </w:pPr>
-      <w:bookmarkStart w:id="12" w:name="_Toc1196345011"/>
+      <w:bookmarkStart w:id="12" w:name="_Toc242810862"/>
       <w:r>
         <w:rPr>
           <w:b/>
@@ -6765,7 +7157,7 @@
           <w:szCs w:val="24"/>
         </w:rPr>
       </w:pPr>
-      <w:bookmarkStart w:id="13" w:name="_Toc989716145"/>
+      <w:bookmarkStart w:id="13" w:name="_Toc242810863"/>
       <w:r>
         <w:rPr>
           <w:b/>
@@ -7695,7 +8087,7 @@
           <w:szCs w:val="24"/>
         </w:rPr>
       </w:pPr>
-      <w:bookmarkStart w:id="14" w:name="_Toc503150721"/>
+      <w:bookmarkStart w:id="14" w:name="_Toc242810864"/>
       <w:r>
         <w:rPr>
           <w:b/>
@@ -9117,7 +9509,7 @@
           <w:szCs w:val="24"/>
         </w:rPr>
       </w:pPr>
-      <w:bookmarkStart w:id="15" w:name="_Toc1262831196"/>
+      <w:bookmarkStart w:id="15" w:name="_Toc242810865"/>
       <w:r>
         <w:rPr>
           <w:b/>
@@ -10258,7 +10650,7 @@
           <w:szCs w:val="24"/>
         </w:rPr>
       </w:pPr>
-      <w:bookmarkStart w:id="16" w:name="_Toc573739630"/>
+      <w:bookmarkStart w:id="16" w:name="_Toc242810866"/>
       <w:r>
         <w:rPr>
           <w:b/>
@@ -10767,7 +11159,7 @@
           <w:szCs w:val="24"/>
         </w:rPr>
       </w:pPr>
-      <w:bookmarkStart w:id="17" w:name="_Toc455197675"/>
+      <w:bookmarkStart w:id="17" w:name="_Toc242810867"/>
       <w:r>
         <w:rPr>
           <w:b/>
@@ -11433,7 +11825,7 @@
           <w:szCs w:val="28"/>
         </w:rPr>
       </w:pPr>
-      <w:bookmarkStart w:id="18" w:name="_Toc518319451"/>
+      <w:bookmarkStart w:id="18" w:name="_Toc242810868"/>
       <w:r>
         <w:rPr>
           <w:b/>
@@ -11467,7 +11859,7 @@
           <w:szCs w:val="24"/>
         </w:rPr>
       </w:pPr>
-      <w:bookmarkStart w:id="19" w:name="_Toc491847919"/>
+      <w:bookmarkStart w:id="19" w:name="_Toc242810869"/>
       <w:r>
         <w:rPr>
           <w:b/>
@@ -11624,7 +12016,21 @@
                 <w:sz w:val="20"/>
                 <w:szCs w:val="20"/>
               </w:rPr>
-              <w:t>El vocabulario y la longitud de las frases deben corresponder al nivel lector de grado cuarto: oraciones de máximo veinte palabras y ausencia de tecnicismos no explicados.</w:t>
+              <w:t xml:space="preserve">El vocabulario y la longitud de las frases deben corresponder al nivel lector de grado </w:t>
+            </w:r>
+            <w:r>
+              <w:rPr>
+                <w:sz w:val="20"/>
+                <w:szCs w:val="20"/>
+              </w:rPr>
+              <w:t>quin</w:t>
+            </w:r>
+            <w:r>
+              <w:rPr>
+                <w:sz w:val="20"/>
+                <w:szCs w:val="20"/>
+              </w:rPr>
+              <w:t>to: oraciones de máximo veinte palabras y ausencia de tecnicismos no explicados.</w:t>
             </w:r>
           </w:p>
         </w:tc>
@@ -11820,7 +12226,7 @@
           <w:szCs w:val="24"/>
         </w:rPr>
       </w:pPr>
-      <w:bookmarkStart w:id="20" w:name="_Toc406581599"/>
+      <w:bookmarkStart w:id="20" w:name="_Toc242810870"/>
       <w:r>
         <w:rPr>
           <w:b/>
@@ -12169,7 +12575,7 @@
           <w:szCs w:val="24"/>
         </w:rPr>
       </w:pPr>
-      <w:bookmarkStart w:id="21" w:name="_Toc1006845958"/>
+      <w:bookmarkStart w:id="21" w:name="_Toc242810871"/>
       <w:r>
         <w:rPr>
           <w:b/>
@@ -12444,7 +12850,7 @@
           <w:szCs w:val="24"/>
         </w:rPr>
       </w:pPr>
-      <w:bookmarkStart w:id="22" w:name="_Toc464173616"/>
+      <w:bookmarkStart w:id="22" w:name="_Toc242810872"/>
       <w:r>
         <w:rPr>
           <w:b/>
@@ -12860,7 +13266,7 @@
           <w:szCs w:val="24"/>
         </w:rPr>
       </w:pPr>
-      <w:bookmarkStart w:id="23" w:name="_Toc327833789"/>
+      <w:bookmarkStart w:id="23" w:name="_Toc242810873"/>
       <w:r>
         <w:rPr>
           <w:b/>
@@ -13417,7 +13823,7 @@
           <w:szCs w:val="24"/>
         </w:rPr>
       </w:pPr>
-      <w:bookmarkStart w:id="24" w:name="_Toc1556330992"/>
+      <w:bookmarkStart w:id="24" w:name="_Toc242810874"/>
       <w:r>
         <w:rPr>
           <w:b/>
@@ -13905,7 +14311,7 @@
           <w:lang w:val="es-ES"/>
         </w:rPr>
       </w:pPr>
-      <w:bookmarkStart w:id="25" w:name="_Toc1959719400"/>
+      <w:bookmarkStart w:id="25" w:name="_Toc242810875"/>
       <w:r>
         <w:rPr>
           <w:b/>
@@ -13947,7 +14353,7 @@
           <w:lang w:val="es-ES"/>
         </w:rPr>
       </w:pPr>
-      <w:bookmarkStart w:id="26" w:name="_Toc1563158070"/>
+      <w:bookmarkStart w:id="26" w:name="_Toc242810876"/>
       <w:r>
         <w:rPr>
           <w:b/>
@@ -14841,7 +15247,7 @@
           <w:szCs w:val="28"/>
         </w:rPr>
       </w:pPr>
-      <w:bookmarkStart w:id="27" w:name="_Toc2030309543"/>
+      <w:bookmarkStart w:id="27" w:name="_Toc242810877"/>
       <w:r>
         <w:rPr>
           <w:b/>
@@ -15408,6 +15814,71 @@
                 <w:szCs w:val="20"/>
               </w:rPr>
               <w:t>Cierra INC-122. CP-06 y RF-11 (la escena 3.2 sigue a la primera prueba fallida en la fase de mástil y vela), RF-40 y RF-42 (el botón de probar balsa también en la base y el amarre, donde la balsa incompleta se hunde, se resalta solo lo mal ubicado y la fase no se confirma).</w:t>
+            </w:r>
+          </w:p>
+        </w:tc>
+        <w:tc>
+          <w:tcPr>
+            <w:tcW w:w="2682" w:type="dxa"/>
+          </w:tcPr>
+          <w:p>
+            <w:pPr>
+              <w:rPr>
+                <w:sz w:val="20"/>
+                <w:szCs w:val="20"/>
+              </w:rPr>
+            </w:pPr>
+            <w:r>
+              <w:rPr>
+                <w:sz w:val="20"/>
+                <w:szCs w:val="20"/>
+              </w:rPr>
+              <w:t>Santiago Benavides Rey / Santiago Valdiri García</w:t>
+            </w:r>
+          </w:p>
+        </w:tc>
+      </w:tr>
+      <w:tr>
+        <w:trPr>
+          <w:jc w:val="center"/>
+        </w:trPr>
+        <w:tc>
+          <w:tcPr>
+            <w:tcW w:w="1395" w:type="dxa"/>
+          </w:tcPr>
+          <w:p>
+            <w:pPr>
+              <w:rPr>
+                <w:sz w:val="20"/>
+                <w:szCs w:val="20"/>
+              </w:rPr>
+            </w:pPr>
+            <w:r>
+              <w:rPr>
+                <w:sz w:val="20"/>
+                <w:szCs w:val="20"/>
+              </w:rPr>
+              <w:t>13/10/2026</w:t>
+            </w:r>
+          </w:p>
+        </w:tc>
+        <w:tc>
+          <w:tcPr>
+            <w:tcW w:w="5387" w:type="dxa"/>
+          </w:tcPr>
+          <w:p>
+            <w:pPr>
+              <w:rPr>
+                <w:sz w:val="20"/>
+                <w:szCs w:val="20"/>
+              </w:rPr>
+            </w:pPr>
+            <w:r>
+              <w:rPr>
+                <w:sz w:val="20"/>
+                <w:szCs w:val="20"/>
+              </w:rPr>
+              <w:t>Población objetivo: grado quinto, conforme a la autorización institucional del 17/09/2026 (INC-151). Afecta CP-08, 2.3 (características de los usuarios) y RNF-01.</w:t>
             </w:r>
           </w:p>
         </w:tc>

--- a/docs/Solución OE1_Requerimientos.docx
+++ b/docs/Solución OE1_Requerimientos.docx
@@ -34,7 +34,7 @@
           <w:r>
             <w:fldChar w:fldCharType="separate"/>
           </w:r>
-          <w:hyperlink w:anchor="_Toc242810850" w:history="1">
+          <w:hyperlink w:anchor="_Toc242890001" w:history="1">
             <w:r>
               <w:rPr>
                 <w:rStyle w:val="Hipervnculo"/>
@@ -63,7 +63,7 @@
                 <w:noProof/>
                 <w:webHidden/>
               </w:rPr>
-              <w:instrText xml:space="preserve"> PAGEREF _Toc242810850 \h </w:instrText>
+              <w:instrText xml:space="preserve"> PAGEREF _Toc242890001 \h </w:instrText>
             </w:r>
             <w:r>
               <w:rPr>
@@ -107,7 +107,7 @@
               <w14:ligatures w14:val="standardContextual"/>
             </w:rPr>
           </w:pPr>
-          <w:hyperlink w:anchor="_Toc242810851" w:history="1">
+          <w:hyperlink w:anchor="_Toc242890002" w:history="1">
             <w:r>
               <w:rPr>
                 <w:rStyle w:val="Hipervnculo"/>
@@ -136,7 +136,7 @@
                 <w:noProof/>
                 <w:webHidden/>
               </w:rPr>
-              <w:instrText xml:space="preserve"> PAGEREF _Toc242810851 \h </w:instrText>
+              <w:instrText xml:space="preserve"> PAGEREF _Toc242890002 \h </w:instrText>
             </w:r>
             <w:r>
               <w:rPr>
@@ -180,7 +180,7 @@
               <w14:ligatures w14:val="standardContextual"/>
             </w:rPr>
           </w:pPr>
-          <w:hyperlink w:anchor="_Toc242810852" w:history="1">
+          <w:hyperlink w:anchor="_Toc242890003" w:history="1">
             <w:r>
               <w:rPr>
                 <w:rStyle w:val="Hipervnculo"/>
@@ -209,7 +209,7 @@
                 <w:noProof/>
                 <w:webHidden/>
               </w:rPr>
-              <w:instrText xml:space="preserve"> PAGEREF _Toc242810852 \h </w:instrText>
+              <w:instrText xml:space="preserve"> PAGEREF _Toc242890003 \h </w:instrText>
             </w:r>
             <w:r>
               <w:rPr>
@@ -253,7 +253,7 @@
               <w14:ligatures w14:val="standardContextual"/>
             </w:rPr>
           </w:pPr>
-          <w:hyperlink w:anchor="_Toc242810853" w:history="1">
+          <w:hyperlink w:anchor="_Toc242890004" w:history="1">
             <w:r>
               <w:rPr>
                 <w:rStyle w:val="Hipervnculo"/>
@@ -282,7 +282,7 @@
                 <w:noProof/>
                 <w:webHidden/>
               </w:rPr>
-              <w:instrText xml:space="preserve"> PAGEREF _Toc242810853 \h </w:instrText>
+              <w:instrText xml:space="preserve"> PAGEREF _Toc242890004 \h </w:instrText>
             </w:r>
             <w:r>
               <w:rPr>
@@ -326,7 +326,7 @@
               <w14:ligatures w14:val="standardContextual"/>
             </w:rPr>
           </w:pPr>
-          <w:hyperlink w:anchor="_Toc242810854" w:history="1">
+          <w:hyperlink w:anchor="_Toc242890005" w:history="1">
             <w:r>
               <w:rPr>
                 <w:rStyle w:val="Hipervnculo"/>
@@ -355,7 +355,7 @@
                 <w:noProof/>
                 <w:webHidden/>
               </w:rPr>
-              <w:instrText xml:space="preserve"> PAGEREF _Toc242810854 \h </w:instrText>
+              <w:instrText xml:space="preserve"> PAGEREF _Toc242890005 \h </w:instrText>
             </w:r>
             <w:r>
               <w:rPr>
@@ -399,7 +399,7 @@
               <w14:ligatures w14:val="standardContextual"/>
             </w:rPr>
           </w:pPr>
-          <w:hyperlink w:anchor="_Toc242810855" w:history="1">
+          <w:hyperlink w:anchor="_Toc242890006" w:history="1">
             <w:r>
               <w:rPr>
                 <w:rStyle w:val="Hipervnculo"/>
@@ -428,7 +428,7 @@
                 <w:noProof/>
                 <w:webHidden/>
               </w:rPr>
-              <w:instrText xml:space="preserve"> PAGEREF _Toc242810855 \h </w:instrText>
+              <w:instrText xml:space="preserve"> PAGEREF _Toc242890006 \h </w:instrText>
             </w:r>
             <w:r>
               <w:rPr>
@@ -472,7 +472,7 @@
               <w14:ligatures w14:val="standardContextual"/>
             </w:rPr>
           </w:pPr>
-          <w:hyperlink w:anchor="_Toc242810856" w:history="1">
+          <w:hyperlink w:anchor="_Toc242890007" w:history="1">
             <w:r>
               <w:rPr>
                 <w:rStyle w:val="Hipervnculo"/>
@@ -501,7 +501,7 @@
                 <w:noProof/>
                 <w:webHidden/>
               </w:rPr>
-              <w:instrText xml:space="preserve"> PAGEREF _Toc242810856 \h </w:instrText>
+              <w:instrText xml:space="preserve"> PAGEREF _Toc242890007 \h </w:instrText>
             </w:r>
             <w:r>
               <w:rPr>
@@ -545,7 +545,7 @@
               <w14:ligatures w14:val="standardContextual"/>
             </w:rPr>
           </w:pPr>
-          <w:hyperlink w:anchor="_Toc242810857" w:history="1">
+          <w:hyperlink w:anchor="_Toc242890008" w:history="1">
             <w:r>
               <w:rPr>
                 <w:rStyle w:val="Hipervnculo"/>
@@ -574,7 +574,7 @@
                 <w:noProof/>
                 <w:webHidden/>
               </w:rPr>
-              <w:instrText xml:space="preserve"> PAGEREF _Toc242810857 \h </w:instrText>
+              <w:instrText xml:space="preserve"> PAGEREF _Toc242890008 \h </w:instrText>
             </w:r>
             <w:r>
               <w:rPr>
@@ -618,7 +618,7 @@
               <w14:ligatures w14:val="standardContextual"/>
             </w:rPr>
           </w:pPr>
-          <w:hyperlink w:anchor="_Toc242810858" w:history="1">
+          <w:hyperlink w:anchor="_Toc242890009" w:history="1">
             <w:r>
               <w:rPr>
                 <w:rStyle w:val="Hipervnculo"/>
@@ -647,7 +647,7 @@
                 <w:noProof/>
                 <w:webHidden/>
               </w:rPr>
-              <w:instrText xml:space="preserve"> PAGEREF _Toc242810858 \h </w:instrText>
+              <w:instrText xml:space="preserve"> PAGEREF _Toc242890009 \h </w:instrText>
             </w:r>
             <w:r>
               <w:rPr>
@@ -691,7 +691,7 @@
               <w14:ligatures w14:val="standardContextual"/>
             </w:rPr>
           </w:pPr>
-          <w:hyperlink w:anchor="_Toc242810859" w:history="1">
+          <w:hyperlink w:anchor="_Toc242890010" w:history="1">
             <w:r>
               <w:rPr>
                 <w:rStyle w:val="Hipervnculo"/>
@@ -720,7 +720,7 @@
                 <w:noProof/>
                 <w:webHidden/>
               </w:rPr>
-              <w:instrText xml:space="preserve"> PAGEREF _Toc242810859 \h </w:instrText>
+              <w:instrText xml:space="preserve"> PAGEREF _Toc242890010 \h </w:instrText>
             </w:r>
             <w:r>
               <w:rPr>
@@ -764,7 +764,7 @@
               <w14:ligatures w14:val="standardContextual"/>
             </w:rPr>
           </w:pPr>
-          <w:hyperlink w:anchor="_Toc242810860" w:history="1">
+          <w:hyperlink w:anchor="_Toc242890011" w:history="1">
             <w:r>
               <w:rPr>
                 <w:rStyle w:val="Hipervnculo"/>
@@ -793,7 +793,7 @@
                 <w:noProof/>
                 <w:webHidden/>
               </w:rPr>
-              <w:instrText xml:space="preserve"> PAGEREF _Toc242810860 \h </w:instrText>
+              <w:instrText xml:space="preserve"> PAGEREF _Toc242890011 \h </w:instrText>
             </w:r>
             <w:r>
               <w:rPr>
@@ -837,7 +837,7 @@
               <w14:ligatures w14:val="standardContextual"/>
             </w:rPr>
           </w:pPr>
-          <w:hyperlink w:anchor="_Toc242810861" w:history="1">
+          <w:hyperlink w:anchor="_Toc242890012" w:history="1">
             <w:r>
               <w:rPr>
                 <w:rStyle w:val="Hipervnculo"/>
@@ -866,7 +866,7 @@
                 <w:noProof/>
                 <w:webHidden/>
               </w:rPr>
-              <w:instrText xml:space="preserve"> PAGEREF _Toc242810861 \h </w:instrText>
+              <w:instrText xml:space="preserve"> PAGEREF _Toc242890012 \h </w:instrText>
             </w:r>
             <w:r>
               <w:rPr>
@@ -910,7 +910,7 @@
               <w14:ligatures w14:val="standardContextual"/>
             </w:rPr>
           </w:pPr>
-          <w:hyperlink w:anchor="_Toc242810862" w:history="1">
+          <w:hyperlink w:anchor="_Toc242890013" w:history="1">
             <w:r>
               <w:rPr>
                 <w:rStyle w:val="Hipervnculo"/>
@@ -939,7 +939,7 @@
                 <w:noProof/>
                 <w:webHidden/>
               </w:rPr>
-              <w:instrText xml:space="preserve"> PAGEREF _Toc242810862 \h </w:instrText>
+              <w:instrText xml:space="preserve"> PAGEREF _Toc242890013 \h </w:instrText>
             </w:r>
             <w:r>
               <w:rPr>
@@ -983,7 +983,7 @@
               <w14:ligatures w14:val="standardContextual"/>
             </w:rPr>
           </w:pPr>
-          <w:hyperlink w:anchor="_Toc242810863" w:history="1">
+          <w:hyperlink w:anchor="_Toc242890014" w:history="1">
             <w:r>
               <w:rPr>
                 <w:rStyle w:val="Hipervnculo"/>
@@ -1012,7 +1012,7 @@
                 <w:noProof/>
                 <w:webHidden/>
               </w:rPr>
-              <w:instrText xml:space="preserve"> PAGEREF _Toc242810863 \h </w:instrText>
+              <w:instrText xml:space="preserve"> PAGEREF _Toc242890014 \h </w:instrText>
             </w:r>
             <w:r>
               <w:rPr>
@@ -1056,7 +1056,7 @@
               <w14:ligatures w14:val="standardContextual"/>
             </w:rPr>
           </w:pPr>
-          <w:hyperlink w:anchor="_Toc242810864" w:history="1">
+          <w:hyperlink w:anchor="_Toc242890015" w:history="1">
             <w:r>
               <w:rPr>
                 <w:rStyle w:val="Hipervnculo"/>
@@ -1085,7 +1085,7 @@
                 <w:noProof/>
                 <w:webHidden/>
               </w:rPr>
-              <w:instrText xml:space="preserve"> PAGEREF _Toc242810864 \h </w:instrText>
+              <w:instrText xml:space="preserve"> PAGEREF _Toc242890015 \h </w:instrText>
             </w:r>
             <w:r>
               <w:rPr>
@@ -1129,7 +1129,7 @@
               <w14:ligatures w14:val="standardContextual"/>
             </w:rPr>
           </w:pPr>
-          <w:hyperlink w:anchor="_Toc242810865" w:history="1">
+          <w:hyperlink w:anchor="_Toc242890016" w:history="1">
             <w:r>
               <w:rPr>
                 <w:rStyle w:val="Hipervnculo"/>
@@ -1158,7 +1158,7 @@
                 <w:noProof/>
                 <w:webHidden/>
               </w:rPr>
-              <w:instrText xml:space="preserve"> PAGEREF _Toc242810865 \h </w:instrText>
+              <w:instrText xml:space="preserve"> PAGEREF _Toc242890016 \h </w:instrText>
             </w:r>
             <w:r>
               <w:rPr>
@@ -1202,7 +1202,7 @@
               <w14:ligatures w14:val="standardContextual"/>
             </w:rPr>
           </w:pPr>
-          <w:hyperlink w:anchor="_Toc242810866" w:history="1">
+          <w:hyperlink w:anchor="_Toc242890017" w:history="1">
             <w:r>
               <w:rPr>
                 <w:rStyle w:val="Hipervnculo"/>
@@ -1231,7 +1231,7 @@
                 <w:noProof/>
                 <w:webHidden/>
               </w:rPr>
-              <w:instrText xml:space="preserve"> PAGEREF _Toc242810866 \h </w:instrText>
+              <w:instrText xml:space="preserve"> PAGEREF _Toc242890017 \h </w:instrText>
             </w:r>
             <w:r>
               <w:rPr>
@@ -1275,7 +1275,7 @@
               <w14:ligatures w14:val="standardContextual"/>
             </w:rPr>
           </w:pPr>
-          <w:hyperlink w:anchor="_Toc242810867" w:history="1">
+          <w:hyperlink w:anchor="_Toc242890018" w:history="1">
             <w:r>
               <w:rPr>
                 <w:rStyle w:val="Hipervnculo"/>
@@ -1304,7 +1304,7 @@
                 <w:noProof/>
                 <w:webHidden/>
               </w:rPr>
-              <w:instrText xml:space="preserve"> PAGEREF _Toc242810867 \h </w:instrText>
+              <w:instrText xml:space="preserve"> PAGEREF _Toc242890018 \h </w:instrText>
             </w:r>
             <w:r>
               <w:rPr>
@@ -1348,7 +1348,7 @@
               <w14:ligatures w14:val="standardContextual"/>
             </w:rPr>
           </w:pPr>
-          <w:hyperlink w:anchor="_Toc242810868" w:history="1">
+          <w:hyperlink w:anchor="_Toc242890019" w:history="1">
             <w:r>
               <w:rPr>
                 <w:rStyle w:val="Hipervnculo"/>
@@ -1377,7 +1377,7 @@
                 <w:noProof/>
                 <w:webHidden/>
               </w:rPr>
-              <w:instrText xml:space="preserve"> PAGEREF _Toc242810868 \h </w:instrText>
+              <w:instrText xml:space="preserve"> PAGEREF _Toc242890019 \h </w:instrText>
             </w:r>
             <w:r>
               <w:rPr>
@@ -1421,7 +1421,7 @@
               <w14:ligatures w14:val="standardContextual"/>
             </w:rPr>
           </w:pPr>
-          <w:hyperlink w:anchor="_Toc242810869" w:history="1">
+          <w:hyperlink w:anchor="_Toc242890020" w:history="1">
             <w:r>
               <w:rPr>
                 <w:rStyle w:val="Hipervnculo"/>
@@ -1450,7 +1450,7 @@
                 <w:noProof/>
                 <w:webHidden/>
               </w:rPr>
-              <w:instrText xml:space="preserve"> PAGEREF _Toc242810869 \h </w:instrText>
+              <w:instrText xml:space="preserve"> PAGEREF _Toc242890020 \h </w:instrText>
             </w:r>
             <w:r>
               <w:rPr>
@@ -1494,7 +1494,7 @@
               <w14:ligatures w14:val="standardContextual"/>
             </w:rPr>
           </w:pPr>
-          <w:hyperlink w:anchor="_Toc242810870" w:history="1">
+          <w:hyperlink w:anchor="_Toc242890021" w:history="1">
             <w:r>
               <w:rPr>
                 <w:rStyle w:val="Hipervnculo"/>
@@ -1523,7 +1523,7 @@
                 <w:noProof/>
                 <w:webHidden/>
               </w:rPr>
-              <w:instrText xml:space="preserve"> PAGEREF _Toc242810870 \h </w:instrText>
+              <w:instrText xml:space="preserve"> PAGEREF _Toc242890021 \h </w:instrText>
             </w:r>
             <w:r>
               <w:rPr>
@@ -1567,7 +1567,7 @@
               <w14:ligatures w14:val="standardContextual"/>
             </w:rPr>
           </w:pPr>
-          <w:hyperlink w:anchor="_Toc242810871" w:history="1">
+          <w:hyperlink w:anchor="_Toc242890022" w:history="1">
             <w:r>
               <w:rPr>
                 <w:rStyle w:val="Hipervnculo"/>
@@ -1596,7 +1596,7 @@
                 <w:noProof/>
                 <w:webHidden/>
               </w:rPr>
-              <w:instrText xml:space="preserve"> PAGEREF _Toc242810871 \h </w:instrText>
+              <w:instrText xml:space="preserve"> PAGEREF _Toc242890022 \h </w:instrText>
             </w:r>
             <w:r>
               <w:rPr>
@@ -1640,7 +1640,7 @@
               <w14:ligatures w14:val="standardContextual"/>
             </w:rPr>
           </w:pPr>
-          <w:hyperlink w:anchor="_Toc242810872" w:history="1">
+          <w:hyperlink w:anchor="_Toc242890023" w:history="1">
             <w:r>
               <w:rPr>
                 <w:rStyle w:val="Hipervnculo"/>
@@ -1669,7 +1669,7 @@
                 <w:noProof/>
                 <w:webHidden/>
               </w:rPr>
-              <w:instrText xml:space="preserve"> PAGEREF _Toc242810872 \h </w:instrText>
+              <w:instrText xml:space="preserve"> PAGEREF _Toc242890023 \h </w:instrText>
             </w:r>
             <w:r>
               <w:rPr>
@@ -1713,7 +1713,7 @@
               <w14:ligatures w14:val="standardContextual"/>
             </w:rPr>
           </w:pPr>
-          <w:hyperlink w:anchor="_Toc242810873" w:history="1">
+          <w:hyperlink w:anchor="_Toc242890024" w:history="1">
             <w:r>
               <w:rPr>
                 <w:rStyle w:val="Hipervnculo"/>
@@ -1742,7 +1742,7 @@
                 <w:noProof/>
                 <w:webHidden/>
               </w:rPr>
-              <w:instrText xml:space="preserve"> PAGEREF _Toc242810873 \h </w:instrText>
+              <w:instrText xml:space="preserve"> PAGEREF _Toc242890024 \h </w:instrText>
             </w:r>
             <w:r>
               <w:rPr>
@@ -1786,7 +1786,7 @@
               <w14:ligatures w14:val="standardContextual"/>
             </w:rPr>
           </w:pPr>
-          <w:hyperlink w:anchor="_Toc242810874" w:history="1">
+          <w:hyperlink w:anchor="_Toc242890025" w:history="1">
             <w:r>
               <w:rPr>
                 <w:rStyle w:val="Hipervnculo"/>
@@ -1815,7 +1815,7 @@
                 <w:noProof/>
                 <w:webHidden/>
               </w:rPr>
-              <w:instrText xml:space="preserve"> PAGEREF _Toc242810874 \h </w:instrText>
+              <w:instrText xml:space="preserve"> PAGEREF _Toc242890025 \h </w:instrText>
             </w:r>
             <w:r>
               <w:rPr>
@@ -1859,7 +1859,7 @@
               <w14:ligatures w14:val="standardContextual"/>
             </w:rPr>
           </w:pPr>
-          <w:hyperlink w:anchor="_Toc242810875" w:history="1">
+          <w:hyperlink w:anchor="_Toc242890026" w:history="1">
             <w:r>
               <w:rPr>
                 <w:rStyle w:val="Hipervnculo"/>
@@ -1888,7 +1888,7 @@
                 <w:noProof/>
                 <w:webHidden/>
               </w:rPr>
-              <w:instrText xml:space="preserve"> PAGEREF _Toc242810875 \h </w:instrText>
+              <w:instrText xml:space="preserve"> PAGEREF _Toc242890026 \h </w:instrText>
             </w:r>
             <w:r>
               <w:rPr>
@@ -1932,7 +1932,7 @@
               <w14:ligatures w14:val="standardContextual"/>
             </w:rPr>
           </w:pPr>
-          <w:hyperlink w:anchor="_Toc242810876" w:history="1">
+          <w:hyperlink w:anchor="_Toc242890027" w:history="1">
             <w:r>
               <w:rPr>
                 <w:rStyle w:val="Hipervnculo"/>
@@ -1961,7 +1961,7 @@
                 <w:noProof/>
                 <w:webHidden/>
               </w:rPr>
-              <w:instrText xml:space="preserve"> PAGEREF _Toc242810876 \h </w:instrText>
+              <w:instrText xml:space="preserve"> PAGEREF _Toc242890027 \h </w:instrText>
             </w:r>
             <w:r>
               <w:rPr>
@@ -2005,7 +2005,7 @@
               <w14:ligatures w14:val="standardContextual"/>
             </w:rPr>
           </w:pPr>
-          <w:hyperlink w:anchor="_Toc242810877" w:history="1">
+          <w:hyperlink w:anchor="_Toc242890028" w:history="1">
             <w:r>
               <w:rPr>
                 <w:rStyle w:val="Hipervnculo"/>
@@ -2034,7 +2034,7 @@
                 <w:noProof/>
                 <w:webHidden/>
               </w:rPr>
-              <w:instrText xml:space="preserve"> PAGEREF _Toc242810877 \h </w:instrText>
+              <w:instrText xml:space="preserve"> PAGEREF _Toc242890028 \h </w:instrText>
             </w:r>
             <w:r>
               <w:rPr>
@@ -2089,7 +2089,7 @@
           <w:szCs w:val="28"/>
         </w:rPr>
       </w:pPr>
-      <w:bookmarkStart w:id="0" w:name="_Toc242810850"/>
+      <w:bookmarkStart w:id="0" w:name="_Toc242890001"/>
       <w:r>
         <w:rPr>
           <w:b/>
@@ -2124,7 +2124,7 @@
           <w:szCs w:val="24"/>
         </w:rPr>
       </w:pPr>
-      <w:bookmarkStart w:id="1" w:name="_Toc242810851"/>
+      <w:bookmarkStart w:id="1" w:name="_Toc242890002"/>
       <w:r>
         <w:rPr>
           <w:b/>
@@ -2995,7 +2995,7 @@
           <w:szCs w:val="24"/>
         </w:rPr>
       </w:pPr>
-      <w:bookmarkStart w:id="2" w:name="_Toc242810852"/>
+      <w:bookmarkStart w:id="2" w:name="_Toc242890003"/>
       <w:r>
         <w:rPr>
           <w:b/>
@@ -3911,7 +3911,7 @@
           <w:szCs w:val="24"/>
         </w:rPr>
       </w:pPr>
-      <w:bookmarkStart w:id="3" w:name="_Toc242810853"/>
+      <w:bookmarkStart w:id="3" w:name="_Toc242890004"/>
       <w:r>
         <w:rPr>
           <w:b/>
@@ -4398,7 +4398,7 @@
           <w:szCs w:val="28"/>
         </w:rPr>
       </w:pPr>
-      <w:bookmarkStart w:id="4" w:name="_Toc242810854"/>
+      <w:bookmarkStart w:id="4" w:name="_Toc242890005"/>
       <w:r>
         <w:rPr>
           <w:b/>
@@ -4424,7 +4424,7 @@
           <w:szCs w:val="24"/>
         </w:rPr>
       </w:pPr>
-      <w:bookmarkStart w:id="5" w:name="_Toc242810855"/>
+      <w:bookmarkStart w:id="5" w:name="_Toc242890006"/>
       <w:r>
         <w:rPr>
           <w:b/>
@@ -4458,7 +4458,7 @@
           <w:szCs w:val="24"/>
         </w:rPr>
       </w:pPr>
-      <w:bookmarkStart w:id="6" w:name="_Toc242810856"/>
+      <w:bookmarkStart w:id="6" w:name="_Toc242890007"/>
       <w:r>
         <w:rPr>
           <w:b/>
@@ -5025,7 +5025,7 @@
           <w:szCs w:val="24"/>
         </w:rPr>
       </w:pPr>
-      <w:bookmarkStart w:id="7" w:name="_Toc242810857"/>
+      <w:bookmarkStart w:id="7" w:name="_Toc242890008"/>
       <w:r>
         <w:rPr>
           <w:b/>
@@ -5392,7 +5392,7 @@
           <w:szCs w:val="24"/>
         </w:rPr>
       </w:pPr>
-      <w:bookmarkStart w:id="8" w:name="_Toc242810858"/>
+      <w:bookmarkStart w:id="8" w:name="_Toc242890009"/>
       <w:r>
         <w:rPr>
           <w:b/>
@@ -5487,7 +5487,7 @@
           <w:szCs w:val="24"/>
         </w:rPr>
       </w:pPr>
-      <w:bookmarkStart w:id="9" w:name="_Toc242810859"/>
+      <w:bookmarkStart w:id="9" w:name="_Toc242890010"/>
       <w:r>
         <w:rPr>
           <w:b/>
@@ -5559,7 +5559,7 @@
           <w:szCs w:val="28"/>
         </w:rPr>
       </w:pPr>
-      <w:bookmarkStart w:id="10" w:name="_Toc242810860"/>
+      <w:bookmarkStart w:id="10" w:name="_Toc242890011"/>
       <w:r>
         <w:rPr>
           <w:b/>
@@ -5594,7 +5594,7 @@
           <w:szCs w:val="24"/>
         </w:rPr>
       </w:pPr>
-      <w:bookmarkStart w:id="11" w:name="_Toc242810861"/>
+      <w:bookmarkStart w:id="11" w:name="_Toc242890012"/>
       <w:r>
         <w:rPr>
           <w:b/>
@@ -6365,7 +6365,21 @@
                 <w:sz w:val="20"/>
                 <w:szCs w:val="20"/>
               </w:rPr>
-              <w:t>El sistema debe ofrecer un menú de pausa con las opciones Reanudar, Reiniciar —que vuelve a empezar la fase en curso— y Volver al menú de niveles.</w:t>
+              <w:t xml:space="preserve">El sistema debe ofrecer un menú de pausa con </w:t>
+            </w:r>
+            <w:r>
+              <w:rPr>
+                <w:sz w:val="20"/>
+                <w:szCs w:val="20"/>
+              </w:rPr>
+              <w:t>cinco opciones: Reanudar; Reiniciar, que vuelve a empezar la fase en curso; Volver a ver la historia, que repite la escena narrativa que presenta la fase, cuando la fase la tiene, y después la vuelve a empezar; Volver al menú de niveles, y Guardar y salir, que guarda el perfil activo y cierra la aplicación</w:t>
+            </w:r>
+            <w:r>
+              <w:rPr>
+                <w:sz w:val="20"/>
+                <w:szCs w:val="20"/>
+              </w:rPr>
+              <w:t>.</w:t>
             </w:r>
           </w:p>
         </w:tc>
@@ -6511,6 +6525,7 @@
                 <w:sz w:val="20"/>
                 <w:szCs w:val="20"/>
               </w:rPr>
+              <w:lastRenderedPageBreak/>
               <w:t>RF-09</w:t>
             </w:r>
           </w:p>
@@ -6603,7 +6618,7 @@
           <w:szCs w:val="24"/>
         </w:rPr>
       </w:pPr>
-      <w:bookmarkStart w:id="12" w:name="_Toc242810862"/>
+      <w:bookmarkStart w:id="12" w:name="_Toc242890013"/>
       <w:r>
         <w:rPr>
           <w:b/>
@@ -6612,7 +6627,6 @@
           <w:sz w:val="24"/>
           <w:szCs w:val="24"/>
         </w:rPr>
-        <w:lastRenderedPageBreak/>
         <w:t>3.2 Módulo B — Andamiaje pedagógico</w:t>
       </w:r>
       <w:bookmarkEnd w:id="12"/>
@@ -7157,7 +7171,7 @@
           <w:szCs w:val="24"/>
         </w:rPr>
       </w:pPr>
-      <w:bookmarkStart w:id="13" w:name="_Toc242810863"/>
+      <w:bookmarkStart w:id="13" w:name="_Toc242890014"/>
       <w:r>
         <w:rPr>
           <w:b/>
@@ -7230,6 +7244,7 @@
                 <w:sz w:val="20"/>
                 <w:szCs w:val="20"/>
               </w:rPr>
+              <w:lastRenderedPageBreak/>
               <w:t>ID</w:t>
             </w:r>
           </w:p>
@@ -7379,15 +7394,7 @@
                 <w:sz w:val="20"/>
                 <w:szCs w:val="20"/>
               </w:rPr>
-              <w:t xml:space="preserve">El sistema debe presentar el reto en dos momentos. Primero, las hojas secas, el sílex y el pedernal aparecen regados por el suelo de la cueva y el jugador los reúne, arrastrándolos con clic sostenido, dentro de un círculo en el centro de la pantalla, sin otro control del reto a la vista: solo «Pista» y la pausa. Reunidas todas las piezas, el sistema debe presentar un panel de encendido con cinco elementos: un control deslizante de </w:t>
-            </w:r>
-            <w:r>
-              <w:rPr>
-                <w:sz w:val="20"/>
-                <w:szCs w:val="20"/>
-              </w:rPr>
-              <w:lastRenderedPageBreak/>
-              <w:t>fuerza del golpe, un control deslizante de cercanía de las piedras, un botón de golpear las piedras, el botón de soplar, deshabilitado hasta que se cumpla RF-19, y un área de registro que muestra el resultado del último intento.</w:t>
+              <w:t>El sistema debe presentar el reto en dos momentos. Primero, las hojas secas, el sílex y el pedernal aparecen regados por el suelo de la cueva y el jugador los reúne, arrastrándolos con clic sostenido, dentro de un círculo en el centro de la pantalla, sin otro control del reto a la vista: solo «Pista» y la pausa. Reunidas todas las piezas, el sistema debe presentar un panel de encendido con cinco elementos: un control deslizante de fuerza del golpe, un control deslizante de cercanía de las piedras, un botón de golpear las piedras, el botón de soplar, deshabilitado hasta que se cumpla RF-19, y un área de registro que muestra el resultado del último intento.</w:t>
             </w:r>
           </w:p>
         </w:tc>
@@ -7410,7 +7417,6 @@
                 <w:sz w:val="20"/>
                 <w:szCs w:val="20"/>
               </w:rPr>
-              <w:lastRenderedPageBreak/>
               <w:t>Alta</w:t>
             </w:r>
           </w:p>
@@ -7995,6 +8001,7 @@
                 <w:sz w:val="20"/>
                 <w:szCs w:val="20"/>
               </w:rPr>
+              <w:lastRenderedPageBreak/>
               <w:t>RF-21</w:t>
             </w:r>
           </w:p>
@@ -8087,7 +8094,7 @@
           <w:szCs w:val="24"/>
         </w:rPr>
       </w:pPr>
-      <w:bookmarkStart w:id="14" w:name="_Toc242810864"/>
+      <w:bookmarkStart w:id="14" w:name="_Toc242890015"/>
       <w:r>
         <w:rPr>
           <w:b/>
@@ -8096,7 +8103,6 @@
           <w:sz w:val="24"/>
           <w:szCs w:val="24"/>
         </w:rPr>
-        <w:lastRenderedPageBreak/>
         <w:t>3.4 Módulo D — Nivel 2 «La Rueda» (abstracción, patrones, modelado y algoritmos)</w:t>
       </w:r>
       <w:bookmarkEnd w:id="14"/>
@@ -8984,7 +8990,15 @@
                 <w:sz w:val="20"/>
                 <w:szCs w:val="20"/>
               </w:rPr>
-              <w:t>El sistema debe validar el orden del ensamblaje (perforar ruedas, insertar el eje, colocar la tabla, colocar la caja, amarrar la caja con la cuerda) e impedir pasos fuera de secuencia mediante retroalimentación que indique qué falta antes.</w:t>
+              <w:t xml:space="preserve">El sistema debe validar el orden del ensamblaje (perforar ruedas, insertar el eje, colocar la tabla, colocar la caja, amarrar </w:t>
+            </w:r>
+            <w:r>
+              <w:rPr>
+                <w:sz w:val="20"/>
+                <w:szCs w:val="20"/>
+              </w:rPr>
+              <w:lastRenderedPageBreak/>
+              <w:t>la caja con la cuerda) e impedir pasos fuera de secuencia mediante retroalimentación que indique qué falta antes.</w:t>
             </w:r>
           </w:p>
         </w:tc>
@@ -9007,6 +9021,7 @@
                 <w:sz w:val="20"/>
                 <w:szCs w:val="20"/>
               </w:rPr>
+              <w:lastRenderedPageBreak/>
               <w:t>Alta</w:t>
             </w:r>
           </w:p>
@@ -9172,15 +9187,7 @@
                 <w:sz w:val="20"/>
                 <w:szCs w:val="20"/>
               </w:rPr>
-              <w:t xml:space="preserve">El sistema debe presentar la pantalla dividida entre el laberinto y un área de bloques, permitiendo arrastrar bloques de avanzar, retroceder y girar —interpretados respecto de la orientación </w:t>
-            </w:r>
-            <w:r>
-              <w:rPr>
-                <w:sz w:val="20"/>
-                <w:szCs w:val="20"/>
-              </w:rPr>
-              <w:lastRenderedPageBreak/>
-              <w:t>actual de la carretilla: avanzar y retroceder la mueven adelante o atrás, según hacia dónde mire, el número de casillas que indique el bloque (de una a nueve), y girar la rota 90° hacia el lado que indique el bloque (izquierda o derecha) sin desplazarla— para componer una secuencia ordenada. La cuenta y el lado se ajustan sobre el bloque ya colocado en la secuencia.</w:t>
+              <w:t>El sistema debe presentar la pantalla dividida entre el laberinto y un área de bloques, permitiendo arrastrar bloques de avanzar, retroceder y girar —interpretados respecto de la orientación actual de la carretilla: avanzar y retroceder la mueven adelante o atrás, según hacia dónde mire, el número de casillas que indique el bloque (de una a nueve), y girar la rota 90° hacia el lado que indique el bloque (izquierda o derecha) sin desplazarla— para componer una secuencia ordenada. La cuenta y el lado se ajustan sobre el bloque ya colocado en la secuencia.</w:t>
             </w:r>
           </w:p>
         </w:tc>
@@ -9203,7 +9210,6 @@
                 <w:sz w:val="20"/>
                 <w:szCs w:val="20"/>
               </w:rPr>
-              <w:lastRenderedPageBreak/>
               <w:t>Alta</w:t>
             </w:r>
           </w:p>
@@ -9509,7 +9515,7 @@
           <w:szCs w:val="24"/>
         </w:rPr>
       </w:pPr>
-      <w:bookmarkStart w:id="15" w:name="_Toc242810865"/>
+      <w:bookmarkStart w:id="15" w:name="_Toc242890016"/>
       <w:r>
         <w:rPr>
           <w:b/>
@@ -9825,7 +9831,29 @@
                 <w:sz w:val="20"/>
                 <w:szCs w:val="20"/>
               </w:rPr>
-              <w:t>El sistema debe mostrar de forma permanente la descomposición del objetivo en tareas (recoger troncos, encontrar sogas, ensamblar la balsa, colocar el mástil y la vela) y marcar cada una al completarse.</w:t>
+              <w:t xml:space="preserve">El sistema debe mostrar de forma permanente la descomposición del objetivo en tareas (recoger troncos, encontrar sogas, </w:t>
+            </w:r>
+            <w:r>
+              <w:rPr>
+                <w:sz w:val="20"/>
+                <w:szCs w:val="20"/>
+              </w:rPr>
+              <w:t>arm</w:t>
+            </w:r>
+            <w:r>
+              <w:rPr>
+                <w:sz w:val="20"/>
+                <w:szCs w:val="20"/>
+              </w:rPr>
+              <w:t xml:space="preserve">ar la </w:t>
+            </w:r>
+            <w:r>
+              <w:rPr>
+                <w:sz w:val="20"/>
+                <w:szCs w:val="20"/>
+              </w:rPr>
+              <w:lastRenderedPageBreak/>
+              <w:t>balsa, colocar el mástil y la vela) y marcar cada una al completarse.</w:t>
             </w:r>
           </w:p>
         </w:tc>
@@ -9848,6 +9876,7 @@
                 <w:sz w:val="20"/>
                 <w:szCs w:val="20"/>
               </w:rPr>
+              <w:lastRenderedPageBreak/>
               <w:t>Alta</w:t>
             </w:r>
           </w:p>
@@ -10013,15 +10042,7 @@
                 <w:sz w:val="20"/>
                 <w:szCs w:val="20"/>
               </w:rPr>
-              <w:t xml:space="preserve">El sistema debe mantener un inventario visible de cuatro casillas, una por cada clase de material —troncos, sogas, tela y mástil—, que reúne los ocho objetos dispuestos estratégicamente en el </w:t>
-            </w:r>
-            <w:r>
-              <w:rPr>
-                <w:sz w:val="20"/>
-                <w:szCs w:val="20"/>
-              </w:rPr>
-              <w:lastRenderedPageBreak/>
-              <w:t>escenario: los cinco troncos comparten su casilla y la llenan uno a uno, indicando sin cifras cuántos se llevan.</w:t>
+              <w:t>El sistema debe mantener un inventario visible de cuatro casillas, una por cada clase de material —troncos, sogas, tela y mástil—, que reúne los ocho objetos dispuestos estratégicamente en el escenario: los cinco troncos comparten su casilla y la llenan uno a uno, indicando sin cifras cuántos se llevan.</w:t>
             </w:r>
           </w:p>
         </w:tc>
@@ -10044,7 +10065,6 @@
                 <w:sz w:val="20"/>
                 <w:szCs w:val="20"/>
               </w:rPr>
-              <w:lastRenderedPageBreak/>
               <w:t>Alta</w:t>
             </w:r>
           </w:p>
@@ -10650,7 +10670,7 @@
           <w:szCs w:val="24"/>
         </w:rPr>
       </w:pPr>
-      <w:bookmarkStart w:id="16" w:name="_Toc242810866"/>
+      <w:bookmarkStart w:id="16" w:name="_Toc242890017"/>
       <w:r>
         <w:rPr>
           <w:b/>
@@ -10708,6 +10728,7 @@
                 <w:sz w:val="20"/>
                 <w:szCs w:val="20"/>
               </w:rPr>
+              <w:lastRenderedPageBreak/>
               <w:t>ID</w:t>
             </w:r>
           </w:p>
@@ -10908,7 +10929,6 @@
                 <w:sz w:val="20"/>
                 <w:szCs w:val="20"/>
               </w:rPr>
-              <w:lastRenderedPageBreak/>
               <w:t>indicadores se presentan únicamente en la consulta del docente (RF-46).</w:t>
             </w:r>
           </w:p>
@@ -10932,7 +10952,6 @@
                 <w:sz w:val="20"/>
                 <w:szCs w:val="20"/>
               </w:rPr>
-              <w:lastRenderedPageBreak/>
               <w:t>Alta</w:t>
             </w:r>
           </w:p>
@@ -11159,7 +11178,7 @@
           <w:szCs w:val="24"/>
         </w:rPr>
       </w:pPr>
-      <w:bookmarkStart w:id="17" w:name="_Toc242810867"/>
+      <w:bookmarkStart w:id="17" w:name="_Toc242890018"/>
       <w:r>
         <w:rPr>
           <w:b/>
@@ -11386,7 +11405,15 @@
                 <w:sz w:val="20"/>
                 <w:szCs w:val="20"/>
               </w:rPr>
-              <w:t>Golpes que no hacen caer la chispa en las hojas, ya sea con las piedras separadas o demasiado encimadas o con la fuerza fuera de la franja efectiva. La reunión de los materiales no cuenta como intento.</w:t>
+              <w:t xml:space="preserve">Golpes que no hacen caer la chispa en las hojas, ya sea con las piedras separadas o demasiado encimadas o con la fuerza fuera de la franja efectiva. La </w:t>
+            </w:r>
+            <w:r>
+              <w:rPr>
+                <w:sz w:val="20"/>
+                <w:szCs w:val="20"/>
+              </w:rPr>
+              <w:lastRenderedPageBreak/>
+              <w:t>reunión de los materiales no cuenta como intento.</w:t>
             </w:r>
           </w:p>
         </w:tc>
@@ -11403,6 +11430,7 @@
                 <w:sz w:val="20"/>
                 <w:szCs w:val="20"/>
               </w:rPr>
+              <w:lastRenderedPageBreak/>
               <w:t>Fase 1: selecciones de un objeto no válido. Fase 2: acciones rechazadas por estar fuera de secuencia; soltar una pieza o el mazo lejos de su destino no cuenta. Fase 3: ejecuciones de la secuencia que no alcanzan el refugio</w:t>
             </w:r>
           </w:p>
@@ -11485,15 +11513,7 @@
                 <w:sz w:val="20"/>
                 <w:szCs w:val="20"/>
               </w:rPr>
-              <w:t xml:space="preserve">Golpes efectivos que siguen de inmediato a un golpe no efectivo: </w:t>
-            </w:r>
-            <w:r>
-              <w:rPr>
-                <w:sz w:val="20"/>
-                <w:szCs w:val="20"/>
-              </w:rPr>
-              <w:lastRenderedPageBreak/>
-              <w:t>acertar justo después de fallar implica haber cambiado la fuerza o la cercanía de las piedras</w:t>
+              <w:t>Golpes efectivos que siguen de inmediato a un golpe no efectivo: acertar justo después de fallar implica haber cambiado la fuerza o la cercanía de las piedras</w:t>
             </w:r>
           </w:p>
         </w:tc>
@@ -11510,16 +11530,7 @@
                 <w:sz w:val="20"/>
                 <w:szCs w:val="20"/>
               </w:rPr>
-              <w:lastRenderedPageBreak/>
-              <w:t xml:space="preserve">Fase 3: ediciones de la secuencia hechas entre una ejecución fallida y la siguiente —cada bloque enganchado, retirado o tomado de la secuencia y </w:t>
-            </w:r>
-            <w:r>
-              <w:rPr>
-                <w:sz w:val="20"/>
-                <w:szCs w:val="20"/>
-              </w:rPr>
-              <w:lastRenderedPageBreak/>
-              <w:t>cada cambio de su cuenta o de su lado; reordenar un bloque cuenta como tomarlo y volver a engancharlo—, que se contabilizan al ejecutar de nuevo, se alcance o no el refugio. Fases 1 y 2: acción rechazada seguida de la siguiente acción aceptada, sobre cualquier elemento; varias acciones rechazadas seguidas y la acción aceptada que las cierra cuentan como un solo error corregido</w:t>
+              <w:t>Fase 3: ediciones de la secuencia hechas entre una ejecución fallida y la siguiente —cada bloque enganchado, retirado o tomado de la secuencia y cada cambio de su cuenta o de su lado; reordenar un bloque cuenta como tomarlo y volver a engancharlo—, que se contabilizan al ejecutar de nuevo, se alcance o no el refugio. Fases 1 y 2: acción rechazada seguida de la siguiente acción aceptada, sobre cualquier elemento; varias acciones rechazadas seguidas y la acción aceptada que las cierra cuentan como un solo error corregido</w:t>
             </w:r>
           </w:p>
         </w:tc>
@@ -11536,7 +11547,6 @@
                 <w:sz w:val="20"/>
                 <w:szCs w:val="20"/>
               </w:rPr>
-              <w:lastRenderedPageBreak/>
               <w:t>Piezas devueltas al inventario que se recolocan correctamente en el intento siguiente</w:t>
             </w:r>
           </w:p>
@@ -11750,7 +11760,11 @@
         </w:numPr>
       </w:pPr>
       <w:r>
-        <w:t>Los indicadores se persisten con el guardado automático de cada fase (RF-04), de modo que un cierre inesperado posterior a la confirmación de la fase no los pierde (RNF-14). La única fase del Nivel 1 se confirma y se guarda al mostrarse el resumen de fin de nivel, después de la escena narrativa de cierre.</w:t>
+        <w:t xml:space="preserve">Los indicadores se persisten con el guardado automático de cada fase (RF-04), de modo que un cierre inesperado posterior a la confirmación de la fase no los </w:t>
+      </w:r>
+      <w:r>
+        <w:lastRenderedPageBreak/>
+        <w:t>pierde (RNF-14). La única fase del Nivel 1 se confirma y se guarda al mostrarse el resumen de fin de nivel, después de la escena narrativa de cierre.</w:t>
       </w:r>
     </w:p>
     <w:p>
@@ -11774,7 +11788,13 @@
         </w:numPr>
       </w:pPr>
       <w:r>
-        <w:t>Ni reiniciar la fase en curso desde el menú de pausa (RF-07) ni volver a jugar un nivel ya completado borra o modifica los indicadores ya registrados: se conserva el registro de la primera vez que se confirmó cada fase.</w:t>
+        <w:t xml:space="preserve">Ni reiniciar la fase en curso </w:t>
+      </w:r>
+      <w:r>
+        <w:t xml:space="preserve">o volver a ver su historia </w:t>
+      </w:r>
+      <w:r>
+        <w:t>desde el menú de pausa (RF-07) ni volver a jugar un nivel ya completado borra o modifica los indicadores ya registrados: se conserva el registro de la primera vez que se confirmó cada fase.</w:t>
       </w:r>
     </w:p>
     <w:p>
@@ -11786,11 +11806,7 @@
         </w:numPr>
       </w:pPr>
       <w:r>
-        <w:t xml:space="preserve">No se almacena ningún dato distinto de estos cuatro indicadores, del nombre o alias del estudiante y del progreso de avance —nivel alcanzado y fases </w:t>
-      </w:r>
-      <w:r>
-        <w:lastRenderedPageBreak/>
-        <w:t>confirmadas—. La intención del requerimiento —no recoger datos sensibles, imágenes, ubicación ni contacto— queda intacta (RNF-09).</w:t>
+        <w:t>No se almacena ningún dato distinto de estos cuatro indicadores, del nombre o alias del estudiante y del progreso de avance —nivel alcanzado y fases confirmadas—. La intención del requerimiento —no recoger datos sensibles, imágenes, ubicación ni contacto— queda intacta (RNF-09).</w:t>
       </w:r>
     </w:p>
     <w:p>
@@ -11825,7 +11841,7 @@
           <w:szCs w:val="28"/>
         </w:rPr>
       </w:pPr>
-      <w:bookmarkStart w:id="18" w:name="_Toc242810868"/>
+      <w:bookmarkStart w:id="18" w:name="_Toc242890019"/>
       <w:r>
         <w:rPr>
           <w:b/>
@@ -11859,7 +11875,7 @@
           <w:szCs w:val="24"/>
         </w:rPr>
       </w:pPr>
-      <w:bookmarkStart w:id="19" w:name="_Toc242810869"/>
+      <w:bookmarkStart w:id="19" w:name="_Toc242890020"/>
       <w:r>
         <w:rPr>
           <w:b/>
@@ -12226,7 +12242,7 @@
           <w:szCs w:val="24"/>
         </w:rPr>
       </w:pPr>
-      <w:bookmarkStart w:id="20" w:name="_Toc242810870"/>
+      <w:bookmarkStart w:id="20" w:name="_Toc242890021"/>
       <w:r>
         <w:rPr>
           <w:b/>
@@ -12575,7 +12591,7 @@
           <w:szCs w:val="24"/>
         </w:rPr>
       </w:pPr>
-      <w:bookmarkStart w:id="21" w:name="_Toc242810871"/>
+      <w:bookmarkStart w:id="21" w:name="_Toc242890022"/>
       <w:r>
         <w:rPr>
           <w:b/>
@@ -12850,7 +12866,7 @@
           <w:szCs w:val="24"/>
         </w:rPr>
       </w:pPr>
-      <w:bookmarkStart w:id="22" w:name="_Toc242810872"/>
+      <w:bookmarkStart w:id="22" w:name="_Toc242890023"/>
       <w:r>
         <w:rPr>
           <w:b/>
@@ -13266,7 +13282,7 @@
           <w:szCs w:val="24"/>
         </w:rPr>
       </w:pPr>
-      <w:bookmarkStart w:id="23" w:name="_Toc242810873"/>
+      <w:bookmarkStart w:id="23" w:name="_Toc242890024"/>
       <w:r>
         <w:rPr>
           <w:b/>
@@ -13823,7 +13839,7 @@
           <w:szCs w:val="24"/>
         </w:rPr>
       </w:pPr>
-      <w:bookmarkStart w:id="24" w:name="_Toc242810874"/>
+      <w:bookmarkStart w:id="24" w:name="_Toc242890025"/>
       <w:r>
         <w:rPr>
           <w:b/>
@@ -14311,7 +14327,7 @@
           <w:lang w:val="es-ES"/>
         </w:rPr>
       </w:pPr>
-      <w:bookmarkStart w:id="25" w:name="_Toc242810875"/>
+      <w:bookmarkStart w:id="25" w:name="_Toc242890026"/>
       <w:r>
         <w:rPr>
           <w:b/>
@@ -14353,7 +14369,7 @@
           <w:lang w:val="es-ES"/>
         </w:rPr>
       </w:pPr>
-      <w:bookmarkStart w:id="26" w:name="_Toc242810876"/>
+      <w:bookmarkStart w:id="26" w:name="_Toc242890027"/>
       <w:r>
         <w:rPr>
           <w:b/>
@@ -15247,7 +15263,7 @@
           <w:szCs w:val="28"/>
         </w:rPr>
       </w:pPr>
-      <w:bookmarkStart w:id="27" w:name="_Toc242810877"/>
+      <w:bookmarkStart w:id="27" w:name="_Toc242890028"/>
       <w:r>
         <w:rPr>
           <w:b/>
@@ -15879,6 +15895,71 @@
                 <w:szCs w:val="20"/>
               </w:rPr>
               <w:t>Población objetivo: grado quinto, conforme a la autorización institucional del 17/09/2026 (INC-151). Afecta CP-08, 2.3 (características de los usuarios) y RNF-01.</w:t>
+            </w:r>
+          </w:p>
+        </w:tc>
+        <w:tc>
+          <w:tcPr>
+            <w:tcW w:w="2682" w:type="dxa"/>
+          </w:tcPr>
+          <w:p>
+            <w:pPr>
+              <w:rPr>
+                <w:sz w:val="20"/>
+                <w:szCs w:val="20"/>
+              </w:rPr>
+            </w:pPr>
+            <w:r>
+              <w:rPr>
+                <w:sz w:val="20"/>
+                <w:szCs w:val="20"/>
+              </w:rPr>
+              <w:t>Santiago Benavides Rey / Santiago Valdiri García</w:t>
+            </w:r>
+          </w:p>
+        </w:tc>
+      </w:tr>
+      <w:tr>
+        <w:trPr>
+          <w:jc w:val="center"/>
+        </w:trPr>
+        <w:tc>
+          <w:tcPr>
+            <w:tcW w:w="1395" w:type="dxa"/>
+          </w:tcPr>
+          <w:p>
+            <w:pPr>
+              <w:rPr>
+                <w:sz w:val="20"/>
+                <w:szCs w:val="20"/>
+              </w:rPr>
+            </w:pPr>
+            <w:r>
+              <w:rPr>
+                <w:sz w:val="20"/>
+                <w:szCs w:val="20"/>
+              </w:rPr>
+              <w:t>14/10/2026</w:t>
+            </w:r>
+          </w:p>
+        </w:tc>
+        <w:tc>
+          <w:tcPr>
+            <w:tcW w:w="5387" w:type="dxa"/>
+          </w:tcPr>
+          <w:p>
+            <w:pPr>
+              <w:rPr>
+                <w:sz w:val="20"/>
+                <w:szCs w:val="20"/>
+              </w:rPr>
+            </w:pPr>
+            <w:r>
+              <w:rPr>
+                <w:sz w:val="20"/>
+                <w:szCs w:val="20"/>
+              </w:rPr>
+              <w:t>Alineación con el prototipo tras la sesión de evaluación del 13/10/2026. RF-07 y 3.6.1, nota 4: el menú de pausa tiene cinco opciones; se añaden Volver a ver la historia y Guardar y salir (INC-159). RF-36: la tarea 3 se rotula «armar la balsa» (INC-157).</w:t>
             </w:r>
           </w:p>
         </w:tc>
